--- a/docs/qms/evidence-2026/QMS_Word/procedures__SOP-02_Context_Interested_Parties_and_Risk.docx
+++ b/docs/qms/evidence-2026/QMS_Word/procedures__SOP-02_Context_Interested_Parties_and_Risk.docx
@@ -17,20 +17,20 @@
     </w:p>
     <w:tbl>
       <w:tblPr>
-        <w:tblW w:w="4622" w:type="dxa"/>
+        <w:tblW w:w="5000" w:type="pct"/>
         <w:jc w:val="left"/>
-        <w:tblInd w:w="0" w:type="dxa"/>
+        <w:tblInd w:w="-7" w:type="dxa"/>
         <w:tblLayout w:type="fixed"/>
         <w:tblCellMar>
-          <w:top w:w="28" w:type="dxa"/>
-          <w:left w:w="28" w:type="dxa"/>
-          <w:bottom w:w="28" w:type="dxa"/>
-          <w:right w:w="28" w:type="dxa"/>
+          <w:top w:w="60" w:type="dxa"/>
+          <w:left w:w="60" w:type="dxa"/>
+          <w:bottom w:w="60" w:type="dxa"/>
+          <w:right w:w="60" w:type="dxa"/>
         </w:tblCellMar>
       </w:tblPr>
       <w:tblGrid>
-        <w:gridCol w:w="1951"/>
-        <w:gridCol w:w="2671"/>
+        <w:gridCol w:w="1447"/>
+        <w:gridCol w:w="3775"/>
       </w:tblGrid>
       <w:tr>
         <w:trPr>
@@ -38,44 +38,60 @@
         </w:trPr>
         <w:tc>
           <w:tcPr>
-            <w:tcW w:w="1951" w:type="dxa"/>
-            <w:tcBorders/>
+            <w:tcW w:w="1447" w:type="dxa"/>
+            <w:tcBorders>
+              <w:top w:val="single" w:sz="6" w:space="0" w:color="BFC7D5"/>
+              <w:left w:val="single" w:sz="6" w:space="0" w:color="BFC7D5"/>
+              <w:bottom w:val="single" w:sz="2" w:space="0" w:color="BFC7D5"/>
+              <w:right w:val="single" w:sz="6" w:space="0" w:color="BFC7D5"/>
+            </w:tcBorders>
+            <w:shd w:fill="1F3A5F" w:val="clear"/>
             <w:vAlign w:val="center"/>
           </w:tcPr>
           <w:p>
             <w:pPr>
               <w:pStyle w:val="TableHeading"/>
-              <w:suppressLineNumbers/>
-              <w:shd w:fill="1F3A5F" w:val="clear"/>
-              <w:bidi w:val="0"/>
-              <w:spacing w:before="0" w:after="283"/>
-              <w:jc w:val="center"/>
-              <w:rPr/>
-            </w:pPr>
-            <w:r>
-              <w:rPr/>
+              <w:bidi w:val="0"/>
+              <w:spacing w:before="0" w:after="283"/>
+              <w:jc w:val="left"/>
+              <w:rPr>
+                <w:color w:val="FFFFFF"/>
+              </w:rPr>
+            </w:pPr>
+            <w:r>
+              <w:rPr>
+                <w:color w:val="FFFFFF"/>
+              </w:rPr>
               <w:t>Field</w:t>
             </w:r>
           </w:p>
         </w:tc>
         <w:tc>
           <w:tcPr>
-            <w:tcW w:w="2671" w:type="dxa"/>
-            <w:tcBorders/>
+            <w:tcW w:w="3775" w:type="dxa"/>
+            <w:tcBorders>
+              <w:top w:val="single" w:sz="6" w:space="0" w:color="BFC7D5"/>
+              <w:left w:val="single" w:sz="2" w:space="0" w:color="BFC7D5"/>
+              <w:bottom w:val="single" w:sz="2" w:space="0" w:color="BFC7D5"/>
+              <w:right w:val="single" w:sz="6" w:space="0" w:color="BFC7D5"/>
+            </w:tcBorders>
+            <w:shd w:fill="1F3A5F" w:val="clear"/>
             <w:vAlign w:val="center"/>
           </w:tcPr>
           <w:p>
             <w:pPr>
               <w:pStyle w:val="TableHeading"/>
-              <w:suppressLineNumbers/>
-              <w:shd w:fill="1F3A5F" w:val="clear"/>
-              <w:bidi w:val="0"/>
-              <w:spacing w:before="0" w:after="283"/>
-              <w:jc w:val="center"/>
-              <w:rPr/>
-            </w:pPr>
-            <w:r>
-              <w:rPr/>
+              <w:bidi w:val="0"/>
+              <w:spacing w:before="0" w:after="283"/>
+              <w:jc w:val="left"/>
+              <w:rPr>
+                <w:color w:val="FFFFFF"/>
+              </w:rPr>
+            </w:pPr>
+            <w:r>
+              <w:rPr>
+                <w:color w:val="FFFFFF"/>
+              </w:rPr>
               <w:t>Value</w:t>
             </w:r>
           </w:p>
@@ -85,8 +101,12 @@
         <w:trPr/>
         <w:tc>
           <w:tcPr>
-            <w:tcW w:w="1951" w:type="dxa"/>
-            <w:tcBorders/>
+            <w:tcW w:w="1447" w:type="dxa"/>
+            <w:tcBorders>
+              <w:left w:val="single" w:sz="6" w:space="0" w:color="BFC7D5"/>
+              <w:bottom w:val="single" w:sz="2" w:space="0" w:color="BFC7D5"/>
+              <w:right w:val="single" w:sz="6" w:space="0" w:color="BFC7D5"/>
+            </w:tcBorders>
             <w:vAlign w:val="center"/>
           </w:tcPr>
           <w:p>
@@ -105,8 +125,12 @@
         </w:tc>
         <w:tc>
           <w:tcPr>
-            <w:tcW w:w="2671" w:type="dxa"/>
-            <w:tcBorders/>
+            <w:tcW w:w="3775" w:type="dxa"/>
+            <w:tcBorders>
+              <w:left w:val="single" w:sz="2" w:space="0" w:color="BFC7D5"/>
+              <w:bottom w:val="single" w:sz="2" w:space="0" w:color="BFC7D5"/>
+              <w:right w:val="single" w:sz="6" w:space="0" w:color="BFC7D5"/>
+            </w:tcBorders>
             <w:vAlign w:val="center"/>
           </w:tcPr>
           <w:p>
@@ -128,8 +152,12 @@
         <w:trPr/>
         <w:tc>
           <w:tcPr>
-            <w:tcW w:w="1951" w:type="dxa"/>
-            <w:tcBorders/>
+            <w:tcW w:w="1447" w:type="dxa"/>
+            <w:tcBorders>
+              <w:left w:val="single" w:sz="6" w:space="0" w:color="BFC7D5"/>
+              <w:bottom w:val="single" w:sz="2" w:space="0" w:color="BFC7D5"/>
+              <w:right w:val="single" w:sz="6" w:space="0" w:color="BFC7D5"/>
+            </w:tcBorders>
             <w:vAlign w:val="center"/>
           </w:tcPr>
           <w:p>
@@ -148,21 +176,25 @@
         </w:tc>
         <w:tc>
           <w:tcPr>
-            <w:tcW w:w="2671" w:type="dxa"/>
-            <w:tcBorders/>
-            <w:vAlign w:val="center"/>
-          </w:tcPr>
-          <w:p>
-            <w:pPr>
-              <w:pStyle w:val="TableContents"/>
-              <w:bidi w:val="0"/>
-              <w:spacing w:before="0" w:after="283"/>
-              <w:jc w:val="left"/>
-              <w:rPr/>
-            </w:pPr>
-            <w:r>
-              <w:rPr/>
-              <w:t>1.2</w:t>
+            <w:tcW w:w="3775" w:type="dxa"/>
+            <w:tcBorders>
+              <w:left w:val="single" w:sz="2" w:space="0" w:color="BFC7D5"/>
+              <w:bottom w:val="single" w:sz="2" w:space="0" w:color="BFC7D5"/>
+              <w:right w:val="single" w:sz="6" w:space="0" w:color="BFC7D5"/>
+            </w:tcBorders>
+            <w:vAlign w:val="center"/>
+          </w:tcPr>
+          <w:p>
+            <w:pPr>
+              <w:pStyle w:val="TableContents"/>
+              <w:bidi w:val="0"/>
+              <w:spacing w:before="0" w:after="283"/>
+              <w:jc w:val="left"/>
+              <w:rPr/>
+            </w:pPr>
+            <w:r>
+              <w:rPr/>
+              <w:t>1.3</w:t>
             </w:r>
           </w:p>
         </w:tc>
@@ -171,8 +203,12 @@
         <w:trPr/>
         <w:tc>
           <w:tcPr>
-            <w:tcW w:w="1951" w:type="dxa"/>
-            <w:tcBorders/>
+            <w:tcW w:w="1447" w:type="dxa"/>
+            <w:tcBorders>
+              <w:left w:val="single" w:sz="6" w:space="0" w:color="BFC7D5"/>
+              <w:bottom w:val="single" w:sz="2" w:space="0" w:color="BFC7D5"/>
+              <w:right w:val="single" w:sz="6" w:space="0" w:color="BFC7D5"/>
+            </w:tcBorders>
             <w:vAlign w:val="center"/>
           </w:tcPr>
           <w:p>
@@ -191,8 +227,12 @@
         </w:tc>
         <w:tc>
           <w:tcPr>
-            <w:tcW w:w="2671" w:type="dxa"/>
-            <w:tcBorders/>
+            <w:tcW w:w="3775" w:type="dxa"/>
+            <w:tcBorders>
+              <w:left w:val="single" w:sz="2" w:space="0" w:color="BFC7D5"/>
+              <w:bottom w:val="single" w:sz="2" w:space="0" w:color="BFC7D5"/>
+              <w:right w:val="single" w:sz="6" w:space="0" w:color="BFC7D5"/>
+            </w:tcBorders>
             <w:vAlign w:val="center"/>
           </w:tcPr>
           <w:p>
@@ -207,7 +247,7 @@
               <w:rPr>
                 <w:rStyle w:val="Strong"/>
               </w:rPr>
-              <w:t>DRAFT — not yet approved</w:t>
+              <w:t>APPROVED</w:t>
             </w:r>
           </w:p>
         </w:tc>
@@ -216,8 +256,12 @@
         <w:trPr/>
         <w:tc>
           <w:tcPr>
-            <w:tcW w:w="1951" w:type="dxa"/>
-            <w:tcBorders/>
+            <w:tcW w:w="1447" w:type="dxa"/>
+            <w:tcBorders>
+              <w:left w:val="single" w:sz="6" w:space="0" w:color="BFC7D5"/>
+              <w:bottom w:val="single" w:sz="2" w:space="0" w:color="BFC7D5"/>
+              <w:right w:val="single" w:sz="6" w:space="0" w:color="BFC7D5"/>
+            </w:tcBorders>
             <w:vAlign w:val="center"/>
           </w:tcPr>
           <w:p>
@@ -236,21 +280,25 @@
         </w:tc>
         <w:tc>
           <w:tcPr>
-            <w:tcW w:w="2671" w:type="dxa"/>
-            <w:tcBorders/>
-            <w:vAlign w:val="center"/>
-          </w:tcPr>
-          <w:p>
-            <w:pPr>
-              <w:pStyle w:val="TableContents"/>
-              <w:bidi w:val="0"/>
-              <w:spacing w:before="0" w:after="283"/>
-              <w:jc w:val="left"/>
-              <w:rPr/>
-            </w:pPr>
-            <w:r>
-              <w:rPr/>
-              <w:t>Managing Director</w:t>
+            <w:tcW w:w="3775" w:type="dxa"/>
+            <w:tcBorders>
+              <w:left w:val="single" w:sz="2" w:space="0" w:color="BFC7D5"/>
+              <w:bottom w:val="single" w:sz="2" w:space="0" w:color="BFC7D5"/>
+              <w:right w:val="single" w:sz="6" w:space="0" w:color="BFC7D5"/>
+            </w:tcBorders>
+            <w:vAlign w:val="center"/>
+          </w:tcPr>
+          <w:p>
+            <w:pPr>
+              <w:pStyle w:val="TableContents"/>
+              <w:bidi w:val="0"/>
+              <w:spacing w:before="0" w:after="283"/>
+              <w:jc w:val="left"/>
+              <w:rPr/>
+            </w:pPr>
+            <w:r>
+              <w:rPr/>
+              <w:t>Managing Director (Anita Johan)</w:t>
             </w:r>
           </w:p>
         </w:tc>
@@ -259,8 +307,12 @@
         <w:trPr/>
         <w:tc>
           <w:tcPr>
-            <w:tcW w:w="1951" w:type="dxa"/>
-            <w:tcBorders/>
+            <w:tcW w:w="1447" w:type="dxa"/>
+            <w:tcBorders>
+              <w:left w:val="single" w:sz="6" w:space="0" w:color="BFC7D5"/>
+              <w:bottom w:val="single" w:sz="2" w:space="0" w:color="BFC7D5"/>
+              <w:right w:val="single" w:sz="6" w:space="0" w:color="BFC7D5"/>
+            </w:tcBorders>
             <w:vAlign w:val="center"/>
           </w:tcPr>
           <w:p>
@@ -279,23 +331,25 @@
         </w:tc>
         <w:tc>
           <w:tcPr>
-            <w:tcW w:w="2671" w:type="dxa"/>
-            <w:tcBorders/>
-            <w:vAlign w:val="center"/>
-          </w:tcPr>
-          <w:p>
-            <w:pPr>
-              <w:pStyle w:val="TableContents"/>
-              <w:bidi w:val="0"/>
-              <w:spacing w:before="0" w:after="283"/>
-              <w:jc w:val="left"/>
-              <w:rPr/>
-            </w:pPr>
-            <w:r>
-              <w:rPr>
-                <w:rStyle w:val="SourceText"/>
-              </w:rPr>
-              <w:t>________________________</w:t>
+            <w:tcW w:w="3775" w:type="dxa"/>
+            <w:tcBorders>
+              <w:left w:val="single" w:sz="2" w:space="0" w:color="BFC7D5"/>
+              <w:bottom w:val="single" w:sz="2" w:space="0" w:color="BFC7D5"/>
+              <w:right w:val="single" w:sz="6" w:space="0" w:color="BFC7D5"/>
+            </w:tcBorders>
+            <w:vAlign w:val="center"/>
+          </w:tcPr>
+          <w:p>
+            <w:pPr>
+              <w:pStyle w:val="TableContents"/>
+              <w:bidi w:val="0"/>
+              <w:spacing w:before="0" w:after="283"/>
+              <w:jc w:val="left"/>
+              <w:rPr/>
+            </w:pPr>
+            <w:r>
+              <w:rPr/>
+              <w:t>Anita Johan (Managing Director)</w:t>
             </w:r>
           </w:p>
         </w:tc>
@@ -304,8 +358,12 @@
         <w:trPr/>
         <w:tc>
           <w:tcPr>
-            <w:tcW w:w="1951" w:type="dxa"/>
-            <w:tcBorders/>
+            <w:tcW w:w="1447" w:type="dxa"/>
+            <w:tcBorders>
+              <w:left w:val="single" w:sz="6" w:space="0" w:color="BFC7D5"/>
+              <w:bottom w:val="single" w:sz="2" w:space="0" w:color="BFC7D5"/>
+              <w:right w:val="single" w:sz="6" w:space="0" w:color="BFC7D5"/>
+            </w:tcBorders>
             <w:vAlign w:val="center"/>
           </w:tcPr>
           <w:p>
@@ -324,23 +382,25 @@
         </w:tc>
         <w:tc>
           <w:tcPr>
-            <w:tcW w:w="2671" w:type="dxa"/>
-            <w:tcBorders/>
-            <w:vAlign w:val="center"/>
-          </w:tcPr>
-          <w:p>
-            <w:pPr>
-              <w:pStyle w:val="TableContents"/>
-              <w:bidi w:val="0"/>
-              <w:spacing w:before="0" w:after="283"/>
-              <w:jc w:val="left"/>
-              <w:rPr/>
-            </w:pPr>
-            <w:r>
-              <w:rPr>
-                <w:rStyle w:val="SourceText"/>
-              </w:rPr>
-              <w:t>____ / ____ / ________</w:t>
+            <w:tcW w:w="3775" w:type="dxa"/>
+            <w:tcBorders>
+              <w:left w:val="single" w:sz="2" w:space="0" w:color="BFC7D5"/>
+              <w:bottom w:val="single" w:sz="2" w:space="0" w:color="BFC7D5"/>
+              <w:right w:val="single" w:sz="6" w:space="0" w:color="BFC7D5"/>
+            </w:tcBorders>
+            <w:vAlign w:val="center"/>
+          </w:tcPr>
+          <w:p>
+            <w:pPr>
+              <w:pStyle w:val="TableContents"/>
+              <w:bidi w:val="0"/>
+              <w:spacing w:before="0" w:after="283"/>
+              <w:jc w:val="left"/>
+              <w:rPr/>
+            </w:pPr>
+            <w:r>
+              <w:rPr/>
+              <w:t>2026-10-07</w:t>
             </w:r>
           </w:p>
         </w:tc>
@@ -349,8 +409,12 @@
         <w:trPr/>
         <w:tc>
           <w:tcPr>
-            <w:tcW w:w="1951" w:type="dxa"/>
-            <w:tcBorders/>
+            <w:tcW w:w="1447" w:type="dxa"/>
+            <w:tcBorders>
+              <w:left w:val="single" w:sz="6" w:space="0" w:color="BFC7D5"/>
+              <w:bottom w:val="single" w:sz="2" w:space="0" w:color="BFC7D5"/>
+              <w:right w:val="single" w:sz="6" w:space="0" w:color="BFC7D5"/>
+            </w:tcBorders>
             <w:vAlign w:val="center"/>
           </w:tcPr>
           <w:p>
@@ -369,8 +433,12 @@
         </w:tc>
         <w:tc>
           <w:tcPr>
-            <w:tcW w:w="2671" w:type="dxa"/>
-            <w:tcBorders/>
+            <w:tcW w:w="3775" w:type="dxa"/>
+            <w:tcBorders>
+              <w:left w:val="single" w:sz="2" w:space="0" w:color="BFC7D5"/>
+              <w:bottom w:val="single" w:sz="2" w:space="0" w:color="BFC7D5"/>
+              <w:right w:val="single" w:sz="6" w:space="0" w:color="BFC7D5"/>
+            </w:tcBorders>
             <w:vAlign w:val="center"/>
           </w:tcPr>
           <w:p>
@@ -384,11 +452,235 @@
             <w:r>
               <w:rPr/>
               <w:t>4.1, 4.2, 6.1, 6.3</w:t>
+            </w:r>
+          </w:p>
+        </w:tc>
+      </w:tr>
+      <w:tr>
+        <w:trPr/>
+        <w:tc>
+          <w:tcPr>
+            <w:tcW w:w="1447" w:type="dxa"/>
+            <w:tcBorders>
+              <w:left w:val="single" w:sz="6" w:space="0" w:color="BFC7D5"/>
+              <w:bottom w:val="single" w:sz="2" w:space="0" w:color="BFC7D5"/>
+              <w:right w:val="single" w:sz="6" w:space="0" w:color="BFC7D5"/>
+            </w:tcBorders>
+            <w:vAlign w:val="center"/>
+          </w:tcPr>
+          <w:p>
+            <w:pPr>
+              <w:pStyle w:val="TableContents"/>
+              <w:bidi w:val="0"/>
+              <w:spacing w:before="0" w:after="283"/>
+              <w:jc w:val="left"/>
+              <w:rPr/>
+            </w:pPr>
+            <w:r>
+              <w:rPr/>
+              <w:t>Prepared by</w:t>
+            </w:r>
+          </w:p>
+        </w:tc>
+        <w:tc>
+          <w:tcPr>
+            <w:tcW w:w="3775" w:type="dxa"/>
+            <w:tcBorders>
+              <w:left w:val="single" w:sz="2" w:space="0" w:color="BFC7D5"/>
+              <w:bottom w:val="single" w:sz="2" w:space="0" w:color="BFC7D5"/>
+              <w:right w:val="single" w:sz="6" w:space="0" w:color="BFC7D5"/>
+            </w:tcBorders>
+            <w:vAlign w:val="center"/>
+          </w:tcPr>
+          <w:p>
+            <w:pPr>
+              <w:pStyle w:val="TableContents"/>
+              <w:bidi w:val="0"/>
+              <w:spacing w:before="0" w:after="283"/>
+              <w:jc w:val="left"/>
+              <w:rPr/>
+            </w:pPr>
+            <w:r>
+              <w:rPr/>
+              <w:t>Richard Watson Stephen Amudha (Lead Engineer) — 2026-10-07</w:t>
+            </w:r>
+          </w:p>
+        </w:tc>
+      </w:tr>
+      <w:tr>
+        <w:trPr/>
+        <w:tc>
+          <w:tcPr>
+            <w:tcW w:w="1447" w:type="dxa"/>
+            <w:tcBorders>
+              <w:left w:val="single" w:sz="6" w:space="0" w:color="BFC7D5"/>
+              <w:bottom w:val="single" w:sz="2" w:space="0" w:color="BFC7D5"/>
+              <w:right w:val="single" w:sz="6" w:space="0" w:color="BFC7D5"/>
+            </w:tcBorders>
+            <w:vAlign w:val="center"/>
+          </w:tcPr>
+          <w:p>
+            <w:pPr>
+              <w:pStyle w:val="TableContents"/>
+              <w:bidi w:val="0"/>
+              <w:spacing w:before="0" w:after="283"/>
+              <w:jc w:val="left"/>
+              <w:rPr/>
+            </w:pPr>
+            <w:r>
+              <w:rPr/>
+              <w:t>Reviewed by</w:t>
+            </w:r>
+          </w:p>
+        </w:tc>
+        <w:tc>
+          <w:tcPr>
+            <w:tcW w:w="3775" w:type="dxa"/>
+            <w:tcBorders>
+              <w:left w:val="single" w:sz="2" w:space="0" w:color="BFC7D5"/>
+              <w:bottom w:val="single" w:sz="2" w:space="0" w:color="BFC7D5"/>
+              <w:right w:val="single" w:sz="6" w:space="0" w:color="BFC7D5"/>
+            </w:tcBorders>
+            <w:vAlign w:val="center"/>
+          </w:tcPr>
+          <w:p>
+            <w:pPr>
+              <w:pStyle w:val="TableContents"/>
+              <w:bidi w:val="0"/>
+              <w:spacing w:before="0" w:after="283"/>
+              <w:jc w:val="left"/>
+              <w:rPr/>
+            </w:pPr>
+            <w:r>
+              <w:rPr/>
+              <w:t>Alexander Peter (EchoMind Project Lead) — 2026-10-07</w:t>
+            </w:r>
+          </w:p>
+        </w:tc>
+      </w:tr>
+      <w:tr>
+        <w:trPr/>
+        <w:tc>
+          <w:tcPr>
+            <w:tcW w:w="1447" w:type="dxa"/>
+            <w:tcBorders>
+              <w:left w:val="single" w:sz="6" w:space="0" w:color="BFC7D5"/>
+              <w:bottom w:val="single" w:sz="2" w:space="0" w:color="BFC7D5"/>
+              <w:right w:val="single" w:sz="6" w:space="0" w:color="BFC7D5"/>
+            </w:tcBorders>
+            <w:vAlign w:val="center"/>
+          </w:tcPr>
+          <w:p>
+            <w:pPr>
+              <w:pStyle w:val="TableContents"/>
+              <w:bidi w:val="0"/>
+              <w:spacing w:before="0" w:after="283"/>
+              <w:jc w:val="left"/>
+              <w:rPr/>
+            </w:pPr>
+            <w:r>
+              <w:rPr/>
+              <w:t>Quality assurance</w:t>
+            </w:r>
+          </w:p>
+        </w:tc>
+        <w:tc>
+          <w:tcPr>
+            <w:tcW w:w="3775" w:type="dxa"/>
+            <w:tcBorders>
+              <w:left w:val="single" w:sz="2" w:space="0" w:color="BFC7D5"/>
+              <w:bottom w:val="single" w:sz="2" w:space="0" w:color="BFC7D5"/>
+              <w:right w:val="single" w:sz="6" w:space="0" w:color="BFC7D5"/>
+            </w:tcBorders>
+            <w:vAlign w:val="center"/>
+          </w:tcPr>
+          <w:p>
+            <w:pPr>
+              <w:pStyle w:val="TableContents"/>
+              <w:bidi w:val="0"/>
+              <w:spacing w:before="0" w:after="283"/>
+              <w:jc w:val="left"/>
+              <w:rPr/>
+            </w:pPr>
+            <w:r>
+              <w:rPr/>
+              <w:t>Sheryl Nazareth (QA / MR) — 2026-10-07</w:t>
+            </w:r>
+          </w:p>
+        </w:tc>
+      </w:tr>
+      <w:tr>
+        <w:trPr/>
+        <w:tc>
+          <w:tcPr>
+            <w:tcW w:w="1447" w:type="dxa"/>
+            <w:tcBorders>
+              <w:left w:val="single" w:sz="6" w:space="0" w:color="BFC7D5"/>
+              <w:bottom w:val="single" w:sz="6" w:space="0" w:color="BFC7D5"/>
+              <w:right w:val="single" w:sz="6" w:space="0" w:color="BFC7D5"/>
+            </w:tcBorders>
+            <w:vAlign w:val="center"/>
+          </w:tcPr>
+          <w:p>
+            <w:pPr>
+              <w:pStyle w:val="TableContents"/>
+              <w:bidi w:val="0"/>
+              <w:spacing w:before="0" w:after="283"/>
+              <w:jc w:val="left"/>
+              <w:rPr/>
+            </w:pPr>
+            <w:r>
+              <w:rPr/>
+              <w:t>Approval record</w:t>
+            </w:r>
+          </w:p>
+        </w:tc>
+        <w:tc>
+          <w:tcPr>
+            <w:tcW w:w="3775" w:type="dxa"/>
+            <w:tcBorders>
+              <w:left w:val="single" w:sz="2" w:space="0" w:color="BFC7D5"/>
+              <w:bottom w:val="single" w:sz="6" w:space="0" w:color="BFC7D5"/>
+              <w:right w:val="single" w:sz="6" w:space="0" w:color="BFC7D5"/>
+            </w:tcBorders>
+            <w:vAlign w:val="center"/>
+          </w:tcPr>
+          <w:p>
+            <w:pPr>
+              <w:pStyle w:val="TableContents"/>
+              <w:bidi w:val="0"/>
+              <w:spacing w:before="0" w:after="283"/>
+              <w:jc w:val="left"/>
+              <w:rPr/>
+            </w:pPr>
+            <w:r>
+              <w:rPr>
+                <w:rStyle w:val="SourceText"/>
+              </w:rPr>
+              <w:t>records/approvals/2026-10-07_AR-2026-001_document_approval.md</w:t>
             </w:r>
           </w:p>
         </w:tc>
       </w:tr>
     </w:tbl>
+    <w:p>
+      <w:pPr>
+        <w:pStyle w:val="BlockQuotation"/>
+        <w:bidi w:val="0"/>
+        <w:jc w:val="left"/>
+        <w:rPr/>
+      </w:pPr>
+      <w:r>
+        <w:rPr>
+          <w:rStyle w:val="Strong"/>
+        </w:rPr>
+        <w:t>Revision note 2026-10-07.</w:t>
+      </w:r>
+      <w:r>
+        <w:rPr/>
+        <w:t xml:space="preserve"> Wording in this procedure about “one person” describes the engineering work, which is concentrated in the Lead Engineer. Within AJACE Inc. the roles are held by named people (QM-01 §7.1): independent review by the EchoMind Project Lead (Alexander Peter), verification and QMS maintenance by QA/MR (Sheryl Nazareth), approval and release authorisation by the Managing Director (Anita Johan); internal audit is provided by the AJACE Inc. corporate audit programme.</w:t>
+      </w:r>
+    </w:p>
     <w:p>
       <w:pPr>
         <w:pStyle w:val="HorizontalLine"/>
@@ -462,20 +754,20 @@
     </w:p>
     <w:tbl>
       <w:tblPr>
-        <w:tblW w:w="5148" w:type="dxa"/>
+        <w:tblW w:w="5000" w:type="pct"/>
         <w:jc w:val="left"/>
-        <w:tblInd w:w="0" w:type="dxa"/>
+        <w:tblInd w:w="-7" w:type="dxa"/>
         <w:tblLayout w:type="fixed"/>
         <w:tblCellMar>
-          <w:top w:w="28" w:type="dxa"/>
-          <w:left w:w="28" w:type="dxa"/>
-          <w:bottom w:w="28" w:type="dxa"/>
-          <w:right w:w="28" w:type="dxa"/>
+          <w:top w:w="60" w:type="dxa"/>
+          <w:left w:w="60" w:type="dxa"/>
+          <w:bottom w:w="60" w:type="dxa"/>
+          <w:right w:w="60" w:type="dxa"/>
         </w:tblCellMar>
       </w:tblPr>
       <w:tblGrid>
-        <w:gridCol w:w="1234"/>
-        <w:gridCol w:w="3914"/>
+        <w:gridCol w:w="1269"/>
+        <w:gridCol w:w="3953"/>
       </w:tblGrid>
       <w:tr>
         <w:trPr>
@@ -483,44 +775,60 @@
         </w:trPr>
         <w:tc>
           <w:tcPr>
-            <w:tcW w:w="1234" w:type="dxa"/>
-            <w:tcBorders/>
+            <w:tcW w:w="1269" w:type="dxa"/>
+            <w:tcBorders>
+              <w:top w:val="single" w:sz="6" w:space="0" w:color="BFC7D5"/>
+              <w:left w:val="single" w:sz="6" w:space="0" w:color="BFC7D5"/>
+              <w:bottom w:val="single" w:sz="2" w:space="0" w:color="BFC7D5"/>
+              <w:right w:val="single" w:sz="6" w:space="0" w:color="BFC7D5"/>
+            </w:tcBorders>
+            <w:shd w:fill="1F3A5F" w:val="clear"/>
             <w:vAlign w:val="center"/>
           </w:tcPr>
           <w:p>
             <w:pPr>
               <w:pStyle w:val="TableHeading"/>
-              <w:suppressLineNumbers/>
-              <w:shd w:fill="1F3A5F" w:val="clear"/>
-              <w:bidi w:val="0"/>
-              <w:spacing w:before="0" w:after="283"/>
-              <w:jc w:val="center"/>
-              <w:rPr/>
-            </w:pPr>
-            <w:r>
-              <w:rPr/>
+              <w:bidi w:val="0"/>
+              <w:spacing w:before="0" w:after="283"/>
+              <w:jc w:val="left"/>
+              <w:rPr>
+                <w:color w:val="FFFFFF"/>
+              </w:rPr>
+            </w:pPr>
+            <w:r>
+              <w:rPr>
+                <w:color w:val="FFFFFF"/>
+              </w:rPr>
               <w:t>Role</w:t>
             </w:r>
           </w:p>
         </w:tc>
         <w:tc>
           <w:tcPr>
-            <w:tcW w:w="3914" w:type="dxa"/>
-            <w:tcBorders/>
+            <w:tcW w:w="3953" w:type="dxa"/>
+            <w:tcBorders>
+              <w:top w:val="single" w:sz="6" w:space="0" w:color="BFC7D5"/>
+              <w:left w:val="single" w:sz="2" w:space="0" w:color="BFC7D5"/>
+              <w:bottom w:val="single" w:sz="2" w:space="0" w:color="BFC7D5"/>
+              <w:right w:val="single" w:sz="6" w:space="0" w:color="BFC7D5"/>
+            </w:tcBorders>
+            <w:shd w:fill="1F3A5F" w:val="clear"/>
             <w:vAlign w:val="center"/>
           </w:tcPr>
           <w:p>
             <w:pPr>
               <w:pStyle w:val="TableHeading"/>
-              <w:suppressLineNumbers/>
-              <w:shd w:fill="1F3A5F" w:val="clear"/>
-              <w:bidi w:val="0"/>
-              <w:spacing w:before="0" w:after="283"/>
-              <w:jc w:val="center"/>
-              <w:rPr/>
-            </w:pPr>
-            <w:r>
-              <w:rPr/>
+              <w:bidi w:val="0"/>
+              <w:spacing w:before="0" w:after="283"/>
+              <w:jc w:val="left"/>
+              <w:rPr>
+                <w:color w:val="FFFFFF"/>
+              </w:rPr>
+            </w:pPr>
+            <w:r>
+              <w:rPr>
+                <w:color w:val="FFFFFF"/>
+              </w:rPr>
               <w:t>Responsibility</w:t>
             </w:r>
           </w:p>
@@ -530,8 +838,12 @@
         <w:trPr/>
         <w:tc>
           <w:tcPr>
-            <w:tcW w:w="1234" w:type="dxa"/>
-            <w:tcBorders/>
+            <w:tcW w:w="1269" w:type="dxa"/>
+            <w:tcBorders>
+              <w:left w:val="single" w:sz="6" w:space="0" w:color="BFC7D5"/>
+              <w:bottom w:val="single" w:sz="2" w:space="0" w:color="BFC7D5"/>
+              <w:right w:val="single" w:sz="6" w:space="0" w:color="BFC7D5"/>
+            </w:tcBorders>
             <w:vAlign w:val="center"/>
           </w:tcPr>
           <w:p>
@@ -550,8 +862,12 @@
         </w:tc>
         <w:tc>
           <w:tcPr>
-            <w:tcW w:w="3914" w:type="dxa"/>
-            <w:tcBorders/>
+            <w:tcW w:w="3953" w:type="dxa"/>
+            <w:tcBorders>
+              <w:left w:val="single" w:sz="2" w:space="0" w:color="BFC7D5"/>
+              <w:bottom w:val="single" w:sz="2" w:space="0" w:color="BFC7D5"/>
+              <w:right w:val="single" w:sz="6" w:space="0" w:color="BFC7D5"/>
+            </w:tcBorders>
             <w:vAlign w:val="center"/>
           </w:tcPr>
           <w:p>
@@ -573,8 +889,12 @@
         <w:trPr/>
         <w:tc>
           <w:tcPr>
-            <w:tcW w:w="1234" w:type="dxa"/>
-            <w:tcBorders/>
+            <w:tcW w:w="1269" w:type="dxa"/>
+            <w:tcBorders>
+              <w:left w:val="single" w:sz="6" w:space="0" w:color="BFC7D5"/>
+              <w:bottom w:val="single" w:sz="2" w:space="0" w:color="BFC7D5"/>
+              <w:right w:val="single" w:sz="6" w:space="0" w:color="BFC7D5"/>
+            </w:tcBorders>
             <w:vAlign w:val="center"/>
           </w:tcPr>
           <w:p>
@@ -593,8 +913,12 @@
         </w:tc>
         <w:tc>
           <w:tcPr>
-            <w:tcW w:w="3914" w:type="dxa"/>
-            <w:tcBorders/>
+            <w:tcW w:w="3953" w:type="dxa"/>
+            <w:tcBorders>
+              <w:left w:val="single" w:sz="2" w:space="0" w:color="BFC7D5"/>
+              <w:bottom w:val="single" w:sz="2" w:space="0" w:color="BFC7D5"/>
+              <w:right w:val="single" w:sz="6" w:space="0" w:color="BFC7D5"/>
+            </w:tcBorders>
             <w:vAlign w:val="center"/>
           </w:tcPr>
           <w:p>
@@ -616,8 +940,12 @@
         <w:trPr/>
         <w:tc>
           <w:tcPr>
-            <w:tcW w:w="1234" w:type="dxa"/>
-            <w:tcBorders/>
+            <w:tcW w:w="1269" w:type="dxa"/>
+            <w:tcBorders>
+              <w:left w:val="single" w:sz="6" w:space="0" w:color="BFC7D5"/>
+              <w:bottom w:val="single" w:sz="6" w:space="0" w:color="BFC7D5"/>
+              <w:right w:val="single" w:sz="6" w:space="0" w:color="BFC7D5"/>
+            </w:tcBorders>
             <w:vAlign w:val="center"/>
           </w:tcPr>
           <w:p>
@@ -636,8 +964,12 @@
         </w:tc>
         <w:tc>
           <w:tcPr>
-            <w:tcW w:w="3914" w:type="dxa"/>
-            <w:tcBorders/>
+            <w:tcW w:w="3953" w:type="dxa"/>
+            <w:tcBorders>
+              <w:left w:val="single" w:sz="2" w:space="0" w:color="BFC7D5"/>
+              <w:bottom w:val="single" w:sz="6" w:space="0" w:color="BFC7D5"/>
+              <w:right w:val="single" w:sz="6" w:space="0" w:color="BFC7D5"/>
+            </w:tcBorders>
             <w:vAlign w:val="center"/>
           </w:tcPr>
           <w:p>
@@ -665,7 +997,7 @@
       </w:pPr>
       <w:r>
         <w:rPr/>
-        <w:t xml:space="preserve">Ajace AI currently has one person, who holds all three roles. This is itself a recorded risk (§6 and </w:t>
+        <w:t xml:space="preserve">Within AJACE Inc. these roles are held by named people (QM-01 §7.1); engineering is concentrated in the Lead Engineer. That concentration is itself a recorded risk (§6 and </w:t>
       </w:r>
       <w:r>
         <w:rPr>
@@ -728,20 +1060,20 @@
     </w:p>
     <w:tbl>
       <w:tblPr>
-        <w:tblW w:w="5148" w:type="dxa"/>
+        <w:tblW w:w="5000" w:type="pct"/>
         <w:jc w:val="left"/>
-        <w:tblInd w:w="0" w:type="dxa"/>
+        <w:tblInd w:w="-7" w:type="dxa"/>
         <w:tblLayout w:type="fixed"/>
         <w:tblCellMar>
-          <w:top w:w="28" w:type="dxa"/>
-          <w:left w:w="28" w:type="dxa"/>
-          <w:bottom w:w="28" w:type="dxa"/>
-          <w:right w:w="28" w:type="dxa"/>
+          <w:top w:w="60" w:type="dxa"/>
+          <w:left w:w="60" w:type="dxa"/>
+          <w:bottom w:w="60" w:type="dxa"/>
+          <w:right w:w="60" w:type="dxa"/>
         </w:tblCellMar>
       </w:tblPr>
       <w:tblGrid>
-        <w:gridCol w:w="1589"/>
-        <w:gridCol w:w="3559"/>
+        <w:gridCol w:w="1569"/>
+        <w:gridCol w:w="3653"/>
       </w:tblGrid>
       <w:tr>
         <w:trPr>
@@ -749,44 +1081,60 @@
         </w:trPr>
         <w:tc>
           <w:tcPr>
-            <w:tcW w:w="1589" w:type="dxa"/>
-            <w:tcBorders/>
+            <w:tcW w:w="1569" w:type="dxa"/>
+            <w:tcBorders>
+              <w:top w:val="single" w:sz="6" w:space="0" w:color="BFC7D5"/>
+              <w:left w:val="single" w:sz="6" w:space="0" w:color="BFC7D5"/>
+              <w:bottom w:val="single" w:sz="2" w:space="0" w:color="BFC7D5"/>
+              <w:right w:val="single" w:sz="6" w:space="0" w:color="BFC7D5"/>
+            </w:tcBorders>
+            <w:shd w:fill="1F3A5F" w:val="clear"/>
             <w:vAlign w:val="center"/>
           </w:tcPr>
           <w:p>
             <w:pPr>
               <w:pStyle w:val="TableHeading"/>
-              <w:suppressLineNumbers/>
-              <w:shd w:fill="1F3A5F" w:val="clear"/>
-              <w:bidi w:val="0"/>
-              <w:spacing w:before="0" w:after="283"/>
-              <w:jc w:val="center"/>
-              <w:rPr/>
-            </w:pPr>
-            <w:r>
-              <w:rPr/>
+              <w:bidi w:val="0"/>
+              <w:spacing w:before="0" w:after="283"/>
+              <w:jc w:val="left"/>
+              <w:rPr>
+                <w:color w:val="FFFFFF"/>
+              </w:rPr>
+            </w:pPr>
+            <w:r>
+              <w:rPr>
+                <w:color w:val="FFFFFF"/>
+              </w:rPr>
               <w:t>Issue</w:t>
             </w:r>
           </w:p>
         </w:tc>
         <w:tc>
           <w:tcPr>
-            <w:tcW w:w="3559" w:type="dxa"/>
-            <w:tcBorders/>
+            <w:tcW w:w="3653" w:type="dxa"/>
+            <w:tcBorders>
+              <w:top w:val="single" w:sz="6" w:space="0" w:color="BFC7D5"/>
+              <w:left w:val="single" w:sz="2" w:space="0" w:color="BFC7D5"/>
+              <w:bottom w:val="single" w:sz="2" w:space="0" w:color="BFC7D5"/>
+              <w:right w:val="single" w:sz="6" w:space="0" w:color="BFC7D5"/>
+            </w:tcBorders>
+            <w:shd w:fill="1F3A5F" w:val="clear"/>
             <w:vAlign w:val="center"/>
           </w:tcPr>
           <w:p>
             <w:pPr>
               <w:pStyle w:val="TableHeading"/>
-              <w:suppressLineNumbers/>
-              <w:shd w:fill="1F3A5F" w:val="clear"/>
-              <w:bidi w:val="0"/>
-              <w:spacing w:before="0" w:after="283"/>
-              <w:jc w:val="center"/>
-              <w:rPr/>
-            </w:pPr>
-            <w:r>
-              <w:rPr/>
+              <w:bidi w:val="0"/>
+              <w:spacing w:before="0" w:after="283"/>
+              <w:jc w:val="left"/>
+              <w:rPr>
+                <w:color w:val="FFFFFF"/>
+              </w:rPr>
+            </w:pPr>
+            <w:r>
+              <w:rPr>
+                <w:color w:val="FFFFFF"/>
+              </w:rPr>
               <w:t>Why it matters to quality</w:t>
             </w:r>
           </w:p>
@@ -796,8 +1144,12 @@
         <w:trPr/>
         <w:tc>
           <w:tcPr>
-            <w:tcW w:w="1589" w:type="dxa"/>
-            <w:tcBorders/>
+            <w:tcW w:w="1569" w:type="dxa"/>
+            <w:tcBorders>
+              <w:left w:val="single" w:sz="6" w:space="0" w:color="BFC7D5"/>
+              <w:bottom w:val="single" w:sz="2" w:space="0" w:color="BFC7D5"/>
+              <w:right w:val="single" w:sz="6" w:space="0" w:color="BFC7D5"/>
+            </w:tcBorders>
             <w:vAlign w:val="center"/>
           </w:tcPr>
           <w:p>
@@ -816,8 +1168,12 @@
         </w:tc>
         <w:tc>
           <w:tcPr>
-            <w:tcW w:w="3559" w:type="dxa"/>
-            <w:tcBorders/>
+            <w:tcW w:w="3653" w:type="dxa"/>
+            <w:tcBorders>
+              <w:left w:val="single" w:sz="2" w:space="0" w:color="BFC7D5"/>
+              <w:bottom w:val="single" w:sz="2" w:space="0" w:color="BFC7D5"/>
+              <w:right w:val="single" w:sz="6" w:space="0" w:color="BFC7D5"/>
+            </w:tcBorders>
             <w:vAlign w:val="center"/>
           </w:tcPr>
           <w:p>
@@ -839,8 +1195,12 @@
         <w:trPr/>
         <w:tc>
           <w:tcPr>
-            <w:tcW w:w="1589" w:type="dxa"/>
-            <w:tcBorders/>
+            <w:tcW w:w="1569" w:type="dxa"/>
+            <w:tcBorders>
+              <w:left w:val="single" w:sz="6" w:space="0" w:color="BFC7D5"/>
+              <w:bottom w:val="single" w:sz="2" w:space="0" w:color="BFC7D5"/>
+              <w:right w:val="single" w:sz="6" w:space="0" w:color="BFC7D5"/>
+            </w:tcBorders>
             <w:vAlign w:val="center"/>
           </w:tcPr>
           <w:p>
@@ -859,8 +1219,12 @@
         </w:tc>
         <w:tc>
           <w:tcPr>
-            <w:tcW w:w="3559" w:type="dxa"/>
-            <w:tcBorders/>
+            <w:tcW w:w="3653" w:type="dxa"/>
+            <w:tcBorders>
+              <w:left w:val="single" w:sz="2" w:space="0" w:color="BFC7D5"/>
+              <w:bottom w:val="single" w:sz="2" w:space="0" w:color="BFC7D5"/>
+              <w:right w:val="single" w:sz="6" w:space="0" w:color="BFC7D5"/>
+            </w:tcBorders>
             <w:vAlign w:val="center"/>
           </w:tcPr>
           <w:p>
@@ -882,8 +1246,12 @@
         <w:trPr/>
         <w:tc>
           <w:tcPr>
-            <w:tcW w:w="1589" w:type="dxa"/>
-            <w:tcBorders/>
+            <w:tcW w:w="1569" w:type="dxa"/>
+            <w:tcBorders>
+              <w:left w:val="single" w:sz="6" w:space="0" w:color="BFC7D5"/>
+              <w:bottom w:val="single" w:sz="2" w:space="0" w:color="BFC7D5"/>
+              <w:right w:val="single" w:sz="6" w:space="0" w:color="BFC7D5"/>
+            </w:tcBorders>
             <w:vAlign w:val="center"/>
           </w:tcPr>
           <w:p>
@@ -902,8 +1270,12 @@
         </w:tc>
         <w:tc>
           <w:tcPr>
-            <w:tcW w:w="3559" w:type="dxa"/>
-            <w:tcBorders/>
+            <w:tcW w:w="3653" w:type="dxa"/>
+            <w:tcBorders>
+              <w:left w:val="single" w:sz="2" w:space="0" w:color="BFC7D5"/>
+              <w:bottom w:val="single" w:sz="2" w:space="0" w:color="BFC7D5"/>
+              <w:right w:val="single" w:sz="6" w:space="0" w:color="BFC7D5"/>
+            </w:tcBorders>
             <w:vAlign w:val="center"/>
           </w:tcPr>
           <w:p>
@@ -922,11 +1294,11 @@
               <w:rPr>
                 <w:rStyle w:val="SourceText"/>
               </w:rPr>
-              <w:t>backend/Dockerfile:19</w:t>
-            </w:r>
-            <w:r>
-              <w:rPr/>
-              <w:t xml:space="preserve"> installs </w:t>
+              <w:t>backend/Dockerfile:23</w:t>
+            </w:r>
+            <w:r>
+              <w:rPr/>
+              <w:t xml:space="preserve"> installed </w:t>
             </w:r>
             <w:r>
               <w:rPr>
@@ -946,7 +1318,17 @@
             </w:r>
             <w:r>
               <w:rPr/>
-              <w:t xml:space="preserve"> — a moving branch, not a release.</w:t>
+              <w:t xml:space="preserve"> — a moving branch, not a release — until it was pinned to a commit in </w:t>
+            </w:r>
+            <w:r>
+              <w:rPr>
+                <w:rStyle w:val="SourceText"/>
+              </w:rPr>
+              <w:t>51fd3bc</w:t>
+            </w:r>
+            <w:r>
+              <w:rPr/>
+              <w:t xml:space="preserve"> (R-01, closed).</w:t>
             </w:r>
           </w:p>
         </w:tc>
@@ -955,8 +1337,12 @@
         <w:trPr/>
         <w:tc>
           <w:tcPr>
-            <w:tcW w:w="1589" w:type="dxa"/>
-            <w:tcBorders/>
+            <w:tcW w:w="1569" w:type="dxa"/>
+            <w:tcBorders>
+              <w:left w:val="single" w:sz="6" w:space="0" w:color="BFC7D5"/>
+              <w:bottom w:val="single" w:sz="2" w:space="0" w:color="BFC7D5"/>
+              <w:right w:val="single" w:sz="6" w:space="0" w:color="BFC7D5"/>
+            </w:tcBorders>
             <w:vAlign w:val="center"/>
           </w:tcPr>
           <w:p>
@@ -975,8 +1361,12 @@
         </w:tc>
         <w:tc>
           <w:tcPr>
-            <w:tcW w:w="3559" w:type="dxa"/>
-            <w:tcBorders/>
+            <w:tcW w:w="3653" w:type="dxa"/>
+            <w:tcBorders>
+              <w:left w:val="single" w:sz="2" w:space="0" w:color="BFC7D5"/>
+              <w:bottom w:val="single" w:sz="2" w:space="0" w:color="BFC7D5"/>
+              <w:right w:val="single" w:sz="6" w:space="0" w:color="BFC7D5"/>
+            </w:tcBorders>
             <w:vAlign w:val="center"/>
           </w:tcPr>
           <w:p>
@@ -1018,8 +1408,12 @@
         <w:trPr/>
         <w:tc>
           <w:tcPr>
-            <w:tcW w:w="1589" w:type="dxa"/>
-            <w:tcBorders/>
+            <w:tcW w:w="1569" w:type="dxa"/>
+            <w:tcBorders>
+              <w:left w:val="single" w:sz="6" w:space="0" w:color="BFC7D5"/>
+              <w:bottom w:val="single" w:sz="2" w:space="0" w:color="BFC7D5"/>
+              <w:right w:val="single" w:sz="6" w:space="0" w:color="BFC7D5"/>
+            </w:tcBorders>
             <w:vAlign w:val="center"/>
           </w:tcPr>
           <w:p>
@@ -1038,8 +1432,12 @@
         </w:tc>
         <w:tc>
           <w:tcPr>
-            <w:tcW w:w="3559" w:type="dxa"/>
-            <w:tcBorders/>
+            <w:tcW w:w="3653" w:type="dxa"/>
+            <w:tcBorders>
+              <w:left w:val="single" w:sz="2" w:space="0" w:color="BFC7D5"/>
+              <w:bottom w:val="single" w:sz="2" w:space="0" w:color="BFC7D5"/>
+              <w:right w:val="single" w:sz="6" w:space="0" w:color="BFC7D5"/>
+            </w:tcBorders>
             <w:vAlign w:val="center"/>
           </w:tcPr>
           <w:p>
@@ -1061,8 +1459,12 @@
         <w:trPr/>
         <w:tc>
           <w:tcPr>
-            <w:tcW w:w="1589" w:type="dxa"/>
-            <w:tcBorders/>
+            <w:tcW w:w="1569" w:type="dxa"/>
+            <w:tcBorders>
+              <w:left w:val="single" w:sz="6" w:space="0" w:color="BFC7D5"/>
+              <w:bottom w:val="single" w:sz="6" w:space="0" w:color="BFC7D5"/>
+              <w:right w:val="single" w:sz="6" w:space="0" w:color="BFC7D5"/>
+            </w:tcBorders>
             <w:vAlign w:val="center"/>
           </w:tcPr>
           <w:p>
@@ -1081,8 +1483,12 @@
         </w:tc>
         <w:tc>
           <w:tcPr>
-            <w:tcW w:w="3559" w:type="dxa"/>
-            <w:tcBorders/>
+            <w:tcW w:w="3653" w:type="dxa"/>
+            <w:tcBorders>
+              <w:left w:val="single" w:sz="2" w:space="0" w:color="BFC7D5"/>
+              <w:bottom w:val="single" w:sz="6" w:space="0" w:color="BFC7D5"/>
+              <w:right w:val="single" w:sz="6" w:space="0" w:color="BFC7D5"/>
+            </w:tcBorders>
             <w:vAlign w:val="center"/>
           </w:tcPr>
           <w:p>
@@ -1117,20 +1523,20 @@
     </w:p>
     <w:tbl>
       <w:tblPr>
-        <w:tblW w:w="5148" w:type="dxa"/>
+        <w:tblW w:w="5000" w:type="pct"/>
         <w:jc w:val="left"/>
-        <w:tblInd w:w="0" w:type="dxa"/>
+        <w:tblInd w:w="-7" w:type="dxa"/>
         <w:tblLayout w:type="fixed"/>
         <w:tblCellMar>
-          <w:top w:w="28" w:type="dxa"/>
-          <w:left w:w="28" w:type="dxa"/>
-          <w:bottom w:w="28" w:type="dxa"/>
-          <w:right w:w="28" w:type="dxa"/>
+          <w:top w:w="60" w:type="dxa"/>
+          <w:left w:w="60" w:type="dxa"/>
+          <w:bottom w:w="60" w:type="dxa"/>
+          <w:right w:w="60" w:type="dxa"/>
         </w:tblCellMar>
       </w:tblPr>
       <w:tblGrid>
-        <w:gridCol w:w="1728"/>
-        <w:gridCol w:w="3420"/>
+        <w:gridCol w:w="1766"/>
+        <w:gridCol w:w="3456"/>
       </w:tblGrid>
       <w:tr>
         <w:trPr>
@@ -1138,44 +1544,60 @@
         </w:trPr>
         <w:tc>
           <w:tcPr>
-            <w:tcW w:w="1728" w:type="dxa"/>
-            <w:tcBorders/>
+            <w:tcW w:w="1766" w:type="dxa"/>
+            <w:tcBorders>
+              <w:top w:val="single" w:sz="6" w:space="0" w:color="BFC7D5"/>
+              <w:left w:val="single" w:sz="6" w:space="0" w:color="BFC7D5"/>
+              <w:bottom w:val="single" w:sz="2" w:space="0" w:color="BFC7D5"/>
+              <w:right w:val="single" w:sz="6" w:space="0" w:color="BFC7D5"/>
+            </w:tcBorders>
+            <w:shd w:fill="1F3A5F" w:val="clear"/>
             <w:vAlign w:val="center"/>
           </w:tcPr>
           <w:p>
             <w:pPr>
               <w:pStyle w:val="TableHeading"/>
-              <w:suppressLineNumbers/>
-              <w:shd w:fill="1F3A5F" w:val="clear"/>
-              <w:bidi w:val="0"/>
-              <w:spacing w:before="0" w:after="283"/>
-              <w:jc w:val="center"/>
-              <w:rPr/>
-            </w:pPr>
-            <w:r>
-              <w:rPr/>
+              <w:bidi w:val="0"/>
+              <w:spacing w:before="0" w:after="283"/>
+              <w:jc w:val="left"/>
+              <w:rPr>
+                <w:color w:val="FFFFFF"/>
+              </w:rPr>
+            </w:pPr>
+            <w:r>
+              <w:rPr>
+                <w:color w:val="FFFFFF"/>
+              </w:rPr>
               <w:t>Issue</w:t>
             </w:r>
           </w:p>
         </w:tc>
         <w:tc>
           <w:tcPr>
-            <w:tcW w:w="3420" w:type="dxa"/>
-            <w:tcBorders/>
+            <w:tcW w:w="3456" w:type="dxa"/>
+            <w:tcBorders>
+              <w:top w:val="single" w:sz="6" w:space="0" w:color="BFC7D5"/>
+              <w:left w:val="single" w:sz="2" w:space="0" w:color="BFC7D5"/>
+              <w:bottom w:val="single" w:sz="2" w:space="0" w:color="BFC7D5"/>
+              <w:right w:val="single" w:sz="6" w:space="0" w:color="BFC7D5"/>
+            </w:tcBorders>
+            <w:shd w:fill="1F3A5F" w:val="clear"/>
             <w:vAlign w:val="center"/>
           </w:tcPr>
           <w:p>
             <w:pPr>
               <w:pStyle w:val="TableHeading"/>
-              <w:suppressLineNumbers/>
-              <w:shd w:fill="1F3A5F" w:val="clear"/>
-              <w:bidi w:val="0"/>
-              <w:spacing w:before="0" w:after="283"/>
-              <w:jc w:val="center"/>
-              <w:rPr/>
-            </w:pPr>
-            <w:r>
-              <w:rPr/>
+              <w:bidi w:val="0"/>
+              <w:spacing w:before="0" w:after="283"/>
+              <w:jc w:val="left"/>
+              <w:rPr>
+                <w:color w:val="FFFFFF"/>
+              </w:rPr>
+            </w:pPr>
+            <w:r>
+              <w:rPr>
+                <w:color w:val="FFFFFF"/>
+              </w:rPr>
               <w:t>Why it matters to quality</w:t>
             </w:r>
           </w:p>
@@ -1185,8 +1607,12 @@
         <w:trPr/>
         <w:tc>
           <w:tcPr>
-            <w:tcW w:w="1728" w:type="dxa"/>
-            <w:tcBorders/>
+            <w:tcW w:w="1766" w:type="dxa"/>
+            <w:tcBorders>
+              <w:left w:val="single" w:sz="6" w:space="0" w:color="BFC7D5"/>
+              <w:bottom w:val="single" w:sz="2" w:space="0" w:color="BFC7D5"/>
+              <w:right w:val="single" w:sz="6" w:space="0" w:color="BFC7D5"/>
+            </w:tcBorders>
             <w:vAlign w:val="center"/>
           </w:tcPr>
           <w:p>
@@ -1205,8 +1631,12 @@
         </w:tc>
         <w:tc>
           <w:tcPr>
-            <w:tcW w:w="3420" w:type="dxa"/>
-            <w:tcBorders/>
+            <w:tcW w:w="3456" w:type="dxa"/>
+            <w:tcBorders>
+              <w:left w:val="single" w:sz="2" w:space="0" w:color="BFC7D5"/>
+              <w:bottom w:val="single" w:sz="2" w:space="0" w:color="BFC7D5"/>
+              <w:right w:val="single" w:sz="6" w:space="0" w:color="BFC7D5"/>
+            </w:tcBorders>
             <w:vAlign w:val="center"/>
           </w:tcPr>
           <w:p>
@@ -1238,8 +1668,12 @@
         <w:trPr/>
         <w:tc>
           <w:tcPr>
-            <w:tcW w:w="1728" w:type="dxa"/>
-            <w:tcBorders/>
+            <w:tcW w:w="1766" w:type="dxa"/>
+            <w:tcBorders>
+              <w:left w:val="single" w:sz="6" w:space="0" w:color="BFC7D5"/>
+              <w:bottom w:val="single" w:sz="2" w:space="0" w:color="BFC7D5"/>
+              <w:right w:val="single" w:sz="6" w:space="0" w:color="BFC7D5"/>
+            </w:tcBorders>
             <w:vAlign w:val="center"/>
           </w:tcPr>
           <w:p>
@@ -1258,8 +1692,12 @@
         </w:tc>
         <w:tc>
           <w:tcPr>
-            <w:tcW w:w="3420" w:type="dxa"/>
-            <w:tcBorders/>
+            <w:tcW w:w="3456" w:type="dxa"/>
+            <w:tcBorders>
+              <w:left w:val="single" w:sz="2" w:space="0" w:color="BFC7D5"/>
+              <w:bottom w:val="single" w:sz="2" w:space="0" w:color="BFC7D5"/>
+              <w:right w:val="single" w:sz="6" w:space="0" w:color="BFC7D5"/>
+            </w:tcBorders>
             <w:vAlign w:val="center"/>
           </w:tcPr>
           <w:p>
@@ -1291,8 +1729,12 @@
         <w:trPr/>
         <w:tc>
           <w:tcPr>
-            <w:tcW w:w="1728" w:type="dxa"/>
-            <w:tcBorders/>
+            <w:tcW w:w="1766" w:type="dxa"/>
+            <w:tcBorders>
+              <w:left w:val="single" w:sz="6" w:space="0" w:color="BFC7D5"/>
+              <w:bottom w:val="single" w:sz="2" w:space="0" w:color="BFC7D5"/>
+              <w:right w:val="single" w:sz="6" w:space="0" w:color="BFC7D5"/>
+            </w:tcBorders>
             <w:vAlign w:val="center"/>
           </w:tcPr>
           <w:p>
@@ -1311,8 +1753,12 @@
         </w:tc>
         <w:tc>
           <w:tcPr>
-            <w:tcW w:w="3420" w:type="dxa"/>
-            <w:tcBorders/>
+            <w:tcW w:w="3456" w:type="dxa"/>
+            <w:tcBorders>
+              <w:left w:val="single" w:sz="2" w:space="0" w:color="BFC7D5"/>
+              <w:bottom w:val="single" w:sz="2" w:space="0" w:color="BFC7D5"/>
+              <w:right w:val="single" w:sz="6" w:space="0" w:color="BFC7D5"/>
+            </w:tcBorders>
             <w:vAlign w:val="center"/>
           </w:tcPr>
           <w:p>
@@ -1374,8 +1820,12 @@
         <w:trPr/>
         <w:tc>
           <w:tcPr>
-            <w:tcW w:w="1728" w:type="dxa"/>
-            <w:tcBorders/>
+            <w:tcW w:w="1766" w:type="dxa"/>
+            <w:tcBorders>
+              <w:left w:val="single" w:sz="6" w:space="0" w:color="BFC7D5"/>
+              <w:bottom w:val="single" w:sz="2" w:space="0" w:color="BFC7D5"/>
+              <w:right w:val="single" w:sz="6" w:space="0" w:color="BFC7D5"/>
+            </w:tcBorders>
             <w:vAlign w:val="center"/>
           </w:tcPr>
           <w:p>
@@ -1394,8 +1844,12 @@
         </w:tc>
         <w:tc>
           <w:tcPr>
-            <w:tcW w:w="3420" w:type="dxa"/>
-            <w:tcBorders/>
+            <w:tcW w:w="3456" w:type="dxa"/>
+            <w:tcBorders>
+              <w:left w:val="single" w:sz="2" w:space="0" w:color="BFC7D5"/>
+              <w:bottom w:val="single" w:sz="2" w:space="0" w:color="BFC7D5"/>
+              <w:right w:val="single" w:sz="6" w:space="0" w:color="BFC7D5"/>
+            </w:tcBorders>
             <w:vAlign w:val="center"/>
           </w:tcPr>
           <w:p>
@@ -1457,8 +1911,12 @@
         <w:trPr/>
         <w:tc>
           <w:tcPr>
-            <w:tcW w:w="1728" w:type="dxa"/>
-            <w:tcBorders/>
+            <w:tcW w:w="1766" w:type="dxa"/>
+            <w:tcBorders>
+              <w:left w:val="single" w:sz="6" w:space="0" w:color="BFC7D5"/>
+              <w:bottom w:val="single" w:sz="6" w:space="0" w:color="BFC7D5"/>
+              <w:right w:val="single" w:sz="6" w:space="0" w:color="BFC7D5"/>
+            </w:tcBorders>
             <w:vAlign w:val="center"/>
           </w:tcPr>
           <w:p>
@@ -1477,8 +1935,12 @@
         </w:tc>
         <w:tc>
           <w:tcPr>
-            <w:tcW w:w="3420" w:type="dxa"/>
-            <w:tcBorders/>
+            <w:tcW w:w="3456" w:type="dxa"/>
+            <w:tcBorders>
+              <w:left w:val="single" w:sz="2" w:space="0" w:color="BFC7D5"/>
+              <w:bottom w:val="single" w:sz="6" w:space="0" w:color="BFC7D5"/>
+              <w:right w:val="single" w:sz="6" w:space="0" w:color="BFC7D5"/>
+            </w:tcBorders>
             <w:vAlign w:val="center"/>
           </w:tcPr>
           <w:p>
@@ -1543,21 +2005,21 @@
     </w:p>
     <w:tbl>
       <w:tblPr>
-        <w:tblW w:w="5148" w:type="dxa"/>
+        <w:tblW w:w="5222" w:type="dxa"/>
         <w:jc w:val="left"/>
-        <w:tblInd w:w="0" w:type="dxa"/>
+        <w:tblInd w:w="-7" w:type="dxa"/>
         <w:tblLayout w:type="fixed"/>
         <w:tblCellMar>
-          <w:top w:w="28" w:type="dxa"/>
-          <w:left w:w="28" w:type="dxa"/>
-          <w:bottom w:w="28" w:type="dxa"/>
-          <w:right w:w="28" w:type="dxa"/>
+          <w:top w:w="60" w:type="dxa"/>
+          <w:left w:w="60" w:type="dxa"/>
+          <w:bottom w:w="60" w:type="dxa"/>
+          <w:right w:w="60" w:type="dxa"/>
         </w:tblCellMar>
       </w:tblPr>
       <w:tblGrid>
-        <w:gridCol w:w="1846"/>
-        <w:gridCol w:w="1096"/>
-        <w:gridCol w:w="2206"/>
+        <w:gridCol w:w="1880"/>
+        <w:gridCol w:w="1131"/>
+        <w:gridCol w:w="2211"/>
       </w:tblGrid>
       <w:tr>
         <w:trPr>
@@ -1565,66 +2027,90 @@
         </w:trPr>
         <w:tc>
           <w:tcPr>
-            <w:tcW w:w="1846" w:type="dxa"/>
-            <w:tcBorders/>
+            <w:tcW w:w="1880" w:type="dxa"/>
+            <w:tcBorders>
+              <w:top w:val="single" w:sz="6" w:space="0" w:color="BFC7D5"/>
+              <w:left w:val="single" w:sz="6" w:space="0" w:color="BFC7D5"/>
+              <w:bottom w:val="single" w:sz="2" w:space="0" w:color="BFC7D5"/>
+              <w:right w:val="single" w:sz="6" w:space="0" w:color="BFC7D5"/>
+            </w:tcBorders>
+            <w:shd w:fill="1F3A5F" w:val="clear"/>
             <w:vAlign w:val="center"/>
           </w:tcPr>
           <w:p>
             <w:pPr>
               <w:pStyle w:val="TableHeading"/>
-              <w:suppressLineNumbers/>
-              <w:shd w:fill="1F3A5F" w:val="clear"/>
-              <w:bidi w:val="0"/>
-              <w:spacing w:before="0" w:after="283"/>
-              <w:jc w:val="center"/>
-              <w:rPr/>
-            </w:pPr>
-            <w:r>
-              <w:rPr/>
+              <w:bidi w:val="0"/>
+              <w:spacing w:before="0" w:after="283"/>
+              <w:jc w:val="left"/>
+              <w:rPr>
+                <w:color w:val="FFFFFF"/>
+              </w:rPr>
+            </w:pPr>
+            <w:r>
+              <w:rPr>
+                <w:color w:val="FFFFFF"/>
+              </w:rPr>
               <w:t>Interested party</w:t>
             </w:r>
           </w:p>
         </w:tc>
         <w:tc>
           <w:tcPr>
-            <w:tcW w:w="1096" w:type="dxa"/>
-            <w:tcBorders/>
+            <w:tcW w:w="1131" w:type="dxa"/>
+            <w:tcBorders>
+              <w:top w:val="single" w:sz="6" w:space="0" w:color="BFC7D5"/>
+              <w:left w:val="single" w:sz="2" w:space="0" w:color="BFC7D5"/>
+              <w:bottom w:val="single" w:sz="2" w:space="0" w:color="BFC7D5"/>
+              <w:right w:val="single" w:sz="6" w:space="0" w:color="BFC7D5"/>
+            </w:tcBorders>
+            <w:shd w:fill="1F3A5F" w:val="clear"/>
             <w:vAlign w:val="center"/>
           </w:tcPr>
           <w:p>
             <w:pPr>
               <w:pStyle w:val="TableHeading"/>
-              <w:suppressLineNumbers/>
-              <w:shd w:fill="1F3A5F" w:val="clear"/>
-              <w:bidi w:val="0"/>
-              <w:spacing w:before="0" w:after="283"/>
-              <w:jc w:val="center"/>
-              <w:rPr/>
-            </w:pPr>
-            <w:r>
-              <w:rPr/>
+              <w:bidi w:val="0"/>
+              <w:spacing w:before="0" w:after="283"/>
+              <w:jc w:val="left"/>
+              <w:rPr>
+                <w:color w:val="FFFFFF"/>
+              </w:rPr>
+            </w:pPr>
+            <w:r>
+              <w:rPr>
+                <w:color w:val="FFFFFF"/>
+              </w:rPr>
               <w:t>What they require from Ajace AI</w:t>
             </w:r>
           </w:p>
         </w:tc>
         <w:tc>
           <w:tcPr>
-            <w:tcW w:w="2206" w:type="dxa"/>
-            <w:tcBorders/>
+            <w:tcW w:w="2211" w:type="dxa"/>
+            <w:tcBorders>
+              <w:top w:val="single" w:sz="6" w:space="0" w:color="BFC7D5"/>
+              <w:left w:val="single" w:sz="2" w:space="0" w:color="BFC7D5"/>
+              <w:bottom w:val="single" w:sz="2" w:space="0" w:color="BFC7D5"/>
+              <w:right w:val="single" w:sz="6" w:space="0" w:color="BFC7D5"/>
+            </w:tcBorders>
+            <w:shd w:fill="1F3A5F" w:val="clear"/>
             <w:vAlign w:val="center"/>
           </w:tcPr>
           <w:p>
             <w:pPr>
               <w:pStyle w:val="TableHeading"/>
-              <w:suppressLineNumbers/>
-              <w:shd w:fill="1F3A5F" w:val="clear"/>
-              <w:bidi w:val="0"/>
-              <w:spacing w:before="0" w:after="283"/>
-              <w:jc w:val="center"/>
-              <w:rPr/>
-            </w:pPr>
-            <w:r>
-              <w:rPr/>
+              <w:bidi w:val="0"/>
+              <w:spacing w:before="0" w:after="283"/>
+              <w:jc w:val="left"/>
+              <w:rPr>
+                <w:color w:val="FFFFFF"/>
+              </w:rPr>
+            </w:pPr>
+            <w:r>
+              <w:rPr>
+                <w:color w:val="FFFFFF"/>
+              </w:rPr>
               <w:t>How the requirement is monitored</w:t>
             </w:r>
           </w:p>
@@ -1634,8 +2120,12 @@
         <w:trPr/>
         <w:tc>
           <w:tcPr>
-            <w:tcW w:w="1846" w:type="dxa"/>
-            <w:tcBorders/>
+            <w:tcW w:w="1880" w:type="dxa"/>
+            <w:tcBorders>
+              <w:left w:val="single" w:sz="6" w:space="0" w:color="BFC7D5"/>
+              <w:bottom w:val="single" w:sz="2" w:space="0" w:color="BFC7D5"/>
+              <w:right w:val="single" w:sz="6" w:space="0" w:color="BFC7D5"/>
+            </w:tcBorders>
             <w:vAlign w:val="center"/>
           </w:tcPr>
           <w:p>
@@ -1654,8 +2144,12 @@
         </w:tc>
         <w:tc>
           <w:tcPr>
-            <w:tcW w:w="1096" w:type="dxa"/>
-            <w:tcBorders/>
+            <w:tcW w:w="1131" w:type="dxa"/>
+            <w:tcBorders>
+              <w:left w:val="single" w:sz="2" w:space="0" w:color="BFC7D5"/>
+              <w:bottom w:val="single" w:sz="2" w:space="0" w:color="BFC7D5"/>
+              <w:right w:val="single" w:sz="6" w:space="0" w:color="BFC7D5"/>
+            </w:tcBorders>
             <w:vAlign w:val="center"/>
           </w:tcPr>
           <w:p>
@@ -1674,8 +2168,12 @@
         </w:tc>
         <w:tc>
           <w:tcPr>
-            <w:tcW w:w="2206" w:type="dxa"/>
-            <w:tcBorders/>
+            <w:tcW w:w="2211" w:type="dxa"/>
+            <w:tcBorders>
+              <w:left w:val="single" w:sz="2" w:space="0" w:color="BFC7D5"/>
+              <w:bottom w:val="single" w:sz="2" w:space="0" w:color="BFC7D5"/>
+              <w:right w:val="single" w:sz="6" w:space="0" w:color="BFC7D5"/>
+            </w:tcBorders>
             <w:vAlign w:val="center"/>
           </w:tcPr>
           <w:p>
@@ -1727,8 +2225,12 @@
         <w:trPr/>
         <w:tc>
           <w:tcPr>
-            <w:tcW w:w="1846" w:type="dxa"/>
-            <w:tcBorders/>
+            <w:tcW w:w="1880" w:type="dxa"/>
+            <w:tcBorders>
+              <w:left w:val="single" w:sz="6" w:space="0" w:color="BFC7D5"/>
+              <w:bottom w:val="single" w:sz="2" w:space="0" w:color="BFC7D5"/>
+              <w:right w:val="single" w:sz="6" w:space="0" w:color="BFC7D5"/>
+            </w:tcBorders>
             <w:vAlign w:val="center"/>
           </w:tcPr>
           <w:p>
@@ -1747,8 +2249,12 @@
         </w:tc>
         <w:tc>
           <w:tcPr>
-            <w:tcW w:w="1096" w:type="dxa"/>
-            <w:tcBorders/>
+            <w:tcW w:w="1131" w:type="dxa"/>
+            <w:tcBorders>
+              <w:left w:val="single" w:sz="2" w:space="0" w:color="BFC7D5"/>
+              <w:bottom w:val="single" w:sz="2" w:space="0" w:color="BFC7D5"/>
+              <w:right w:val="single" w:sz="6" w:space="0" w:color="BFC7D5"/>
+            </w:tcBorders>
             <w:vAlign w:val="center"/>
           </w:tcPr>
           <w:p>
@@ -1767,8 +2273,12 @@
         </w:tc>
         <w:tc>
           <w:tcPr>
-            <w:tcW w:w="2206" w:type="dxa"/>
-            <w:tcBorders/>
+            <w:tcW w:w="2211" w:type="dxa"/>
+            <w:tcBorders>
+              <w:left w:val="single" w:sz="2" w:space="0" w:color="BFC7D5"/>
+              <w:bottom w:val="single" w:sz="2" w:space="0" w:color="BFC7D5"/>
+              <w:right w:val="single" w:sz="6" w:space="0" w:color="BFC7D5"/>
+            </w:tcBorders>
             <w:vAlign w:val="center"/>
           </w:tcPr>
           <w:p>
@@ -1840,8 +2350,12 @@
         <w:trPr/>
         <w:tc>
           <w:tcPr>
-            <w:tcW w:w="1846" w:type="dxa"/>
-            <w:tcBorders/>
+            <w:tcW w:w="1880" w:type="dxa"/>
+            <w:tcBorders>
+              <w:left w:val="single" w:sz="6" w:space="0" w:color="BFC7D5"/>
+              <w:bottom w:val="single" w:sz="2" w:space="0" w:color="BFC7D5"/>
+              <w:right w:val="single" w:sz="6" w:space="0" w:color="BFC7D5"/>
+            </w:tcBorders>
             <w:vAlign w:val="center"/>
           </w:tcPr>
           <w:p>
@@ -1860,8 +2374,12 @@
         </w:tc>
         <w:tc>
           <w:tcPr>
-            <w:tcW w:w="1096" w:type="dxa"/>
-            <w:tcBorders/>
+            <w:tcW w:w="1131" w:type="dxa"/>
+            <w:tcBorders>
+              <w:left w:val="single" w:sz="2" w:space="0" w:color="BFC7D5"/>
+              <w:bottom w:val="single" w:sz="2" w:space="0" w:color="BFC7D5"/>
+              <w:right w:val="single" w:sz="6" w:space="0" w:color="BFC7D5"/>
+            </w:tcBorders>
             <w:vAlign w:val="center"/>
           </w:tcPr>
           <w:p>
@@ -1880,8 +2398,12 @@
         </w:tc>
         <w:tc>
           <w:tcPr>
-            <w:tcW w:w="2206" w:type="dxa"/>
-            <w:tcBorders/>
+            <w:tcW w:w="2211" w:type="dxa"/>
+            <w:tcBorders>
+              <w:left w:val="single" w:sz="2" w:space="0" w:color="BFC7D5"/>
+              <w:bottom w:val="single" w:sz="2" w:space="0" w:color="BFC7D5"/>
+              <w:right w:val="single" w:sz="6" w:space="0" w:color="BFC7D5"/>
+            </w:tcBorders>
             <w:vAlign w:val="center"/>
           </w:tcPr>
           <w:p>
@@ -1919,8 +2441,12 @@
         <w:trPr/>
         <w:tc>
           <w:tcPr>
-            <w:tcW w:w="1846" w:type="dxa"/>
-            <w:tcBorders/>
+            <w:tcW w:w="1880" w:type="dxa"/>
+            <w:tcBorders>
+              <w:left w:val="single" w:sz="6" w:space="0" w:color="BFC7D5"/>
+              <w:bottom w:val="single" w:sz="2" w:space="0" w:color="BFC7D5"/>
+              <w:right w:val="single" w:sz="6" w:space="0" w:color="BFC7D5"/>
+            </w:tcBorders>
             <w:vAlign w:val="center"/>
           </w:tcPr>
           <w:p>
@@ -1939,8 +2465,12 @@
         </w:tc>
         <w:tc>
           <w:tcPr>
-            <w:tcW w:w="1096" w:type="dxa"/>
-            <w:tcBorders/>
+            <w:tcW w:w="1131" w:type="dxa"/>
+            <w:tcBorders>
+              <w:left w:val="single" w:sz="2" w:space="0" w:color="BFC7D5"/>
+              <w:bottom w:val="single" w:sz="2" w:space="0" w:color="BFC7D5"/>
+              <w:right w:val="single" w:sz="6" w:space="0" w:color="BFC7D5"/>
+            </w:tcBorders>
             <w:vAlign w:val="center"/>
           </w:tcPr>
           <w:p>
@@ -1959,8 +2489,12 @@
         </w:tc>
         <w:tc>
           <w:tcPr>
-            <w:tcW w:w="2206" w:type="dxa"/>
-            <w:tcBorders/>
+            <w:tcW w:w="2211" w:type="dxa"/>
+            <w:tcBorders>
+              <w:left w:val="single" w:sz="2" w:space="0" w:color="BFC7D5"/>
+              <w:bottom w:val="single" w:sz="2" w:space="0" w:color="BFC7D5"/>
+              <w:right w:val="single" w:sz="6" w:space="0" w:color="BFC7D5"/>
+            </w:tcBorders>
             <w:vAlign w:val="center"/>
           </w:tcPr>
           <w:p>
@@ -1985,7 +2519,7 @@
               <w:rPr>
                 <w:rStyle w:val="SourceText"/>
               </w:rPr>
-              <w:t>backend/Dockerfile:19</w:t>
+              <w:t>backend/Dockerfile:23</w:t>
             </w:r>
             <w:r>
               <w:rPr/>
@@ -1995,17 +2529,17 @@
               <w:rPr>
                 <w:rStyle w:val="SourceText"/>
               </w:rPr>
-              <w:t>voice/Dockerfile:18</w:t>
-            </w:r>
-            <w:r>
-              <w:rPr/>
-              <w:t xml:space="preserve"> (NeMo from </w:t>
+              <w:t>voice/Dockerfile:22</w:t>
+            </w:r>
+            <w:r>
+              <w:rPr/>
+              <w:t xml:space="preserve"> (NeMo pinned to commit </w:t>
             </w:r>
             <w:r>
               <w:rPr>
                 <w:rStyle w:val="SourceText"/>
               </w:rPr>
-              <w:t>@main</w:t>
+              <w:t>60ce9407</w:t>
             </w:r>
             <w:r>
               <w:rPr/>
@@ -2015,7 +2549,7 @@
               <w:rPr>
                 <w:rStyle w:val="SourceText"/>
               </w:rPr>
-              <w:t>docker-compose.yml:186</w:t>
+              <w:t>docker-compose.yml:208</w:t>
             </w:r>
             <w:r>
               <w:rPr/>
@@ -2028,8 +2562,12 @@
         <w:trPr/>
         <w:tc>
           <w:tcPr>
-            <w:tcW w:w="1846" w:type="dxa"/>
-            <w:tcBorders/>
+            <w:tcW w:w="1880" w:type="dxa"/>
+            <w:tcBorders>
+              <w:left w:val="single" w:sz="6" w:space="0" w:color="BFC7D5"/>
+              <w:bottom w:val="single" w:sz="2" w:space="0" w:color="BFC7D5"/>
+              <w:right w:val="single" w:sz="6" w:space="0" w:color="BFC7D5"/>
+            </w:tcBorders>
             <w:vAlign w:val="center"/>
           </w:tcPr>
           <w:p>
@@ -2058,8 +2596,12 @@
         </w:tc>
         <w:tc>
           <w:tcPr>
-            <w:tcW w:w="1096" w:type="dxa"/>
-            <w:tcBorders/>
+            <w:tcW w:w="1131" w:type="dxa"/>
+            <w:tcBorders>
+              <w:left w:val="single" w:sz="2" w:space="0" w:color="BFC7D5"/>
+              <w:bottom w:val="single" w:sz="2" w:space="0" w:color="BFC7D5"/>
+              <w:right w:val="single" w:sz="6" w:space="0" w:color="BFC7D5"/>
+            </w:tcBorders>
             <w:vAlign w:val="center"/>
           </w:tcPr>
           <w:p>
@@ -2078,8 +2620,12 @@
         </w:tc>
         <w:tc>
           <w:tcPr>
-            <w:tcW w:w="2206" w:type="dxa"/>
-            <w:tcBorders/>
+            <w:tcW w:w="2211" w:type="dxa"/>
+            <w:tcBorders>
+              <w:left w:val="single" w:sz="2" w:space="0" w:color="BFC7D5"/>
+              <w:bottom w:val="single" w:sz="2" w:space="0" w:color="BFC7D5"/>
+              <w:right w:val="single" w:sz="6" w:space="0" w:color="BFC7D5"/>
+            </w:tcBorders>
             <w:vAlign w:val="center"/>
           </w:tcPr>
           <w:p>
@@ -2094,7 +2640,7 @@
               <w:rPr>
                 <w:rStyle w:val="SourceText"/>
               </w:rPr>
-              <w:t>docker-compose.yml:73-76</w:t>
+              <w:t>docker-compose.yml:77-80</w:t>
             </w:r>
             <w:r>
               <w:rPr/>
@@ -2113,8 +2659,12 @@
         <w:trPr/>
         <w:tc>
           <w:tcPr>
-            <w:tcW w:w="1846" w:type="dxa"/>
-            <w:tcBorders/>
+            <w:tcW w:w="1880" w:type="dxa"/>
+            <w:tcBorders>
+              <w:left w:val="single" w:sz="6" w:space="0" w:color="BFC7D5"/>
+              <w:bottom w:val="single" w:sz="2" w:space="0" w:color="BFC7D5"/>
+              <w:right w:val="single" w:sz="6" w:space="0" w:color="BFC7D5"/>
+            </w:tcBorders>
             <w:vAlign w:val="center"/>
           </w:tcPr>
           <w:p>
@@ -2133,8 +2683,12 @@
         </w:tc>
         <w:tc>
           <w:tcPr>
-            <w:tcW w:w="1096" w:type="dxa"/>
-            <w:tcBorders/>
+            <w:tcW w:w="1131" w:type="dxa"/>
+            <w:tcBorders>
+              <w:left w:val="single" w:sz="2" w:space="0" w:color="BFC7D5"/>
+              <w:bottom w:val="single" w:sz="2" w:space="0" w:color="BFC7D5"/>
+              <w:right w:val="single" w:sz="6" w:space="0" w:color="BFC7D5"/>
+            </w:tcBorders>
             <w:vAlign w:val="center"/>
           </w:tcPr>
           <w:p>
@@ -2153,8 +2707,12 @@
         </w:tc>
         <w:tc>
           <w:tcPr>
-            <w:tcW w:w="2206" w:type="dxa"/>
-            <w:tcBorders/>
+            <w:tcW w:w="2211" w:type="dxa"/>
+            <w:tcBorders>
+              <w:left w:val="single" w:sz="2" w:space="0" w:color="BFC7D5"/>
+              <w:bottom w:val="single" w:sz="2" w:space="0" w:color="BFC7D5"/>
+              <w:right w:val="single" w:sz="6" w:space="0" w:color="BFC7D5"/>
+            </w:tcBorders>
             <w:vAlign w:val="center"/>
           </w:tcPr>
           <w:p>
@@ -2169,7 +2727,7 @@
               <w:rPr>
                 <w:rStyle w:val="SourceText"/>
               </w:rPr>
-              <w:t>docker-compose.yml:223-227</w:t>
+              <w:t>docker-compose.yml:245-249</w:t>
             </w:r>
             <w:r>
               <w:rPr/>
@@ -2189,7 +2747,7 @@
               <w:rPr>
                 <w:rStyle w:val="SourceText"/>
               </w:rPr>
-              <w:t>docker-compose.yml:170</w:t>
+              <w:t>docker-compose.yml:192</w:t>
             </w:r>
             <w:r>
               <w:rPr/>
@@ -2202,8 +2760,12 @@
         <w:trPr/>
         <w:tc>
           <w:tcPr>
-            <w:tcW w:w="1846" w:type="dxa"/>
-            <w:tcBorders/>
+            <w:tcW w:w="1880" w:type="dxa"/>
+            <w:tcBorders>
+              <w:left w:val="single" w:sz="6" w:space="0" w:color="BFC7D5"/>
+              <w:bottom w:val="single" w:sz="2" w:space="0" w:color="BFC7D5"/>
+              <w:right w:val="single" w:sz="6" w:space="0" w:color="BFC7D5"/>
+            </w:tcBorders>
             <w:vAlign w:val="center"/>
           </w:tcPr>
           <w:p>
@@ -2222,8 +2784,12 @@
         </w:tc>
         <w:tc>
           <w:tcPr>
-            <w:tcW w:w="1096" w:type="dxa"/>
-            <w:tcBorders/>
+            <w:tcW w:w="1131" w:type="dxa"/>
+            <w:tcBorders>
+              <w:left w:val="single" w:sz="2" w:space="0" w:color="BFC7D5"/>
+              <w:bottom w:val="single" w:sz="2" w:space="0" w:color="BFC7D5"/>
+              <w:right w:val="single" w:sz="6" w:space="0" w:color="BFC7D5"/>
+            </w:tcBorders>
             <w:vAlign w:val="center"/>
           </w:tcPr>
           <w:p>
@@ -2242,8 +2808,12 @@
         </w:tc>
         <w:tc>
           <w:tcPr>
-            <w:tcW w:w="2206" w:type="dxa"/>
-            <w:tcBorders/>
+            <w:tcW w:w="2211" w:type="dxa"/>
+            <w:tcBorders>
+              <w:left w:val="single" w:sz="2" w:space="0" w:color="BFC7D5"/>
+              <w:bottom w:val="single" w:sz="2" w:space="0" w:color="BFC7D5"/>
+              <w:right w:val="single" w:sz="6" w:space="0" w:color="BFC7D5"/>
+            </w:tcBorders>
             <w:vAlign w:val="center"/>
           </w:tcPr>
           <w:p>
@@ -2267,8 +2837,12 @@
         <w:trPr/>
         <w:tc>
           <w:tcPr>
-            <w:tcW w:w="1846" w:type="dxa"/>
-            <w:tcBorders/>
+            <w:tcW w:w="1880" w:type="dxa"/>
+            <w:tcBorders>
+              <w:left w:val="single" w:sz="6" w:space="0" w:color="BFC7D5"/>
+              <w:bottom w:val="single" w:sz="2" w:space="0" w:color="BFC7D5"/>
+              <w:right w:val="single" w:sz="6" w:space="0" w:color="BFC7D5"/>
+            </w:tcBorders>
             <w:vAlign w:val="center"/>
           </w:tcPr>
           <w:p>
@@ -2287,8 +2861,12 @@
         </w:tc>
         <w:tc>
           <w:tcPr>
-            <w:tcW w:w="1096" w:type="dxa"/>
-            <w:tcBorders/>
+            <w:tcW w:w="1131" w:type="dxa"/>
+            <w:tcBorders>
+              <w:left w:val="single" w:sz="2" w:space="0" w:color="BFC7D5"/>
+              <w:bottom w:val="single" w:sz="2" w:space="0" w:color="BFC7D5"/>
+              <w:right w:val="single" w:sz="6" w:space="0" w:color="BFC7D5"/>
+            </w:tcBorders>
             <w:vAlign w:val="center"/>
           </w:tcPr>
           <w:p>
@@ -2307,8 +2885,12 @@
         </w:tc>
         <w:tc>
           <w:tcPr>
-            <w:tcW w:w="2206" w:type="dxa"/>
-            <w:tcBorders/>
+            <w:tcW w:w="2211" w:type="dxa"/>
+            <w:tcBorders>
+              <w:left w:val="single" w:sz="2" w:space="0" w:color="BFC7D5"/>
+              <w:bottom w:val="single" w:sz="2" w:space="0" w:color="BFC7D5"/>
+              <w:right w:val="single" w:sz="6" w:space="0" w:color="BFC7D5"/>
+            </w:tcBorders>
             <w:vAlign w:val="center"/>
           </w:tcPr>
           <w:p>
@@ -2346,8 +2928,12 @@
         <w:trPr/>
         <w:tc>
           <w:tcPr>
-            <w:tcW w:w="1846" w:type="dxa"/>
-            <w:tcBorders/>
+            <w:tcW w:w="1880" w:type="dxa"/>
+            <w:tcBorders>
+              <w:left w:val="single" w:sz="6" w:space="0" w:color="BFC7D5"/>
+              <w:bottom w:val="single" w:sz="6" w:space="0" w:color="BFC7D5"/>
+              <w:right w:val="single" w:sz="6" w:space="0" w:color="BFC7D5"/>
+            </w:tcBorders>
             <w:vAlign w:val="center"/>
           </w:tcPr>
           <w:p>
@@ -2366,8 +2952,12 @@
         </w:tc>
         <w:tc>
           <w:tcPr>
-            <w:tcW w:w="1096" w:type="dxa"/>
-            <w:tcBorders/>
+            <w:tcW w:w="1131" w:type="dxa"/>
+            <w:tcBorders>
+              <w:left w:val="single" w:sz="2" w:space="0" w:color="BFC7D5"/>
+              <w:bottom w:val="single" w:sz="6" w:space="0" w:color="BFC7D5"/>
+              <w:right w:val="single" w:sz="6" w:space="0" w:color="BFC7D5"/>
+            </w:tcBorders>
             <w:vAlign w:val="center"/>
           </w:tcPr>
           <w:p>
@@ -2386,8 +2976,12 @@
         </w:tc>
         <w:tc>
           <w:tcPr>
-            <w:tcW w:w="2206" w:type="dxa"/>
-            <w:tcBorders/>
+            <w:tcW w:w="2211" w:type="dxa"/>
+            <w:tcBorders>
+              <w:left w:val="single" w:sz="2" w:space="0" w:color="BFC7D5"/>
+              <w:bottom w:val="single" w:sz="6" w:space="0" w:color="BFC7D5"/>
+              <w:right w:val="single" w:sz="6" w:space="0" w:color="BFC7D5"/>
+            </w:tcBorders>
             <w:vAlign w:val="center"/>
           </w:tcPr>
           <w:p>
@@ -2509,7 +3103,7 @@
         <w:rPr>
           <w:rStyle w:val="SourceText"/>
         </w:rPr>
-        <w:t>backend/Dockerfile:30-32</w:t>
+        <w:t>backend/Dockerfile:34-36</w:t>
       </w:r>
       <w:r>
         <w:rPr/>
@@ -2769,21 +3363,21 @@
     </w:p>
     <w:tbl>
       <w:tblPr>
-        <w:tblW w:w="5148" w:type="dxa"/>
+        <w:tblW w:w="5000" w:type="pct"/>
         <w:jc w:val="left"/>
-        <w:tblInd w:w="0" w:type="dxa"/>
+        <w:tblInd w:w="-7" w:type="dxa"/>
         <w:tblLayout w:type="fixed"/>
         <w:tblCellMar>
-          <w:top w:w="28" w:type="dxa"/>
-          <w:left w:w="28" w:type="dxa"/>
-          <w:bottom w:w="28" w:type="dxa"/>
-          <w:right w:w="28" w:type="dxa"/>
+          <w:top w:w="60" w:type="dxa"/>
+          <w:left w:w="60" w:type="dxa"/>
+          <w:bottom w:w="60" w:type="dxa"/>
+          <w:right w:w="60" w:type="dxa"/>
         </w:tblCellMar>
       </w:tblPr>
       <w:tblGrid>
-        <w:gridCol w:w="571"/>
-        <w:gridCol w:w="1020"/>
-        <w:gridCol w:w="3557"/>
+        <w:gridCol w:w="604"/>
+        <w:gridCol w:w="1055"/>
+        <w:gridCol w:w="3563"/>
       </w:tblGrid>
       <w:tr>
         <w:trPr>
@@ -2791,66 +3385,90 @@
         </w:trPr>
         <w:tc>
           <w:tcPr>
-            <w:tcW w:w="571" w:type="dxa"/>
-            <w:tcBorders/>
+            <w:tcW w:w="604" w:type="dxa"/>
+            <w:tcBorders>
+              <w:top w:val="single" w:sz="6" w:space="0" w:color="BFC7D5"/>
+              <w:left w:val="single" w:sz="6" w:space="0" w:color="BFC7D5"/>
+              <w:bottom w:val="single" w:sz="2" w:space="0" w:color="BFC7D5"/>
+              <w:right w:val="single" w:sz="6" w:space="0" w:color="BFC7D5"/>
+            </w:tcBorders>
+            <w:shd w:fill="1F3A5F" w:val="clear"/>
             <w:vAlign w:val="center"/>
           </w:tcPr>
           <w:p>
             <w:pPr>
               <w:pStyle w:val="TableHeading"/>
-              <w:suppressLineNumbers/>
-              <w:shd w:fill="1F3A5F" w:val="clear"/>
-              <w:bidi w:val="0"/>
-              <w:spacing w:before="0" w:after="283"/>
-              <w:jc w:val="center"/>
-              <w:rPr/>
-            </w:pPr>
-            <w:r>
-              <w:rPr/>
+              <w:bidi w:val="0"/>
+              <w:spacing w:before="0" w:after="283"/>
+              <w:jc w:val="left"/>
+              <w:rPr>
+                <w:color w:val="FFFFFF"/>
+              </w:rPr>
+            </w:pPr>
+            <w:r>
+              <w:rPr>
+                <w:color w:val="FFFFFF"/>
+              </w:rPr>
               <w:t>Level</w:t>
             </w:r>
           </w:p>
         </w:tc>
         <w:tc>
           <w:tcPr>
-            <w:tcW w:w="1020" w:type="dxa"/>
-            <w:tcBorders/>
+            <w:tcW w:w="1055" w:type="dxa"/>
+            <w:tcBorders>
+              <w:top w:val="single" w:sz="6" w:space="0" w:color="BFC7D5"/>
+              <w:left w:val="single" w:sz="2" w:space="0" w:color="BFC7D5"/>
+              <w:bottom w:val="single" w:sz="2" w:space="0" w:color="BFC7D5"/>
+              <w:right w:val="single" w:sz="6" w:space="0" w:color="BFC7D5"/>
+            </w:tcBorders>
+            <w:shd w:fill="1F3A5F" w:val="clear"/>
             <w:vAlign w:val="center"/>
           </w:tcPr>
           <w:p>
             <w:pPr>
               <w:pStyle w:val="TableHeading"/>
-              <w:suppressLineNumbers/>
-              <w:shd w:fill="1F3A5F" w:val="clear"/>
-              <w:bidi w:val="0"/>
-              <w:spacing w:before="0" w:after="283"/>
-              <w:jc w:val="center"/>
-              <w:rPr/>
-            </w:pPr>
-            <w:r>
-              <w:rPr/>
+              <w:bidi w:val="0"/>
+              <w:spacing w:before="0" w:after="283"/>
+              <w:jc w:val="left"/>
+              <w:rPr>
+                <w:color w:val="FFFFFF"/>
+              </w:rPr>
+            </w:pPr>
+            <w:r>
+              <w:rPr>
+                <w:color w:val="FFFFFF"/>
+              </w:rPr>
               <w:t>Name</w:t>
             </w:r>
           </w:p>
         </w:tc>
         <w:tc>
           <w:tcPr>
-            <w:tcW w:w="3557" w:type="dxa"/>
-            <w:tcBorders/>
+            <w:tcW w:w="3563" w:type="dxa"/>
+            <w:tcBorders>
+              <w:top w:val="single" w:sz="6" w:space="0" w:color="BFC7D5"/>
+              <w:left w:val="single" w:sz="2" w:space="0" w:color="BFC7D5"/>
+              <w:bottom w:val="single" w:sz="2" w:space="0" w:color="BFC7D5"/>
+              <w:right w:val="single" w:sz="6" w:space="0" w:color="BFC7D5"/>
+            </w:tcBorders>
+            <w:shd w:fill="1F3A5F" w:val="clear"/>
             <w:vAlign w:val="center"/>
           </w:tcPr>
           <w:p>
             <w:pPr>
               <w:pStyle w:val="TableHeading"/>
-              <w:suppressLineNumbers/>
-              <w:shd w:fill="1F3A5F" w:val="clear"/>
-              <w:bidi w:val="0"/>
-              <w:spacing w:before="0" w:after="283"/>
-              <w:jc w:val="center"/>
-              <w:rPr/>
-            </w:pPr>
-            <w:r>
-              <w:rPr/>
+              <w:bidi w:val="0"/>
+              <w:spacing w:before="0" w:after="283"/>
+              <w:jc w:val="left"/>
+              <w:rPr>
+                <w:color w:val="FFFFFF"/>
+              </w:rPr>
+            </w:pPr>
+            <w:r>
+              <w:rPr>
+                <w:color w:val="FFFFFF"/>
+              </w:rPr>
               <w:t>Meaning</w:t>
             </w:r>
           </w:p>
@@ -2860,8 +3478,12 @@
         <w:trPr/>
         <w:tc>
           <w:tcPr>
-            <w:tcW w:w="571" w:type="dxa"/>
-            <w:tcBorders/>
+            <w:tcW w:w="604" w:type="dxa"/>
+            <w:tcBorders>
+              <w:left w:val="single" w:sz="6" w:space="0" w:color="BFC7D5"/>
+              <w:bottom w:val="single" w:sz="2" w:space="0" w:color="BFC7D5"/>
+              <w:right w:val="single" w:sz="6" w:space="0" w:color="BFC7D5"/>
+            </w:tcBorders>
             <w:vAlign w:val="center"/>
           </w:tcPr>
           <w:p>
@@ -2880,8 +3502,12 @@
         </w:tc>
         <w:tc>
           <w:tcPr>
-            <w:tcW w:w="1020" w:type="dxa"/>
-            <w:tcBorders/>
+            <w:tcW w:w="1055" w:type="dxa"/>
+            <w:tcBorders>
+              <w:left w:val="single" w:sz="2" w:space="0" w:color="BFC7D5"/>
+              <w:bottom w:val="single" w:sz="2" w:space="0" w:color="BFC7D5"/>
+              <w:right w:val="single" w:sz="6" w:space="0" w:color="BFC7D5"/>
+            </w:tcBorders>
             <w:vAlign w:val="center"/>
           </w:tcPr>
           <w:p>
@@ -2900,8 +3526,12 @@
         </w:tc>
         <w:tc>
           <w:tcPr>
-            <w:tcW w:w="3557" w:type="dxa"/>
-            <w:tcBorders/>
+            <w:tcW w:w="3563" w:type="dxa"/>
+            <w:tcBorders>
+              <w:left w:val="single" w:sz="2" w:space="0" w:color="BFC7D5"/>
+              <w:bottom w:val="single" w:sz="2" w:space="0" w:color="BFC7D5"/>
+              <w:right w:val="single" w:sz="6" w:space="0" w:color="BFC7D5"/>
+            </w:tcBorders>
             <w:vAlign w:val="center"/>
           </w:tcPr>
           <w:p>
@@ -2923,8 +3553,12 @@
         <w:trPr/>
         <w:tc>
           <w:tcPr>
-            <w:tcW w:w="571" w:type="dxa"/>
-            <w:tcBorders/>
+            <w:tcW w:w="604" w:type="dxa"/>
+            <w:tcBorders>
+              <w:left w:val="single" w:sz="6" w:space="0" w:color="BFC7D5"/>
+              <w:bottom w:val="single" w:sz="2" w:space="0" w:color="BFC7D5"/>
+              <w:right w:val="single" w:sz="6" w:space="0" w:color="BFC7D5"/>
+            </w:tcBorders>
             <w:vAlign w:val="center"/>
           </w:tcPr>
           <w:p>
@@ -2943,8 +3577,12 @@
         </w:tc>
         <w:tc>
           <w:tcPr>
-            <w:tcW w:w="1020" w:type="dxa"/>
-            <w:tcBorders/>
+            <w:tcW w:w="1055" w:type="dxa"/>
+            <w:tcBorders>
+              <w:left w:val="single" w:sz="2" w:space="0" w:color="BFC7D5"/>
+              <w:bottom w:val="single" w:sz="2" w:space="0" w:color="BFC7D5"/>
+              <w:right w:val="single" w:sz="6" w:space="0" w:color="BFC7D5"/>
+            </w:tcBorders>
             <w:vAlign w:val="center"/>
           </w:tcPr>
           <w:p>
@@ -2963,8 +3601,12 @@
         </w:tc>
         <w:tc>
           <w:tcPr>
-            <w:tcW w:w="3557" w:type="dxa"/>
-            <w:tcBorders/>
+            <w:tcW w:w="3563" w:type="dxa"/>
+            <w:tcBorders>
+              <w:left w:val="single" w:sz="2" w:space="0" w:color="BFC7D5"/>
+              <w:bottom w:val="single" w:sz="2" w:space="0" w:color="BFC7D5"/>
+              <w:right w:val="single" w:sz="6" w:space="0" w:color="BFC7D5"/>
+            </w:tcBorders>
             <w:vAlign w:val="center"/>
           </w:tcPr>
           <w:p>
@@ -2986,8 +3628,12 @@
         <w:trPr/>
         <w:tc>
           <w:tcPr>
-            <w:tcW w:w="571" w:type="dxa"/>
-            <w:tcBorders/>
+            <w:tcW w:w="604" w:type="dxa"/>
+            <w:tcBorders>
+              <w:left w:val="single" w:sz="6" w:space="0" w:color="BFC7D5"/>
+              <w:bottom w:val="single" w:sz="2" w:space="0" w:color="BFC7D5"/>
+              <w:right w:val="single" w:sz="6" w:space="0" w:color="BFC7D5"/>
+            </w:tcBorders>
             <w:vAlign w:val="center"/>
           </w:tcPr>
           <w:p>
@@ -3006,8 +3652,12 @@
         </w:tc>
         <w:tc>
           <w:tcPr>
-            <w:tcW w:w="1020" w:type="dxa"/>
-            <w:tcBorders/>
+            <w:tcW w:w="1055" w:type="dxa"/>
+            <w:tcBorders>
+              <w:left w:val="single" w:sz="2" w:space="0" w:color="BFC7D5"/>
+              <w:bottom w:val="single" w:sz="2" w:space="0" w:color="BFC7D5"/>
+              <w:right w:val="single" w:sz="6" w:space="0" w:color="BFC7D5"/>
+            </w:tcBorders>
             <w:vAlign w:val="center"/>
           </w:tcPr>
           <w:p>
@@ -3026,8 +3676,12 @@
         </w:tc>
         <w:tc>
           <w:tcPr>
-            <w:tcW w:w="3557" w:type="dxa"/>
-            <w:tcBorders/>
+            <w:tcW w:w="3563" w:type="dxa"/>
+            <w:tcBorders>
+              <w:left w:val="single" w:sz="2" w:space="0" w:color="BFC7D5"/>
+              <w:bottom w:val="single" w:sz="2" w:space="0" w:color="BFC7D5"/>
+              <w:right w:val="single" w:sz="6" w:space="0" w:color="BFC7D5"/>
+            </w:tcBorders>
             <w:vAlign w:val="center"/>
           </w:tcPr>
           <w:p>
@@ -3049,8 +3703,12 @@
         <w:trPr/>
         <w:tc>
           <w:tcPr>
-            <w:tcW w:w="571" w:type="dxa"/>
-            <w:tcBorders/>
+            <w:tcW w:w="604" w:type="dxa"/>
+            <w:tcBorders>
+              <w:left w:val="single" w:sz="6" w:space="0" w:color="BFC7D5"/>
+              <w:bottom w:val="single" w:sz="2" w:space="0" w:color="BFC7D5"/>
+              <w:right w:val="single" w:sz="6" w:space="0" w:color="BFC7D5"/>
+            </w:tcBorders>
             <w:vAlign w:val="center"/>
           </w:tcPr>
           <w:p>
@@ -3069,8 +3727,12 @@
         </w:tc>
         <w:tc>
           <w:tcPr>
-            <w:tcW w:w="1020" w:type="dxa"/>
-            <w:tcBorders/>
+            <w:tcW w:w="1055" w:type="dxa"/>
+            <w:tcBorders>
+              <w:left w:val="single" w:sz="2" w:space="0" w:color="BFC7D5"/>
+              <w:bottom w:val="single" w:sz="2" w:space="0" w:color="BFC7D5"/>
+              <w:right w:val="single" w:sz="6" w:space="0" w:color="BFC7D5"/>
+            </w:tcBorders>
             <w:vAlign w:val="center"/>
           </w:tcPr>
           <w:p>
@@ -3089,8 +3751,12 @@
         </w:tc>
         <w:tc>
           <w:tcPr>
-            <w:tcW w:w="3557" w:type="dxa"/>
-            <w:tcBorders/>
+            <w:tcW w:w="3563" w:type="dxa"/>
+            <w:tcBorders>
+              <w:left w:val="single" w:sz="2" w:space="0" w:color="BFC7D5"/>
+              <w:bottom w:val="single" w:sz="2" w:space="0" w:color="BFC7D5"/>
+              <w:right w:val="single" w:sz="6" w:space="0" w:color="BFC7D5"/>
+            </w:tcBorders>
             <w:vAlign w:val="center"/>
           </w:tcPr>
           <w:p>
@@ -3112,8 +3778,12 @@
         <w:trPr/>
         <w:tc>
           <w:tcPr>
-            <w:tcW w:w="571" w:type="dxa"/>
-            <w:tcBorders/>
+            <w:tcW w:w="604" w:type="dxa"/>
+            <w:tcBorders>
+              <w:left w:val="single" w:sz="6" w:space="0" w:color="BFC7D5"/>
+              <w:bottom w:val="single" w:sz="6" w:space="0" w:color="BFC7D5"/>
+              <w:right w:val="single" w:sz="6" w:space="0" w:color="BFC7D5"/>
+            </w:tcBorders>
             <w:vAlign w:val="center"/>
           </w:tcPr>
           <w:p>
@@ -3132,8 +3802,12 @@
         </w:tc>
         <w:tc>
           <w:tcPr>
-            <w:tcW w:w="1020" w:type="dxa"/>
-            <w:tcBorders/>
+            <w:tcW w:w="1055" w:type="dxa"/>
+            <w:tcBorders>
+              <w:left w:val="single" w:sz="2" w:space="0" w:color="BFC7D5"/>
+              <w:bottom w:val="single" w:sz="6" w:space="0" w:color="BFC7D5"/>
+              <w:right w:val="single" w:sz="6" w:space="0" w:color="BFC7D5"/>
+            </w:tcBorders>
             <w:vAlign w:val="center"/>
           </w:tcPr>
           <w:p>
@@ -3152,8 +3826,12 @@
         </w:tc>
         <w:tc>
           <w:tcPr>
-            <w:tcW w:w="3557" w:type="dxa"/>
-            <w:tcBorders/>
+            <w:tcW w:w="3563" w:type="dxa"/>
+            <w:tcBorders>
+              <w:left w:val="single" w:sz="2" w:space="0" w:color="BFC7D5"/>
+              <w:bottom w:val="single" w:sz="6" w:space="0" w:color="BFC7D5"/>
+              <w:right w:val="single" w:sz="6" w:space="0" w:color="BFC7D5"/>
+            </w:tcBorders>
             <w:vAlign w:val="center"/>
           </w:tcPr>
           <w:p>
@@ -3188,21 +3866,21 @@
     </w:p>
     <w:tbl>
       <w:tblPr>
-        <w:tblW w:w="5148" w:type="dxa"/>
+        <w:tblW w:w="5000" w:type="pct"/>
         <w:jc w:val="left"/>
-        <w:tblInd w:w="0" w:type="dxa"/>
+        <w:tblInd w:w="-7" w:type="dxa"/>
         <w:tblLayout w:type="fixed"/>
         <w:tblCellMar>
-          <w:top w:w="28" w:type="dxa"/>
-          <w:left w:w="28" w:type="dxa"/>
-          <w:bottom w:w="28" w:type="dxa"/>
-          <w:right w:w="28" w:type="dxa"/>
+          <w:top w:w="60" w:type="dxa"/>
+          <w:left w:w="60" w:type="dxa"/>
+          <w:bottom w:w="60" w:type="dxa"/>
+          <w:right w:w="60" w:type="dxa"/>
         </w:tblCellMar>
       </w:tblPr>
       <w:tblGrid>
-        <w:gridCol w:w="571"/>
-        <w:gridCol w:w="886"/>
-        <w:gridCol w:w="3691"/>
+        <w:gridCol w:w="604"/>
+        <w:gridCol w:w="921"/>
+        <w:gridCol w:w="3697"/>
       </w:tblGrid>
       <w:tr>
         <w:trPr>
@@ -3210,66 +3888,90 @@
         </w:trPr>
         <w:tc>
           <w:tcPr>
-            <w:tcW w:w="571" w:type="dxa"/>
-            <w:tcBorders/>
+            <w:tcW w:w="604" w:type="dxa"/>
+            <w:tcBorders>
+              <w:top w:val="single" w:sz="6" w:space="0" w:color="BFC7D5"/>
+              <w:left w:val="single" w:sz="6" w:space="0" w:color="BFC7D5"/>
+              <w:bottom w:val="single" w:sz="2" w:space="0" w:color="BFC7D5"/>
+              <w:right w:val="single" w:sz="6" w:space="0" w:color="BFC7D5"/>
+            </w:tcBorders>
+            <w:shd w:fill="1F3A5F" w:val="clear"/>
             <w:vAlign w:val="center"/>
           </w:tcPr>
           <w:p>
             <w:pPr>
               <w:pStyle w:val="TableHeading"/>
-              <w:suppressLineNumbers/>
-              <w:shd w:fill="1F3A5F" w:val="clear"/>
-              <w:bidi w:val="0"/>
-              <w:spacing w:before="0" w:after="283"/>
-              <w:jc w:val="center"/>
-              <w:rPr/>
-            </w:pPr>
-            <w:r>
-              <w:rPr/>
+              <w:bidi w:val="0"/>
+              <w:spacing w:before="0" w:after="283"/>
+              <w:jc w:val="left"/>
+              <w:rPr>
+                <w:color w:val="FFFFFF"/>
+              </w:rPr>
+            </w:pPr>
+            <w:r>
+              <w:rPr>
+                <w:color w:val="FFFFFF"/>
+              </w:rPr>
               <w:t>Level</w:t>
             </w:r>
           </w:p>
         </w:tc>
         <w:tc>
           <w:tcPr>
-            <w:tcW w:w="886" w:type="dxa"/>
-            <w:tcBorders/>
+            <w:tcW w:w="921" w:type="dxa"/>
+            <w:tcBorders>
+              <w:top w:val="single" w:sz="6" w:space="0" w:color="BFC7D5"/>
+              <w:left w:val="single" w:sz="2" w:space="0" w:color="BFC7D5"/>
+              <w:bottom w:val="single" w:sz="2" w:space="0" w:color="BFC7D5"/>
+              <w:right w:val="single" w:sz="6" w:space="0" w:color="BFC7D5"/>
+            </w:tcBorders>
+            <w:shd w:fill="1F3A5F" w:val="clear"/>
             <w:vAlign w:val="center"/>
           </w:tcPr>
           <w:p>
             <w:pPr>
               <w:pStyle w:val="TableHeading"/>
-              <w:suppressLineNumbers/>
-              <w:shd w:fill="1F3A5F" w:val="clear"/>
-              <w:bidi w:val="0"/>
-              <w:spacing w:before="0" w:after="283"/>
-              <w:jc w:val="center"/>
-              <w:rPr/>
-            </w:pPr>
-            <w:r>
-              <w:rPr/>
+              <w:bidi w:val="0"/>
+              <w:spacing w:before="0" w:after="283"/>
+              <w:jc w:val="left"/>
+              <w:rPr>
+                <w:color w:val="FFFFFF"/>
+              </w:rPr>
+            </w:pPr>
+            <w:r>
+              <w:rPr>
+                <w:color w:val="FFFFFF"/>
+              </w:rPr>
               <w:t>Name</w:t>
             </w:r>
           </w:p>
         </w:tc>
         <w:tc>
           <w:tcPr>
-            <w:tcW w:w="3691" w:type="dxa"/>
-            <w:tcBorders/>
+            <w:tcW w:w="3697" w:type="dxa"/>
+            <w:tcBorders>
+              <w:top w:val="single" w:sz="6" w:space="0" w:color="BFC7D5"/>
+              <w:left w:val="single" w:sz="2" w:space="0" w:color="BFC7D5"/>
+              <w:bottom w:val="single" w:sz="2" w:space="0" w:color="BFC7D5"/>
+              <w:right w:val="single" w:sz="6" w:space="0" w:color="BFC7D5"/>
+            </w:tcBorders>
+            <w:shd w:fill="1F3A5F" w:val="clear"/>
             <w:vAlign w:val="center"/>
           </w:tcPr>
           <w:p>
             <w:pPr>
               <w:pStyle w:val="TableHeading"/>
-              <w:suppressLineNumbers/>
-              <w:shd w:fill="1F3A5F" w:val="clear"/>
-              <w:bidi w:val="0"/>
-              <w:spacing w:before="0" w:after="283"/>
-              <w:jc w:val="center"/>
-              <w:rPr/>
-            </w:pPr>
-            <w:r>
-              <w:rPr/>
+              <w:bidi w:val="0"/>
+              <w:spacing w:before="0" w:after="283"/>
+              <w:jc w:val="left"/>
+              <w:rPr>
+                <w:color w:val="FFFFFF"/>
+              </w:rPr>
+            </w:pPr>
+            <w:r>
+              <w:rPr>
+                <w:color w:val="FFFFFF"/>
+              </w:rPr>
               <w:t>Meaning for EchoMind Enterprise</w:t>
             </w:r>
           </w:p>
@@ -3279,8 +3981,12 @@
         <w:trPr/>
         <w:tc>
           <w:tcPr>
-            <w:tcW w:w="571" w:type="dxa"/>
-            <w:tcBorders/>
+            <w:tcW w:w="604" w:type="dxa"/>
+            <w:tcBorders>
+              <w:left w:val="single" w:sz="6" w:space="0" w:color="BFC7D5"/>
+              <w:bottom w:val="single" w:sz="2" w:space="0" w:color="BFC7D5"/>
+              <w:right w:val="single" w:sz="6" w:space="0" w:color="BFC7D5"/>
+            </w:tcBorders>
             <w:vAlign w:val="center"/>
           </w:tcPr>
           <w:p>
@@ -3299,8 +4005,12 @@
         </w:tc>
         <w:tc>
           <w:tcPr>
-            <w:tcW w:w="886" w:type="dxa"/>
-            <w:tcBorders/>
+            <w:tcW w:w="921" w:type="dxa"/>
+            <w:tcBorders>
+              <w:left w:val="single" w:sz="2" w:space="0" w:color="BFC7D5"/>
+              <w:bottom w:val="single" w:sz="2" w:space="0" w:color="BFC7D5"/>
+              <w:right w:val="single" w:sz="6" w:space="0" w:color="BFC7D5"/>
+            </w:tcBorders>
             <w:vAlign w:val="center"/>
           </w:tcPr>
           <w:p>
@@ -3319,8 +4029,12 @@
         </w:tc>
         <w:tc>
           <w:tcPr>
-            <w:tcW w:w="3691" w:type="dxa"/>
-            <w:tcBorders/>
+            <w:tcW w:w="3697" w:type="dxa"/>
+            <w:tcBorders>
+              <w:left w:val="single" w:sz="2" w:space="0" w:color="BFC7D5"/>
+              <w:bottom w:val="single" w:sz="2" w:space="0" w:color="BFC7D5"/>
+              <w:right w:val="single" w:sz="6" w:space="0" w:color="BFC7D5"/>
+            </w:tcBorders>
             <w:vAlign w:val="center"/>
           </w:tcPr>
           <w:p>
@@ -3342,8 +4056,12 @@
         <w:trPr/>
         <w:tc>
           <w:tcPr>
-            <w:tcW w:w="571" w:type="dxa"/>
-            <w:tcBorders/>
+            <w:tcW w:w="604" w:type="dxa"/>
+            <w:tcBorders>
+              <w:left w:val="single" w:sz="6" w:space="0" w:color="BFC7D5"/>
+              <w:bottom w:val="single" w:sz="2" w:space="0" w:color="BFC7D5"/>
+              <w:right w:val="single" w:sz="6" w:space="0" w:color="BFC7D5"/>
+            </w:tcBorders>
             <w:vAlign w:val="center"/>
           </w:tcPr>
           <w:p>
@@ -3362,8 +4080,12 @@
         </w:tc>
         <w:tc>
           <w:tcPr>
-            <w:tcW w:w="886" w:type="dxa"/>
-            <w:tcBorders/>
+            <w:tcW w:w="921" w:type="dxa"/>
+            <w:tcBorders>
+              <w:left w:val="single" w:sz="2" w:space="0" w:color="BFC7D5"/>
+              <w:bottom w:val="single" w:sz="2" w:space="0" w:color="BFC7D5"/>
+              <w:right w:val="single" w:sz="6" w:space="0" w:color="BFC7D5"/>
+            </w:tcBorders>
             <w:vAlign w:val="center"/>
           </w:tcPr>
           <w:p>
@@ -3382,8 +4104,12 @@
         </w:tc>
         <w:tc>
           <w:tcPr>
-            <w:tcW w:w="3691" w:type="dxa"/>
-            <w:tcBorders/>
+            <w:tcW w:w="3697" w:type="dxa"/>
+            <w:tcBorders>
+              <w:left w:val="single" w:sz="2" w:space="0" w:color="BFC7D5"/>
+              <w:bottom w:val="single" w:sz="2" w:space="0" w:color="BFC7D5"/>
+              <w:right w:val="single" w:sz="6" w:space="0" w:color="BFC7D5"/>
+            </w:tcBorders>
             <w:vAlign w:val="center"/>
           </w:tcPr>
           <w:p>
@@ -3405,8 +4131,12 @@
         <w:trPr/>
         <w:tc>
           <w:tcPr>
-            <w:tcW w:w="571" w:type="dxa"/>
-            <w:tcBorders/>
+            <w:tcW w:w="604" w:type="dxa"/>
+            <w:tcBorders>
+              <w:left w:val="single" w:sz="6" w:space="0" w:color="BFC7D5"/>
+              <w:bottom w:val="single" w:sz="2" w:space="0" w:color="BFC7D5"/>
+              <w:right w:val="single" w:sz="6" w:space="0" w:color="BFC7D5"/>
+            </w:tcBorders>
             <w:vAlign w:val="center"/>
           </w:tcPr>
           <w:p>
@@ -3425,8 +4155,12 @@
         </w:tc>
         <w:tc>
           <w:tcPr>
-            <w:tcW w:w="886" w:type="dxa"/>
-            <w:tcBorders/>
+            <w:tcW w:w="921" w:type="dxa"/>
+            <w:tcBorders>
+              <w:left w:val="single" w:sz="2" w:space="0" w:color="BFC7D5"/>
+              <w:bottom w:val="single" w:sz="2" w:space="0" w:color="BFC7D5"/>
+              <w:right w:val="single" w:sz="6" w:space="0" w:color="BFC7D5"/>
+            </w:tcBorders>
             <w:vAlign w:val="center"/>
           </w:tcPr>
           <w:p>
@@ -3445,8 +4179,12 @@
         </w:tc>
         <w:tc>
           <w:tcPr>
-            <w:tcW w:w="3691" w:type="dxa"/>
-            <w:tcBorders/>
+            <w:tcW w:w="3697" w:type="dxa"/>
+            <w:tcBorders>
+              <w:left w:val="single" w:sz="2" w:space="0" w:color="BFC7D5"/>
+              <w:bottom w:val="single" w:sz="2" w:space="0" w:color="BFC7D5"/>
+              <w:right w:val="single" w:sz="6" w:space="0" w:color="BFC7D5"/>
+            </w:tcBorders>
             <w:vAlign w:val="center"/>
           </w:tcPr>
           <w:p>
@@ -3468,8 +4206,12 @@
         <w:trPr/>
         <w:tc>
           <w:tcPr>
-            <w:tcW w:w="571" w:type="dxa"/>
-            <w:tcBorders/>
+            <w:tcW w:w="604" w:type="dxa"/>
+            <w:tcBorders>
+              <w:left w:val="single" w:sz="6" w:space="0" w:color="BFC7D5"/>
+              <w:bottom w:val="single" w:sz="2" w:space="0" w:color="BFC7D5"/>
+              <w:right w:val="single" w:sz="6" w:space="0" w:color="BFC7D5"/>
+            </w:tcBorders>
             <w:vAlign w:val="center"/>
           </w:tcPr>
           <w:p>
@@ -3488,8 +4230,12 @@
         </w:tc>
         <w:tc>
           <w:tcPr>
-            <w:tcW w:w="886" w:type="dxa"/>
-            <w:tcBorders/>
+            <w:tcW w:w="921" w:type="dxa"/>
+            <w:tcBorders>
+              <w:left w:val="single" w:sz="2" w:space="0" w:color="BFC7D5"/>
+              <w:bottom w:val="single" w:sz="2" w:space="0" w:color="BFC7D5"/>
+              <w:right w:val="single" w:sz="6" w:space="0" w:color="BFC7D5"/>
+            </w:tcBorders>
             <w:vAlign w:val="center"/>
           </w:tcPr>
           <w:p>
@@ -3508,8 +4254,12 @@
         </w:tc>
         <w:tc>
           <w:tcPr>
-            <w:tcW w:w="3691" w:type="dxa"/>
-            <w:tcBorders/>
+            <w:tcW w:w="3697" w:type="dxa"/>
+            <w:tcBorders>
+              <w:left w:val="single" w:sz="2" w:space="0" w:color="BFC7D5"/>
+              <w:bottom w:val="single" w:sz="2" w:space="0" w:color="BFC7D5"/>
+              <w:right w:val="single" w:sz="6" w:space="0" w:color="BFC7D5"/>
+            </w:tcBorders>
             <w:vAlign w:val="center"/>
           </w:tcPr>
           <w:p>
@@ -3531,8 +4281,12 @@
         <w:trPr/>
         <w:tc>
           <w:tcPr>
-            <w:tcW w:w="571" w:type="dxa"/>
-            <w:tcBorders/>
+            <w:tcW w:w="604" w:type="dxa"/>
+            <w:tcBorders>
+              <w:left w:val="single" w:sz="6" w:space="0" w:color="BFC7D5"/>
+              <w:bottom w:val="single" w:sz="6" w:space="0" w:color="BFC7D5"/>
+              <w:right w:val="single" w:sz="6" w:space="0" w:color="BFC7D5"/>
+            </w:tcBorders>
             <w:vAlign w:val="center"/>
           </w:tcPr>
           <w:p>
@@ -3551,8 +4305,12 @@
         </w:tc>
         <w:tc>
           <w:tcPr>
-            <w:tcW w:w="886" w:type="dxa"/>
-            <w:tcBorders/>
+            <w:tcW w:w="921" w:type="dxa"/>
+            <w:tcBorders>
+              <w:left w:val="single" w:sz="2" w:space="0" w:color="BFC7D5"/>
+              <w:bottom w:val="single" w:sz="6" w:space="0" w:color="BFC7D5"/>
+              <w:right w:val="single" w:sz="6" w:space="0" w:color="BFC7D5"/>
+            </w:tcBorders>
             <w:vAlign w:val="center"/>
           </w:tcPr>
           <w:p>
@@ -3571,8 +4329,12 @@
         </w:tc>
         <w:tc>
           <w:tcPr>
-            <w:tcW w:w="3691" w:type="dxa"/>
-            <w:tcBorders/>
+            <w:tcW w:w="3697" w:type="dxa"/>
+            <w:tcBorders>
+              <w:left w:val="single" w:sz="2" w:space="0" w:color="BFC7D5"/>
+              <w:bottom w:val="single" w:sz="6" w:space="0" w:color="BFC7D5"/>
+              <w:right w:val="single" w:sz="6" w:space="0" w:color="BFC7D5"/>
+            </w:tcBorders>
             <w:vAlign w:val="center"/>
           </w:tcPr>
           <w:p>
@@ -3607,21 +4369,21 @@
     </w:p>
     <w:tbl>
       <w:tblPr>
-        <w:tblW w:w="5148" w:type="dxa"/>
+        <w:tblW w:w="5000" w:type="pct"/>
         <w:jc w:val="left"/>
-        <w:tblInd w:w="0" w:type="dxa"/>
+        <w:tblInd w:w="-7" w:type="dxa"/>
         <w:tblLayout w:type="fixed"/>
         <w:tblCellMar>
-          <w:top w:w="28" w:type="dxa"/>
-          <w:left w:w="28" w:type="dxa"/>
-          <w:bottom w:w="28" w:type="dxa"/>
-          <w:right w:w="28" w:type="dxa"/>
+          <w:top w:w="60" w:type="dxa"/>
+          <w:left w:w="60" w:type="dxa"/>
+          <w:bottom w:w="60" w:type="dxa"/>
+          <w:right w:w="60" w:type="dxa"/>
         </w:tblCellMar>
       </w:tblPr>
       <w:tblGrid>
-        <w:gridCol w:w="616"/>
-        <w:gridCol w:w="736"/>
-        <w:gridCol w:w="3796"/>
+        <w:gridCol w:w="649"/>
+        <w:gridCol w:w="771"/>
+        <w:gridCol w:w="3802"/>
       </w:tblGrid>
       <w:tr>
         <w:trPr>
@@ -3629,66 +4391,90 @@
         </w:trPr>
         <w:tc>
           <w:tcPr>
-            <w:tcW w:w="616" w:type="dxa"/>
-            <w:tcBorders/>
+            <w:tcW w:w="649" w:type="dxa"/>
+            <w:tcBorders>
+              <w:top w:val="single" w:sz="6" w:space="0" w:color="BFC7D5"/>
+              <w:left w:val="single" w:sz="6" w:space="0" w:color="BFC7D5"/>
+              <w:bottom w:val="single" w:sz="2" w:space="0" w:color="BFC7D5"/>
+              <w:right w:val="single" w:sz="6" w:space="0" w:color="BFC7D5"/>
+            </w:tcBorders>
+            <w:shd w:fill="1F3A5F" w:val="clear"/>
             <w:vAlign w:val="center"/>
           </w:tcPr>
           <w:p>
             <w:pPr>
               <w:pStyle w:val="TableHeading"/>
-              <w:suppressLineNumbers/>
-              <w:shd w:fill="1F3A5F" w:val="clear"/>
-              <w:bidi w:val="0"/>
-              <w:spacing w:before="0" w:after="283"/>
-              <w:jc w:val="center"/>
-              <w:rPr/>
-            </w:pPr>
-            <w:r>
-              <w:rPr/>
+              <w:bidi w:val="0"/>
+              <w:spacing w:before="0" w:after="283"/>
+              <w:jc w:val="left"/>
+              <w:rPr>
+                <w:color w:val="FFFFFF"/>
+              </w:rPr>
+            </w:pPr>
+            <w:r>
+              <w:rPr>
+                <w:color w:val="FFFFFF"/>
+              </w:rPr>
               <w:t>Score</w:t>
             </w:r>
           </w:p>
         </w:tc>
         <w:tc>
           <w:tcPr>
-            <w:tcW w:w="736" w:type="dxa"/>
-            <w:tcBorders/>
+            <w:tcW w:w="771" w:type="dxa"/>
+            <w:tcBorders>
+              <w:top w:val="single" w:sz="6" w:space="0" w:color="BFC7D5"/>
+              <w:left w:val="single" w:sz="2" w:space="0" w:color="BFC7D5"/>
+              <w:bottom w:val="single" w:sz="2" w:space="0" w:color="BFC7D5"/>
+              <w:right w:val="single" w:sz="6" w:space="0" w:color="BFC7D5"/>
+            </w:tcBorders>
+            <w:shd w:fill="1F3A5F" w:val="clear"/>
             <w:vAlign w:val="center"/>
           </w:tcPr>
           <w:p>
             <w:pPr>
               <w:pStyle w:val="TableHeading"/>
-              <w:suppressLineNumbers/>
-              <w:shd w:fill="1F3A5F" w:val="clear"/>
-              <w:bidi w:val="0"/>
-              <w:spacing w:before="0" w:after="283"/>
-              <w:jc w:val="center"/>
-              <w:rPr/>
-            </w:pPr>
-            <w:r>
-              <w:rPr/>
+              <w:bidi w:val="0"/>
+              <w:spacing w:before="0" w:after="283"/>
+              <w:jc w:val="left"/>
+              <w:rPr>
+                <w:color w:val="FFFFFF"/>
+              </w:rPr>
+            </w:pPr>
+            <w:r>
+              <w:rPr>
+                <w:color w:val="FFFFFF"/>
+              </w:rPr>
               <w:t>Band</w:t>
             </w:r>
           </w:p>
         </w:tc>
         <w:tc>
           <w:tcPr>
-            <w:tcW w:w="3796" w:type="dxa"/>
-            <w:tcBorders/>
+            <w:tcW w:w="3802" w:type="dxa"/>
+            <w:tcBorders>
+              <w:top w:val="single" w:sz="6" w:space="0" w:color="BFC7D5"/>
+              <w:left w:val="single" w:sz="2" w:space="0" w:color="BFC7D5"/>
+              <w:bottom w:val="single" w:sz="2" w:space="0" w:color="BFC7D5"/>
+              <w:right w:val="single" w:sz="6" w:space="0" w:color="BFC7D5"/>
+            </w:tcBorders>
+            <w:shd w:fill="1F3A5F" w:val="clear"/>
             <w:vAlign w:val="center"/>
           </w:tcPr>
           <w:p>
             <w:pPr>
               <w:pStyle w:val="TableHeading"/>
-              <w:suppressLineNumbers/>
-              <w:shd w:fill="1F3A5F" w:val="clear"/>
-              <w:bidi w:val="0"/>
-              <w:spacing w:before="0" w:after="283"/>
-              <w:jc w:val="center"/>
-              <w:rPr/>
-            </w:pPr>
-            <w:r>
-              <w:rPr/>
+              <w:bidi w:val="0"/>
+              <w:spacing w:before="0" w:after="283"/>
+              <w:jc w:val="left"/>
+              <w:rPr>
+                <w:color w:val="FFFFFF"/>
+              </w:rPr>
+            </w:pPr>
+            <w:r>
+              <w:rPr>
+                <w:color w:val="FFFFFF"/>
+              </w:rPr>
               <w:t>Required response</w:t>
             </w:r>
           </w:p>
@@ -3698,8 +4484,12 @@
         <w:trPr/>
         <w:tc>
           <w:tcPr>
-            <w:tcW w:w="616" w:type="dxa"/>
-            <w:tcBorders/>
+            <w:tcW w:w="649" w:type="dxa"/>
+            <w:tcBorders>
+              <w:left w:val="single" w:sz="6" w:space="0" w:color="BFC7D5"/>
+              <w:bottom w:val="single" w:sz="2" w:space="0" w:color="BFC7D5"/>
+              <w:right w:val="single" w:sz="6" w:space="0" w:color="BFC7D5"/>
+            </w:tcBorders>
             <w:vAlign w:val="center"/>
           </w:tcPr>
           <w:p>
@@ -3718,8 +4508,12 @@
         </w:tc>
         <w:tc>
           <w:tcPr>
-            <w:tcW w:w="736" w:type="dxa"/>
-            <w:tcBorders/>
+            <w:tcW w:w="771" w:type="dxa"/>
+            <w:tcBorders>
+              <w:left w:val="single" w:sz="2" w:space="0" w:color="BFC7D5"/>
+              <w:bottom w:val="single" w:sz="2" w:space="0" w:color="BFC7D5"/>
+              <w:right w:val="single" w:sz="6" w:space="0" w:color="BFC7D5"/>
+            </w:tcBorders>
             <w:vAlign w:val="center"/>
           </w:tcPr>
           <w:p>
@@ -3738,8 +4532,12 @@
         </w:tc>
         <w:tc>
           <w:tcPr>
-            <w:tcW w:w="3796" w:type="dxa"/>
-            <w:tcBorders/>
+            <w:tcW w:w="3802" w:type="dxa"/>
+            <w:tcBorders>
+              <w:left w:val="single" w:sz="2" w:space="0" w:color="BFC7D5"/>
+              <w:bottom w:val="single" w:sz="2" w:space="0" w:color="BFC7D5"/>
+              <w:right w:val="single" w:sz="6" w:space="0" w:color="BFC7D5"/>
+            </w:tcBorders>
             <w:vAlign w:val="center"/>
           </w:tcPr>
           <w:p>
@@ -3761,8 +4559,12 @@
         <w:trPr/>
         <w:tc>
           <w:tcPr>
-            <w:tcW w:w="616" w:type="dxa"/>
-            <w:tcBorders/>
+            <w:tcW w:w="649" w:type="dxa"/>
+            <w:tcBorders>
+              <w:left w:val="single" w:sz="6" w:space="0" w:color="BFC7D5"/>
+              <w:bottom w:val="single" w:sz="2" w:space="0" w:color="BFC7D5"/>
+              <w:right w:val="single" w:sz="6" w:space="0" w:color="BFC7D5"/>
+            </w:tcBorders>
             <w:vAlign w:val="center"/>
           </w:tcPr>
           <w:p>
@@ -3781,8 +4583,12 @@
         </w:tc>
         <w:tc>
           <w:tcPr>
-            <w:tcW w:w="736" w:type="dxa"/>
-            <w:tcBorders/>
+            <w:tcW w:w="771" w:type="dxa"/>
+            <w:tcBorders>
+              <w:left w:val="single" w:sz="2" w:space="0" w:color="BFC7D5"/>
+              <w:bottom w:val="single" w:sz="2" w:space="0" w:color="BFC7D5"/>
+              <w:right w:val="single" w:sz="6" w:space="0" w:color="BFC7D5"/>
+            </w:tcBorders>
             <w:vAlign w:val="center"/>
           </w:tcPr>
           <w:p>
@@ -3801,8 +4607,12 @@
         </w:tc>
         <w:tc>
           <w:tcPr>
-            <w:tcW w:w="3796" w:type="dxa"/>
-            <w:tcBorders/>
+            <w:tcW w:w="3802" w:type="dxa"/>
+            <w:tcBorders>
+              <w:left w:val="single" w:sz="2" w:space="0" w:color="BFC7D5"/>
+              <w:bottom w:val="single" w:sz="2" w:space="0" w:color="BFC7D5"/>
+              <w:right w:val="single" w:sz="6" w:space="0" w:color="BFC7D5"/>
+            </w:tcBorders>
             <w:vAlign w:val="center"/>
           </w:tcPr>
           <w:p>
@@ -3824,8 +4634,12 @@
         <w:trPr/>
         <w:tc>
           <w:tcPr>
-            <w:tcW w:w="616" w:type="dxa"/>
-            <w:tcBorders/>
+            <w:tcW w:w="649" w:type="dxa"/>
+            <w:tcBorders>
+              <w:left w:val="single" w:sz="6" w:space="0" w:color="BFC7D5"/>
+              <w:bottom w:val="single" w:sz="2" w:space="0" w:color="BFC7D5"/>
+              <w:right w:val="single" w:sz="6" w:space="0" w:color="BFC7D5"/>
+            </w:tcBorders>
             <w:vAlign w:val="center"/>
           </w:tcPr>
           <w:p>
@@ -3844,8 +4658,12 @@
         </w:tc>
         <w:tc>
           <w:tcPr>
-            <w:tcW w:w="736" w:type="dxa"/>
-            <w:tcBorders/>
+            <w:tcW w:w="771" w:type="dxa"/>
+            <w:tcBorders>
+              <w:left w:val="single" w:sz="2" w:space="0" w:color="BFC7D5"/>
+              <w:bottom w:val="single" w:sz="2" w:space="0" w:color="BFC7D5"/>
+              <w:right w:val="single" w:sz="6" w:space="0" w:color="BFC7D5"/>
+            </w:tcBorders>
             <w:vAlign w:val="center"/>
           </w:tcPr>
           <w:p>
@@ -3864,8 +4682,12 @@
         </w:tc>
         <w:tc>
           <w:tcPr>
-            <w:tcW w:w="3796" w:type="dxa"/>
-            <w:tcBorders/>
+            <w:tcW w:w="3802" w:type="dxa"/>
+            <w:tcBorders>
+              <w:left w:val="single" w:sz="2" w:space="0" w:color="BFC7D5"/>
+              <w:bottom w:val="single" w:sz="2" w:space="0" w:color="BFC7D5"/>
+              <w:right w:val="single" w:sz="6" w:space="0" w:color="BFC7D5"/>
+            </w:tcBorders>
             <w:vAlign w:val="center"/>
           </w:tcPr>
           <w:p>
@@ -3887,8 +4709,12 @@
         <w:trPr/>
         <w:tc>
           <w:tcPr>
-            <w:tcW w:w="616" w:type="dxa"/>
-            <w:tcBorders/>
+            <w:tcW w:w="649" w:type="dxa"/>
+            <w:tcBorders>
+              <w:left w:val="single" w:sz="6" w:space="0" w:color="BFC7D5"/>
+              <w:bottom w:val="single" w:sz="6" w:space="0" w:color="BFC7D5"/>
+              <w:right w:val="single" w:sz="6" w:space="0" w:color="BFC7D5"/>
+            </w:tcBorders>
             <w:vAlign w:val="center"/>
           </w:tcPr>
           <w:p>
@@ -3907,8 +4733,12 @@
         </w:tc>
         <w:tc>
           <w:tcPr>
-            <w:tcW w:w="736" w:type="dxa"/>
-            <w:tcBorders/>
+            <w:tcW w:w="771" w:type="dxa"/>
+            <w:tcBorders>
+              <w:left w:val="single" w:sz="2" w:space="0" w:color="BFC7D5"/>
+              <w:bottom w:val="single" w:sz="6" w:space="0" w:color="BFC7D5"/>
+              <w:right w:val="single" w:sz="6" w:space="0" w:color="BFC7D5"/>
+            </w:tcBorders>
             <w:vAlign w:val="center"/>
           </w:tcPr>
           <w:p>
@@ -3927,8 +4757,12 @@
         </w:tc>
         <w:tc>
           <w:tcPr>
-            <w:tcW w:w="3796" w:type="dxa"/>
-            <w:tcBorders/>
+            <w:tcW w:w="3802" w:type="dxa"/>
+            <w:tcBorders>
+              <w:left w:val="single" w:sz="2" w:space="0" w:color="BFC7D5"/>
+              <w:bottom w:val="single" w:sz="6" w:space="0" w:color="BFC7D5"/>
+              <w:right w:val="single" w:sz="6" w:space="0" w:color="BFC7D5"/>
+            </w:tcBorders>
             <w:vAlign w:val="center"/>
           </w:tcPr>
           <w:p>
@@ -3985,21 +4819,21 @@
     </w:p>
     <w:tbl>
       <w:tblPr>
-        <w:tblW w:w="5148" w:type="dxa"/>
+        <w:tblW w:w="5000" w:type="pct"/>
         <w:jc w:val="left"/>
-        <w:tblInd w:w="0" w:type="dxa"/>
+        <w:tblInd w:w="-7" w:type="dxa"/>
         <w:tblLayout w:type="fixed"/>
         <w:tblCellMar>
-          <w:top w:w="28" w:type="dxa"/>
-          <w:left w:w="28" w:type="dxa"/>
-          <w:bottom w:w="28" w:type="dxa"/>
-          <w:right w:w="28" w:type="dxa"/>
+          <w:top w:w="60" w:type="dxa"/>
+          <w:left w:w="60" w:type="dxa"/>
+          <w:bottom w:w="60" w:type="dxa"/>
+          <w:right w:w="60" w:type="dxa"/>
         </w:tblCellMar>
       </w:tblPr>
       <w:tblGrid>
-        <w:gridCol w:w="889"/>
-        <w:gridCol w:w="1824"/>
-        <w:gridCol w:w="2435"/>
+        <w:gridCol w:w="922"/>
+        <w:gridCol w:w="1859"/>
+        <w:gridCol w:w="2441"/>
       </w:tblGrid>
       <w:tr>
         <w:trPr>
@@ -4007,66 +4841,90 @@
         </w:trPr>
         <w:tc>
           <w:tcPr>
-            <w:tcW w:w="889" w:type="dxa"/>
-            <w:tcBorders/>
+            <w:tcW w:w="922" w:type="dxa"/>
+            <w:tcBorders>
+              <w:top w:val="single" w:sz="6" w:space="0" w:color="BFC7D5"/>
+              <w:left w:val="single" w:sz="6" w:space="0" w:color="BFC7D5"/>
+              <w:bottom w:val="single" w:sz="2" w:space="0" w:color="BFC7D5"/>
+              <w:right w:val="single" w:sz="6" w:space="0" w:color="BFC7D5"/>
+            </w:tcBorders>
+            <w:shd w:fill="1F3A5F" w:val="clear"/>
             <w:vAlign w:val="center"/>
           </w:tcPr>
           <w:p>
             <w:pPr>
               <w:pStyle w:val="TableHeading"/>
-              <w:suppressLineNumbers/>
-              <w:shd w:fill="1F3A5F" w:val="clear"/>
-              <w:bidi w:val="0"/>
-              <w:spacing w:before="0" w:after="283"/>
-              <w:jc w:val="center"/>
-              <w:rPr/>
-            </w:pPr>
-            <w:r>
-              <w:rPr/>
+              <w:bidi w:val="0"/>
+              <w:spacing w:before="0" w:after="283"/>
+              <w:jc w:val="left"/>
+              <w:rPr>
+                <w:color w:val="FFFFFF"/>
+              </w:rPr>
+            </w:pPr>
+            <w:r>
+              <w:rPr>
+                <w:color w:val="FFFFFF"/>
+              </w:rPr>
               <w:t>Option</w:t>
             </w:r>
           </w:p>
         </w:tc>
         <w:tc>
           <w:tcPr>
-            <w:tcW w:w="1824" w:type="dxa"/>
-            <w:tcBorders/>
+            <w:tcW w:w="1859" w:type="dxa"/>
+            <w:tcBorders>
+              <w:top w:val="single" w:sz="6" w:space="0" w:color="BFC7D5"/>
+              <w:left w:val="single" w:sz="2" w:space="0" w:color="BFC7D5"/>
+              <w:bottom w:val="single" w:sz="2" w:space="0" w:color="BFC7D5"/>
+              <w:right w:val="single" w:sz="6" w:space="0" w:color="BFC7D5"/>
+            </w:tcBorders>
+            <w:shd w:fill="1F3A5F" w:val="clear"/>
             <w:vAlign w:val="center"/>
           </w:tcPr>
           <w:p>
             <w:pPr>
               <w:pStyle w:val="TableHeading"/>
-              <w:suppressLineNumbers/>
-              <w:shd w:fill="1F3A5F" w:val="clear"/>
-              <w:bidi w:val="0"/>
-              <w:spacing w:before="0" w:after="283"/>
-              <w:jc w:val="center"/>
-              <w:rPr/>
-            </w:pPr>
-            <w:r>
-              <w:rPr/>
+              <w:bidi w:val="0"/>
+              <w:spacing w:before="0" w:after="283"/>
+              <w:jc w:val="left"/>
+              <w:rPr>
+                <w:color w:val="FFFFFF"/>
+              </w:rPr>
+            </w:pPr>
+            <w:r>
+              <w:rPr>
+                <w:color w:val="FFFFFF"/>
+              </w:rPr>
               <w:t>When it is chosen</w:t>
             </w:r>
           </w:p>
         </w:tc>
         <w:tc>
           <w:tcPr>
-            <w:tcW w:w="2435" w:type="dxa"/>
-            <w:tcBorders/>
+            <w:tcW w:w="2441" w:type="dxa"/>
+            <w:tcBorders>
+              <w:top w:val="single" w:sz="6" w:space="0" w:color="BFC7D5"/>
+              <w:left w:val="single" w:sz="2" w:space="0" w:color="BFC7D5"/>
+              <w:bottom w:val="single" w:sz="2" w:space="0" w:color="BFC7D5"/>
+              <w:right w:val="single" w:sz="6" w:space="0" w:color="BFC7D5"/>
+            </w:tcBorders>
+            <w:shd w:fill="1F3A5F" w:val="clear"/>
             <w:vAlign w:val="center"/>
           </w:tcPr>
           <w:p>
             <w:pPr>
               <w:pStyle w:val="TableHeading"/>
-              <w:suppressLineNumbers/>
-              <w:shd w:fill="1F3A5F" w:val="clear"/>
-              <w:bidi w:val="0"/>
-              <w:spacing w:before="0" w:after="283"/>
-              <w:jc w:val="center"/>
-              <w:rPr/>
-            </w:pPr>
-            <w:r>
-              <w:rPr/>
+              <w:bidi w:val="0"/>
+              <w:spacing w:before="0" w:after="283"/>
+              <w:jc w:val="left"/>
+              <w:rPr>
+                <w:color w:val="FFFFFF"/>
+              </w:rPr>
+            </w:pPr>
+            <w:r>
+              <w:rPr>
+                <w:color w:val="FFFFFF"/>
+              </w:rPr>
               <w:t>Evidence it leaves</w:t>
             </w:r>
           </w:p>
@@ -4076,8 +4934,12 @@
         <w:trPr/>
         <w:tc>
           <w:tcPr>
-            <w:tcW w:w="889" w:type="dxa"/>
-            <w:tcBorders/>
+            <w:tcW w:w="922" w:type="dxa"/>
+            <w:tcBorders>
+              <w:left w:val="single" w:sz="6" w:space="0" w:color="BFC7D5"/>
+              <w:bottom w:val="single" w:sz="2" w:space="0" w:color="BFC7D5"/>
+              <w:right w:val="single" w:sz="6" w:space="0" w:color="BFC7D5"/>
+            </w:tcBorders>
             <w:vAlign w:val="center"/>
           </w:tcPr>
           <w:p>
@@ -4096,8 +4958,12 @@
         </w:tc>
         <w:tc>
           <w:tcPr>
-            <w:tcW w:w="1824" w:type="dxa"/>
-            <w:tcBorders/>
+            <w:tcW w:w="1859" w:type="dxa"/>
+            <w:tcBorders>
+              <w:left w:val="single" w:sz="2" w:space="0" w:color="BFC7D5"/>
+              <w:bottom w:val="single" w:sz="2" w:space="0" w:color="BFC7D5"/>
+              <w:right w:val="single" w:sz="6" w:space="0" w:color="BFC7D5"/>
+            </w:tcBorders>
             <w:vAlign w:val="center"/>
           </w:tcPr>
           <w:p>
@@ -4116,8 +4982,12 @@
         </w:tc>
         <w:tc>
           <w:tcPr>
-            <w:tcW w:w="2435" w:type="dxa"/>
-            <w:tcBorders/>
+            <w:tcW w:w="2441" w:type="dxa"/>
+            <w:tcBorders>
+              <w:left w:val="single" w:sz="2" w:space="0" w:color="BFC7D5"/>
+              <w:bottom w:val="single" w:sz="2" w:space="0" w:color="BFC7D5"/>
+              <w:right w:val="single" w:sz="6" w:space="0" w:color="BFC7D5"/>
+            </w:tcBorders>
             <w:vAlign w:val="center"/>
           </w:tcPr>
           <w:p>
@@ -4139,8 +5009,12 @@
         <w:trPr/>
         <w:tc>
           <w:tcPr>
-            <w:tcW w:w="889" w:type="dxa"/>
-            <w:tcBorders/>
+            <w:tcW w:w="922" w:type="dxa"/>
+            <w:tcBorders>
+              <w:left w:val="single" w:sz="6" w:space="0" w:color="BFC7D5"/>
+              <w:bottom w:val="single" w:sz="2" w:space="0" w:color="BFC7D5"/>
+              <w:right w:val="single" w:sz="6" w:space="0" w:color="BFC7D5"/>
+            </w:tcBorders>
             <w:vAlign w:val="center"/>
           </w:tcPr>
           <w:p>
@@ -4159,8 +5033,12 @@
         </w:tc>
         <w:tc>
           <w:tcPr>
-            <w:tcW w:w="1824" w:type="dxa"/>
-            <w:tcBorders/>
+            <w:tcW w:w="1859" w:type="dxa"/>
+            <w:tcBorders>
+              <w:left w:val="single" w:sz="2" w:space="0" w:color="BFC7D5"/>
+              <w:bottom w:val="single" w:sz="2" w:space="0" w:color="BFC7D5"/>
+              <w:right w:val="single" w:sz="6" w:space="0" w:color="BFC7D5"/>
+            </w:tcBorders>
             <w:vAlign w:val="center"/>
           </w:tcPr>
           <w:p>
@@ -4179,8 +5057,12 @@
         </w:tc>
         <w:tc>
           <w:tcPr>
-            <w:tcW w:w="2435" w:type="dxa"/>
-            <w:tcBorders/>
+            <w:tcW w:w="2441" w:type="dxa"/>
+            <w:tcBorders>
+              <w:left w:val="single" w:sz="2" w:space="0" w:color="BFC7D5"/>
+              <w:bottom w:val="single" w:sz="2" w:space="0" w:color="BFC7D5"/>
+              <w:right w:val="single" w:sz="6" w:space="0" w:color="BFC7D5"/>
+            </w:tcBorders>
             <w:vAlign w:val="center"/>
           </w:tcPr>
           <w:p>
@@ -4202,8 +5084,12 @@
         <w:trPr/>
         <w:tc>
           <w:tcPr>
-            <w:tcW w:w="889" w:type="dxa"/>
-            <w:tcBorders/>
+            <w:tcW w:w="922" w:type="dxa"/>
+            <w:tcBorders>
+              <w:left w:val="single" w:sz="6" w:space="0" w:color="BFC7D5"/>
+              <w:bottom w:val="single" w:sz="2" w:space="0" w:color="BFC7D5"/>
+              <w:right w:val="single" w:sz="6" w:space="0" w:color="BFC7D5"/>
+            </w:tcBorders>
             <w:vAlign w:val="center"/>
           </w:tcPr>
           <w:p>
@@ -4222,8 +5108,12 @@
         </w:tc>
         <w:tc>
           <w:tcPr>
-            <w:tcW w:w="1824" w:type="dxa"/>
-            <w:tcBorders/>
+            <w:tcW w:w="1859" w:type="dxa"/>
+            <w:tcBorders>
+              <w:left w:val="single" w:sz="2" w:space="0" w:color="BFC7D5"/>
+              <w:bottom w:val="single" w:sz="2" w:space="0" w:color="BFC7D5"/>
+              <w:right w:val="single" w:sz="6" w:space="0" w:color="BFC7D5"/>
+            </w:tcBorders>
             <w:vAlign w:val="center"/>
           </w:tcPr>
           <w:p>
@@ -4242,8 +5132,12 @@
         </w:tc>
         <w:tc>
           <w:tcPr>
-            <w:tcW w:w="2435" w:type="dxa"/>
-            <w:tcBorders/>
+            <w:tcW w:w="2441" w:type="dxa"/>
+            <w:tcBorders>
+              <w:left w:val="single" w:sz="2" w:space="0" w:color="BFC7D5"/>
+              <w:bottom w:val="single" w:sz="2" w:space="0" w:color="BFC7D5"/>
+              <w:right w:val="single" w:sz="6" w:space="0" w:color="BFC7D5"/>
+            </w:tcBorders>
             <w:vAlign w:val="center"/>
           </w:tcPr>
           <w:p>
@@ -4275,8 +5169,12 @@
         <w:trPr/>
         <w:tc>
           <w:tcPr>
-            <w:tcW w:w="889" w:type="dxa"/>
-            <w:tcBorders/>
+            <w:tcW w:w="922" w:type="dxa"/>
+            <w:tcBorders>
+              <w:left w:val="single" w:sz="6" w:space="0" w:color="BFC7D5"/>
+              <w:bottom w:val="single" w:sz="6" w:space="0" w:color="BFC7D5"/>
+              <w:right w:val="single" w:sz="6" w:space="0" w:color="BFC7D5"/>
+            </w:tcBorders>
             <w:vAlign w:val="center"/>
           </w:tcPr>
           <w:p>
@@ -4295,8 +5193,12 @@
         </w:tc>
         <w:tc>
           <w:tcPr>
-            <w:tcW w:w="1824" w:type="dxa"/>
-            <w:tcBorders/>
+            <w:tcW w:w="1859" w:type="dxa"/>
+            <w:tcBorders>
+              <w:left w:val="single" w:sz="2" w:space="0" w:color="BFC7D5"/>
+              <w:bottom w:val="single" w:sz="6" w:space="0" w:color="BFC7D5"/>
+              <w:right w:val="single" w:sz="6" w:space="0" w:color="BFC7D5"/>
+            </w:tcBorders>
             <w:vAlign w:val="center"/>
           </w:tcPr>
           <w:p>
@@ -4315,8 +5217,12 @@
         </w:tc>
         <w:tc>
           <w:tcPr>
-            <w:tcW w:w="2435" w:type="dxa"/>
-            <w:tcBorders/>
+            <w:tcW w:w="2441" w:type="dxa"/>
+            <w:tcBorders>
+              <w:left w:val="single" w:sz="2" w:space="0" w:color="BFC7D5"/>
+              <w:bottom w:val="single" w:sz="6" w:space="0" w:color="BFC7D5"/>
+              <w:right w:val="single" w:sz="6" w:space="0" w:color="BFC7D5"/>
+            </w:tcBorders>
             <w:vAlign w:val="center"/>
           </w:tcPr>
           <w:p>
@@ -4356,7 +5262,7 @@
         <w:rPr>
           <w:rStyle w:val="SourceText"/>
         </w:rPr>
-        <w:t>backend/Dockerfile:32</w:t>
+        <w:t>backend/Dockerfile:36</w:t>
       </w:r>
       <w:r>
         <w:rPr/>
@@ -4580,20 +5486,20 @@
     </w:p>
     <w:tbl>
       <w:tblPr>
-        <w:tblW w:w="5148" w:type="dxa"/>
+        <w:tblW w:w="5000" w:type="pct"/>
         <w:jc w:val="left"/>
-        <w:tblInd w:w="0" w:type="dxa"/>
+        <w:tblInd w:w="-7" w:type="dxa"/>
         <w:tblLayout w:type="fixed"/>
         <w:tblCellMar>
-          <w:top w:w="28" w:type="dxa"/>
-          <w:left w:w="28" w:type="dxa"/>
-          <w:bottom w:w="28" w:type="dxa"/>
-          <w:right w:w="28" w:type="dxa"/>
+          <w:top w:w="60" w:type="dxa"/>
+          <w:left w:w="60" w:type="dxa"/>
+          <w:bottom w:w="60" w:type="dxa"/>
+          <w:right w:w="60" w:type="dxa"/>
         </w:tblCellMar>
       </w:tblPr>
       <w:tblGrid>
-        <w:gridCol w:w="2408"/>
-        <w:gridCol w:w="2740"/>
+        <w:gridCol w:w="2456"/>
+        <w:gridCol w:w="2766"/>
       </w:tblGrid>
       <w:tr>
         <w:trPr>
@@ -4601,44 +5507,60 @@
         </w:trPr>
         <w:tc>
           <w:tcPr>
-            <w:tcW w:w="2408" w:type="dxa"/>
-            <w:tcBorders/>
+            <w:tcW w:w="2456" w:type="dxa"/>
+            <w:tcBorders>
+              <w:top w:val="single" w:sz="6" w:space="0" w:color="BFC7D5"/>
+              <w:left w:val="single" w:sz="6" w:space="0" w:color="BFC7D5"/>
+              <w:bottom w:val="single" w:sz="2" w:space="0" w:color="BFC7D5"/>
+              <w:right w:val="single" w:sz="6" w:space="0" w:color="BFC7D5"/>
+            </w:tcBorders>
+            <w:shd w:fill="1F3A5F" w:val="clear"/>
             <w:vAlign w:val="center"/>
           </w:tcPr>
           <w:p>
             <w:pPr>
               <w:pStyle w:val="TableHeading"/>
-              <w:suppressLineNumbers/>
-              <w:shd w:fill="1F3A5F" w:val="clear"/>
-              <w:bidi w:val="0"/>
-              <w:spacing w:before="0" w:after="283"/>
-              <w:jc w:val="center"/>
-              <w:rPr/>
-            </w:pPr>
-            <w:r>
-              <w:rPr/>
+              <w:bidi w:val="0"/>
+              <w:spacing w:before="0" w:after="283"/>
+              <w:jc w:val="left"/>
+              <w:rPr>
+                <w:color w:val="FFFFFF"/>
+              </w:rPr>
+            </w:pPr>
+            <w:r>
+              <w:rPr>
+                <w:color w:val="FFFFFF"/>
+              </w:rPr>
               <w:t>Trigger</w:t>
             </w:r>
           </w:p>
         </w:tc>
         <w:tc>
           <w:tcPr>
-            <w:tcW w:w="2740" w:type="dxa"/>
-            <w:tcBorders/>
+            <w:tcW w:w="2766" w:type="dxa"/>
+            <w:tcBorders>
+              <w:top w:val="single" w:sz="6" w:space="0" w:color="BFC7D5"/>
+              <w:left w:val="single" w:sz="2" w:space="0" w:color="BFC7D5"/>
+              <w:bottom w:val="single" w:sz="2" w:space="0" w:color="BFC7D5"/>
+              <w:right w:val="single" w:sz="6" w:space="0" w:color="BFC7D5"/>
+            </w:tcBorders>
+            <w:shd w:fill="1F3A5F" w:val="clear"/>
             <w:vAlign w:val="center"/>
           </w:tcPr>
           <w:p>
             <w:pPr>
               <w:pStyle w:val="TableHeading"/>
-              <w:suppressLineNumbers/>
-              <w:shd w:fill="1F3A5F" w:val="clear"/>
-              <w:bidi w:val="0"/>
-              <w:spacing w:before="0" w:after="283"/>
-              <w:jc w:val="center"/>
-              <w:rPr/>
-            </w:pPr>
-            <w:r>
-              <w:rPr/>
+              <w:bidi w:val="0"/>
+              <w:spacing w:before="0" w:after="283"/>
+              <w:jc w:val="left"/>
+              <w:rPr>
+                <w:color w:val="FFFFFF"/>
+              </w:rPr>
+            </w:pPr>
+            <w:r>
+              <w:rPr>
+                <w:color w:val="FFFFFF"/>
+              </w:rPr>
               <w:t>What is reviewed</w:t>
             </w:r>
           </w:p>
@@ -4648,8 +5570,12 @@
         <w:trPr/>
         <w:tc>
           <w:tcPr>
-            <w:tcW w:w="2408" w:type="dxa"/>
-            <w:tcBorders/>
+            <w:tcW w:w="2456" w:type="dxa"/>
+            <w:tcBorders>
+              <w:left w:val="single" w:sz="6" w:space="0" w:color="BFC7D5"/>
+              <w:bottom w:val="single" w:sz="2" w:space="0" w:color="BFC7D5"/>
+              <w:right w:val="single" w:sz="6" w:space="0" w:color="BFC7D5"/>
+            </w:tcBorders>
             <w:vAlign w:val="center"/>
           </w:tcPr>
           <w:p>
@@ -4678,8 +5604,12 @@
         </w:tc>
         <w:tc>
           <w:tcPr>
-            <w:tcW w:w="2740" w:type="dxa"/>
-            <w:tcBorders/>
+            <w:tcW w:w="2766" w:type="dxa"/>
+            <w:tcBorders>
+              <w:left w:val="single" w:sz="2" w:space="0" w:color="BFC7D5"/>
+              <w:bottom w:val="single" w:sz="2" w:space="0" w:color="BFC7D5"/>
+              <w:right w:val="single" w:sz="6" w:space="0" w:color="BFC7D5"/>
+            </w:tcBorders>
             <w:vAlign w:val="center"/>
           </w:tcPr>
           <w:p>
@@ -4701,8 +5631,12 @@
         <w:trPr/>
         <w:tc>
           <w:tcPr>
-            <w:tcW w:w="2408" w:type="dxa"/>
-            <w:tcBorders/>
+            <w:tcW w:w="2456" w:type="dxa"/>
+            <w:tcBorders>
+              <w:left w:val="single" w:sz="6" w:space="0" w:color="BFC7D5"/>
+              <w:bottom w:val="single" w:sz="2" w:space="0" w:color="BFC7D5"/>
+              <w:right w:val="single" w:sz="6" w:space="0" w:color="BFC7D5"/>
+            </w:tcBorders>
             <w:vAlign w:val="center"/>
           </w:tcPr>
           <w:p>
@@ -4731,8 +5665,12 @@
         </w:tc>
         <w:tc>
           <w:tcPr>
-            <w:tcW w:w="2740" w:type="dxa"/>
-            <w:tcBorders/>
+            <w:tcW w:w="2766" w:type="dxa"/>
+            <w:tcBorders>
+              <w:left w:val="single" w:sz="2" w:space="0" w:color="BFC7D5"/>
+              <w:bottom w:val="single" w:sz="2" w:space="0" w:color="BFC7D5"/>
+              <w:right w:val="single" w:sz="6" w:space="0" w:color="BFC7D5"/>
+            </w:tcBorders>
             <w:vAlign w:val="center"/>
           </w:tcPr>
           <w:p>
@@ -4754,8 +5692,12 @@
         <w:trPr/>
         <w:tc>
           <w:tcPr>
-            <w:tcW w:w="2408" w:type="dxa"/>
-            <w:tcBorders/>
+            <w:tcW w:w="2456" w:type="dxa"/>
+            <w:tcBorders>
+              <w:left w:val="single" w:sz="6" w:space="0" w:color="BFC7D5"/>
+              <w:bottom w:val="single" w:sz="2" w:space="0" w:color="BFC7D5"/>
+              <w:right w:val="single" w:sz="6" w:space="0" w:color="BFC7D5"/>
+            </w:tcBorders>
             <w:vAlign w:val="center"/>
           </w:tcPr>
           <w:p>
@@ -4774,8 +5716,12 @@
         </w:tc>
         <w:tc>
           <w:tcPr>
-            <w:tcW w:w="2740" w:type="dxa"/>
-            <w:tcBorders/>
+            <w:tcW w:w="2766" w:type="dxa"/>
+            <w:tcBorders>
+              <w:left w:val="single" w:sz="2" w:space="0" w:color="BFC7D5"/>
+              <w:bottom w:val="single" w:sz="2" w:space="0" w:color="BFC7D5"/>
+              <w:right w:val="single" w:sz="6" w:space="0" w:color="BFC7D5"/>
+            </w:tcBorders>
             <w:vAlign w:val="center"/>
           </w:tcPr>
           <w:p>
@@ -4797,8 +5743,12 @@
         <w:trPr/>
         <w:tc>
           <w:tcPr>
-            <w:tcW w:w="2408" w:type="dxa"/>
-            <w:tcBorders/>
+            <w:tcW w:w="2456" w:type="dxa"/>
+            <w:tcBorders>
+              <w:left w:val="single" w:sz="6" w:space="0" w:color="BFC7D5"/>
+              <w:bottom w:val="single" w:sz="6" w:space="0" w:color="BFC7D5"/>
+              <w:right w:val="single" w:sz="6" w:space="0" w:color="BFC7D5"/>
+            </w:tcBorders>
             <w:vAlign w:val="center"/>
           </w:tcPr>
           <w:p>
@@ -4817,8 +5767,12 @@
         </w:tc>
         <w:tc>
           <w:tcPr>
-            <w:tcW w:w="2740" w:type="dxa"/>
-            <w:tcBorders/>
+            <w:tcW w:w="2766" w:type="dxa"/>
+            <w:tcBorders>
+              <w:left w:val="single" w:sz="2" w:space="0" w:color="BFC7D5"/>
+              <w:bottom w:val="single" w:sz="6" w:space="0" w:color="BFC7D5"/>
+              <w:right w:val="single" w:sz="6" w:space="0" w:color="BFC7D5"/>
+            </w:tcBorders>
             <w:vAlign w:val="center"/>
           </w:tcPr>
           <w:p>
@@ -4851,21 +5805,21 @@
     </w:p>
     <w:tbl>
       <w:tblPr>
-        <w:tblW w:w="5148" w:type="dxa"/>
+        <w:tblW w:w="5000" w:type="pct"/>
         <w:jc w:val="left"/>
-        <w:tblInd w:w="0" w:type="dxa"/>
+        <w:tblInd w:w="-7" w:type="dxa"/>
         <w:tblLayout w:type="fixed"/>
         <w:tblCellMar>
-          <w:top w:w="28" w:type="dxa"/>
-          <w:left w:w="28" w:type="dxa"/>
-          <w:bottom w:w="28" w:type="dxa"/>
-          <w:right w:w="28" w:type="dxa"/>
+          <w:top w:w="60" w:type="dxa"/>
+          <w:left w:w="60" w:type="dxa"/>
+          <w:bottom w:w="60" w:type="dxa"/>
+          <w:right w:w="60" w:type="dxa"/>
         </w:tblCellMar>
       </w:tblPr>
       <w:tblGrid>
-        <w:gridCol w:w="1744"/>
-        <w:gridCol w:w="2100"/>
-        <w:gridCol w:w="1304"/>
+        <w:gridCol w:w="1777"/>
+        <w:gridCol w:w="2135"/>
+        <w:gridCol w:w="1310"/>
       </w:tblGrid>
       <w:tr>
         <w:trPr>
@@ -4873,66 +5827,90 @@
         </w:trPr>
         <w:tc>
           <w:tcPr>
-            <w:tcW w:w="1744" w:type="dxa"/>
-            <w:tcBorders/>
+            <w:tcW w:w="1777" w:type="dxa"/>
+            <w:tcBorders>
+              <w:top w:val="single" w:sz="6" w:space="0" w:color="BFC7D5"/>
+              <w:left w:val="single" w:sz="6" w:space="0" w:color="BFC7D5"/>
+              <w:bottom w:val="single" w:sz="2" w:space="0" w:color="BFC7D5"/>
+              <w:right w:val="single" w:sz="6" w:space="0" w:color="BFC7D5"/>
+            </w:tcBorders>
+            <w:shd w:fill="1F3A5F" w:val="clear"/>
             <w:vAlign w:val="center"/>
           </w:tcPr>
           <w:p>
             <w:pPr>
               <w:pStyle w:val="TableHeading"/>
-              <w:suppressLineNumbers/>
-              <w:shd w:fill="1F3A5F" w:val="clear"/>
-              <w:bidi w:val="0"/>
-              <w:spacing w:before="0" w:after="283"/>
-              <w:jc w:val="center"/>
-              <w:rPr/>
-            </w:pPr>
-            <w:r>
-              <w:rPr/>
+              <w:bidi w:val="0"/>
+              <w:spacing w:before="0" w:after="283"/>
+              <w:jc w:val="left"/>
+              <w:rPr>
+                <w:color w:val="FFFFFF"/>
+              </w:rPr>
+            </w:pPr>
+            <w:r>
+              <w:rPr>
+                <w:color w:val="FFFFFF"/>
+              </w:rPr>
               <w:t>Record</w:t>
             </w:r>
           </w:p>
         </w:tc>
         <w:tc>
           <w:tcPr>
-            <w:tcW w:w="2100" w:type="dxa"/>
-            <w:tcBorders/>
+            <w:tcW w:w="2135" w:type="dxa"/>
+            <w:tcBorders>
+              <w:top w:val="single" w:sz="6" w:space="0" w:color="BFC7D5"/>
+              <w:left w:val="single" w:sz="2" w:space="0" w:color="BFC7D5"/>
+              <w:bottom w:val="single" w:sz="2" w:space="0" w:color="BFC7D5"/>
+              <w:right w:val="single" w:sz="6" w:space="0" w:color="BFC7D5"/>
+            </w:tcBorders>
+            <w:shd w:fill="1F3A5F" w:val="clear"/>
             <w:vAlign w:val="center"/>
           </w:tcPr>
           <w:p>
             <w:pPr>
               <w:pStyle w:val="TableHeading"/>
-              <w:suppressLineNumbers/>
-              <w:shd w:fill="1F3A5F" w:val="clear"/>
-              <w:bidi w:val="0"/>
-              <w:spacing w:before="0" w:after="283"/>
-              <w:jc w:val="center"/>
-              <w:rPr/>
-            </w:pPr>
-            <w:r>
-              <w:rPr/>
+              <w:bidi w:val="0"/>
+              <w:spacing w:before="0" w:after="283"/>
+              <w:jc w:val="left"/>
+              <w:rPr>
+                <w:color w:val="FFFFFF"/>
+              </w:rPr>
+            </w:pPr>
+            <w:r>
+              <w:rPr>
+                <w:color w:val="FFFFFF"/>
+              </w:rPr>
               <w:t>Location</w:t>
             </w:r>
           </w:p>
         </w:tc>
         <w:tc>
           <w:tcPr>
-            <w:tcW w:w="1304" w:type="dxa"/>
-            <w:tcBorders/>
+            <w:tcW w:w="1310" w:type="dxa"/>
+            <w:tcBorders>
+              <w:top w:val="single" w:sz="6" w:space="0" w:color="BFC7D5"/>
+              <w:left w:val="single" w:sz="2" w:space="0" w:color="BFC7D5"/>
+              <w:bottom w:val="single" w:sz="2" w:space="0" w:color="BFC7D5"/>
+              <w:right w:val="single" w:sz="6" w:space="0" w:color="BFC7D5"/>
+            </w:tcBorders>
+            <w:shd w:fill="1F3A5F" w:val="clear"/>
             <w:vAlign w:val="center"/>
           </w:tcPr>
           <w:p>
             <w:pPr>
               <w:pStyle w:val="TableHeading"/>
-              <w:suppressLineNumbers/>
-              <w:shd w:fill="1F3A5F" w:val="clear"/>
-              <w:bidi w:val="0"/>
-              <w:spacing w:before="0" w:after="283"/>
-              <w:jc w:val="center"/>
-              <w:rPr/>
-            </w:pPr>
-            <w:r>
-              <w:rPr/>
+              <w:bidi w:val="0"/>
+              <w:spacing w:before="0" w:after="283"/>
+              <w:jc w:val="left"/>
+              <w:rPr>
+                <w:color w:val="FFFFFF"/>
+              </w:rPr>
+            </w:pPr>
+            <w:r>
+              <w:rPr>
+                <w:color w:val="FFFFFF"/>
+              </w:rPr>
               <w:t>Retention</w:t>
             </w:r>
           </w:p>
@@ -4942,8 +5920,12 @@
         <w:trPr/>
         <w:tc>
           <w:tcPr>
-            <w:tcW w:w="1744" w:type="dxa"/>
-            <w:tcBorders/>
+            <w:tcW w:w="1777" w:type="dxa"/>
+            <w:tcBorders>
+              <w:left w:val="single" w:sz="6" w:space="0" w:color="BFC7D5"/>
+              <w:bottom w:val="single" w:sz="2" w:space="0" w:color="BFC7D5"/>
+              <w:right w:val="single" w:sz="6" w:space="0" w:color="BFC7D5"/>
+            </w:tcBorders>
             <w:vAlign w:val="center"/>
           </w:tcPr>
           <w:p>
@@ -4962,8 +5944,12 @@
         </w:tc>
         <w:tc>
           <w:tcPr>
-            <w:tcW w:w="2100" w:type="dxa"/>
-            <w:tcBorders/>
+            <w:tcW w:w="2135" w:type="dxa"/>
+            <w:tcBorders>
+              <w:left w:val="single" w:sz="2" w:space="0" w:color="BFC7D5"/>
+              <w:bottom w:val="single" w:sz="2" w:space="0" w:color="BFC7D5"/>
+              <w:right w:val="single" w:sz="6" w:space="0" w:color="BFC7D5"/>
+            </w:tcBorders>
             <w:vAlign w:val="center"/>
           </w:tcPr>
           <w:p>
@@ -4984,8 +5970,12 @@
         </w:tc>
         <w:tc>
           <w:tcPr>
-            <w:tcW w:w="1304" w:type="dxa"/>
-            <w:tcBorders/>
+            <w:tcW w:w="1310" w:type="dxa"/>
+            <w:tcBorders>
+              <w:left w:val="single" w:sz="2" w:space="0" w:color="BFC7D5"/>
+              <w:bottom w:val="single" w:sz="2" w:space="0" w:color="BFC7D5"/>
+              <w:right w:val="single" w:sz="6" w:space="0" w:color="BFC7D5"/>
+            </w:tcBorders>
             <w:vAlign w:val="center"/>
           </w:tcPr>
           <w:p>
@@ -5007,8 +5997,12 @@
         <w:trPr/>
         <w:tc>
           <w:tcPr>
-            <w:tcW w:w="1744" w:type="dxa"/>
-            <w:tcBorders/>
+            <w:tcW w:w="1777" w:type="dxa"/>
+            <w:tcBorders>
+              <w:left w:val="single" w:sz="6" w:space="0" w:color="BFC7D5"/>
+              <w:bottom w:val="single" w:sz="2" w:space="0" w:color="BFC7D5"/>
+              <w:right w:val="single" w:sz="6" w:space="0" w:color="BFC7D5"/>
+            </w:tcBorders>
             <w:vAlign w:val="center"/>
           </w:tcPr>
           <w:p>
@@ -5027,8 +6021,12 @@
         </w:tc>
         <w:tc>
           <w:tcPr>
-            <w:tcW w:w="2100" w:type="dxa"/>
-            <w:tcBorders/>
+            <w:tcW w:w="2135" w:type="dxa"/>
+            <w:tcBorders>
+              <w:left w:val="single" w:sz="2" w:space="0" w:color="BFC7D5"/>
+              <w:bottom w:val="single" w:sz="2" w:space="0" w:color="BFC7D5"/>
+              <w:right w:val="single" w:sz="6" w:space="0" w:color="BFC7D5"/>
+            </w:tcBorders>
             <w:vAlign w:val="center"/>
           </w:tcPr>
           <w:p>
@@ -5047,8 +6045,12 @@
         </w:tc>
         <w:tc>
           <w:tcPr>
-            <w:tcW w:w="1304" w:type="dxa"/>
-            <w:tcBorders/>
+            <w:tcW w:w="1310" w:type="dxa"/>
+            <w:tcBorders>
+              <w:left w:val="single" w:sz="2" w:space="0" w:color="BFC7D5"/>
+              <w:bottom w:val="single" w:sz="2" w:space="0" w:color="BFC7D5"/>
+              <w:right w:val="single" w:sz="6" w:space="0" w:color="BFC7D5"/>
+            </w:tcBorders>
             <w:vAlign w:val="center"/>
           </w:tcPr>
           <w:p>
@@ -5070,8 +6072,12 @@
         <w:trPr/>
         <w:tc>
           <w:tcPr>
-            <w:tcW w:w="1744" w:type="dxa"/>
-            <w:tcBorders/>
+            <w:tcW w:w="1777" w:type="dxa"/>
+            <w:tcBorders>
+              <w:left w:val="single" w:sz="6" w:space="0" w:color="BFC7D5"/>
+              <w:bottom w:val="single" w:sz="2" w:space="0" w:color="BFC7D5"/>
+              <w:right w:val="single" w:sz="6" w:space="0" w:color="BFC7D5"/>
+            </w:tcBorders>
             <w:vAlign w:val="center"/>
           </w:tcPr>
           <w:p>
@@ -5090,8 +6096,12 @@
         </w:tc>
         <w:tc>
           <w:tcPr>
-            <w:tcW w:w="2100" w:type="dxa"/>
-            <w:tcBorders/>
+            <w:tcW w:w="2135" w:type="dxa"/>
+            <w:tcBorders>
+              <w:left w:val="single" w:sz="2" w:space="0" w:color="BFC7D5"/>
+              <w:bottom w:val="single" w:sz="2" w:space="0" w:color="BFC7D5"/>
+              <w:right w:val="single" w:sz="6" w:space="0" w:color="BFC7D5"/>
+            </w:tcBorders>
             <w:vAlign w:val="center"/>
           </w:tcPr>
           <w:p>
@@ -5116,8 +6126,12 @@
         </w:tc>
         <w:tc>
           <w:tcPr>
-            <w:tcW w:w="1304" w:type="dxa"/>
-            <w:tcBorders/>
+            <w:tcW w:w="1310" w:type="dxa"/>
+            <w:tcBorders>
+              <w:left w:val="single" w:sz="2" w:space="0" w:color="BFC7D5"/>
+              <w:bottom w:val="single" w:sz="2" w:space="0" w:color="BFC7D5"/>
+              <w:right w:val="single" w:sz="6" w:space="0" w:color="BFC7D5"/>
+            </w:tcBorders>
             <w:vAlign w:val="center"/>
           </w:tcPr>
           <w:p>
@@ -5139,8 +6153,12 @@
         <w:trPr/>
         <w:tc>
           <w:tcPr>
-            <w:tcW w:w="1744" w:type="dxa"/>
-            <w:tcBorders/>
+            <w:tcW w:w="1777" w:type="dxa"/>
+            <w:tcBorders>
+              <w:left w:val="single" w:sz="6" w:space="0" w:color="BFC7D5"/>
+              <w:bottom w:val="single" w:sz="2" w:space="0" w:color="BFC7D5"/>
+              <w:right w:val="single" w:sz="6" w:space="0" w:color="BFC7D5"/>
+            </w:tcBorders>
             <w:vAlign w:val="center"/>
           </w:tcPr>
           <w:p>
@@ -5159,8 +6177,12 @@
         </w:tc>
         <w:tc>
           <w:tcPr>
-            <w:tcW w:w="2100" w:type="dxa"/>
-            <w:tcBorders/>
+            <w:tcW w:w="2135" w:type="dxa"/>
+            <w:tcBorders>
+              <w:left w:val="single" w:sz="2" w:space="0" w:color="BFC7D5"/>
+              <w:bottom w:val="single" w:sz="2" w:space="0" w:color="BFC7D5"/>
+              <w:right w:val="single" w:sz="6" w:space="0" w:color="BFC7D5"/>
+            </w:tcBorders>
             <w:vAlign w:val="center"/>
           </w:tcPr>
           <w:p>
@@ -5185,8 +6207,12 @@
         </w:tc>
         <w:tc>
           <w:tcPr>
-            <w:tcW w:w="1304" w:type="dxa"/>
-            <w:tcBorders/>
+            <w:tcW w:w="1310" w:type="dxa"/>
+            <w:tcBorders>
+              <w:left w:val="single" w:sz="2" w:space="0" w:color="BFC7D5"/>
+              <w:bottom w:val="single" w:sz="2" w:space="0" w:color="BFC7D5"/>
+              <w:right w:val="single" w:sz="6" w:space="0" w:color="BFC7D5"/>
+            </w:tcBorders>
             <w:vAlign w:val="center"/>
           </w:tcPr>
           <w:p>
@@ -5208,8 +6234,12 @@
         <w:trPr/>
         <w:tc>
           <w:tcPr>
-            <w:tcW w:w="1744" w:type="dxa"/>
-            <w:tcBorders/>
+            <w:tcW w:w="1777" w:type="dxa"/>
+            <w:tcBorders>
+              <w:left w:val="single" w:sz="6" w:space="0" w:color="BFC7D5"/>
+              <w:bottom w:val="single" w:sz="6" w:space="0" w:color="BFC7D5"/>
+              <w:right w:val="single" w:sz="6" w:space="0" w:color="BFC7D5"/>
+            </w:tcBorders>
             <w:vAlign w:val="center"/>
           </w:tcPr>
           <w:p>
@@ -5228,8 +6258,12 @@
         </w:tc>
         <w:tc>
           <w:tcPr>
-            <w:tcW w:w="2100" w:type="dxa"/>
-            <w:tcBorders/>
+            <w:tcW w:w="2135" w:type="dxa"/>
+            <w:tcBorders>
+              <w:left w:val="single" w:sz="2" w:space="0" w:color="BFC7D5"/>
+              <w:bottom w:val="single" w:sz="6" w:space="0" w:color="BFC7D5"/>
+              <w:right w:val="single" w:sz="6" w:space="0" w:color="BFC7D5"/>
+            </w:tcBorders>
             <w:vAlign w:val="center"/>
           </w:tcPr>
           <w:p>
@@ -5258,8 +6292,12 @@
         </w:tc>
         <w:tc>
           <w:tcPr>
-            <w:tcW w:w="1304" w:type="dxa"/>
-            <w:tcBorders/>
+            <w:tcW w:w="1310" w:type="dxa"/>
+            <w:tcBorders>
+              <w:left w:val="single" w:sz="2" w:space="0" w:color="BFC7D5"/>
+              <w:bottom w:val="single" w:sz="6" w:space="0" w:color="BFC7D5"/>
+              <w:right w:val="single" w:sz="6" w:space="0" w:color="BFC7D5"/>
+            </w:tcBorders>
             <w:vAlign w:val="center"/>
           </w:tcPr>
           <w:p>
@@ -5351,7 +6389,7 @@
         <w:rPr>
           <w:rStyle w:val="SourceText"/>
         </w:rPr>
-        <w:t>backend/Dockerfile:30-32</w:t>
+        <w:t>backend/Dockerfile:34-36</w:t>
       </w:r>
       <w:r>
         <w:rPr/>
@@ -5380,21 +6418,21 @@
     </w:p>
     <w:tbl>
       <w:tblPr>
-        <w:tblW w:w="5148" w:type="dxa"/>
+        <w:tblW w:w="5000" w:type="pct"/>
         <w:jc w:val="left"/>
-        <w:tblInd w:w="0" w:type="dxa"/>
+        <w:tblInd w:w="-7" w:type="dxa"/>
         <w:tblLayout w:type="fixed"/>
         <w:tblCellMar>
-          <w:top w:w="28" w:type="dxa"/>
-          <w:left w:w="28" w:type="dxa"/>
-          <w:bottom w:w="28" w:type="dxa"/>
-          <w:right w:w="28" w:type="dxa"/>
+          <w:top w:w="60" w:type="dxa"/>
+          <w:left w:w="60" w:type="dxa"/>
+          <w:bottom w:w="60" w:type="dxa"/>
+          <w:right w:w="60" w:type="dxa"/>
         </w:tblCellMar>
       </w:tblPr>
       <w:tblGrid>
-        <w:gridCol w:w="1428"/>
-        <w:gridCol w:w="2170"/>
-        <w:gridCol w:w="1550"/>
+        <w:gridCol w:w="1461"/>
+        <w:gridCol w:w="2205"/>
+        <w:gridCol w:w="1556"/>
       </w:tblGrid>
       <w:tr>
         <w:trPr>
@@ -5402,66 +6440,90 @@
         </w:trPr>
         <w:tc>
           <w:tcPr>
-            <w:tcW w:w="1428" w:type="dxa"/>
-            <w:tcBorders/>
+            <w:tcW w:w="1461" w:type="dxa"/>
+            <w:tcBorders>
+              <w:top w:val="single" w:sz="6" w:space="0" w:color="BFC7D5"/>
+              <w:left w:val="single" w:sz="6" w:space="0" w:color="BFC7D5"/>
+              <w:bottom w:val="single" w:sz="2" w:space="0" w:color="BFC7D5"/>
+              <w:right w:val="single" w:sz="6" w:space="0" w:color="BFC7D5"/>
+            </w:tcBorders>
+            <w:shd w:fill="1F3A5F" w:val="clear"/>
             <w:vAlign w:val="center"/>
           </w:tcPr>
           <w:p>
             <w:pPr>
               <w:pStyle w:val="TableHeading"/>
-              <w:suppressLineNumbers/>
-              <w:shd w:fill="1F3A5F" w:val="clear"/>
-              <w:bidi w:val="0"/>
-              <w:spacing w:before="0" w:after="283"/>
-              <w:jc w:val="center"/>
-              <w:rPr/>
-            </w:pPr>
-            <w:r>
-              <w:rPr/>
+              <w:bidi w:val="0"/>
+              <w:spacing w:before="0" w:after="283"/>
+              <w:jc w:val="left"/>
+              <w:rPr>
+                <w:color w:val="FFFFFF"/>
+              </w:rPr>
+            </w:pPr>
+            <w:r>
+              <w:rPr>
+                <w:color w:val="FFFFFF"/>
+              </w:rPr>
               <w:t>Gap</w:t>
             </w:r>
           </w:p>
         </w:tc>
         <w:tc>
           <w:tcPr>
-            <w:tcW w:w="2170" w:type="dxa"/>
-            <w:tcBorders/>
+            <w:tcW w:w="2205" w:type="dxa"/>
+            <w:tcBorders>
+              <w:top w:val="single" w:sz="6" w:space="0" w:color="BFC7D5"/>
+              <w:left w:val="single" w:sz="2" w:space="0" w:color="BFC7D5"/>
+              <w:bottom w:val="single" w:sz="2" w:space="0" w:color="BFC7D5"/>
+              <w:right w:val="single" w:sz="6" w:space="0" w:color="BFC7D5"/>
+            </w:tcBorders>
+            <w:shd w:fill="1F3A5F" w:val="clear"/>
             <w:vAlign w:val="center"/>
           </w:tcPr>
           <w:p>
             <w:pPr>
               <w:pStyle w:val="TableHeading"/>
-              <w:suppressLineNumbers/>
-              <w:shd w:fill="1F3A5F" w:val="clear"/>
-              <w:bidi w:val="0"/>
-              <w:spacing w:before="0" w:after="283"/>
-              <w:jc w:val="center"/>
-              <w:rPr/>
-            </w:pPr>
-            <w:r>
-              <w:rPr/>
+              <w:bidi w:val="0"/>
+              <w:spacing w:before="0" w:after="283"/>
+              <w:jc w:val="left"/>
+              <w:rPr>
+                <w:color w:val="FFFFFF"/>
+              </w:rPr>
+            </w:pPr>
+            <w:r>
+              <w:rPr>
+                <w:color w:val="FFFFFF"/>
+              </w:rPr>
               <w:t>Current state</w:t>
             </w:r>
           </w:p>
         </w:tc>
         <w:tc>
           <w:tcPr>
-            <w:tcW w:w="1550" w:type="dxa"/>
-            <w:tcBorders/>
+            <w:tcW w:w="1556" w:type="dxa"/>
+            <w:tcBorders>
+              <w:top w:val="single" w:sz="6" w:space="0" w:color="BFC7D5"/>
+              <w:left w:val="single" w:sz="2" w:space="0" w:color="BFC7D5"/>
+              <w:bottom w:val="single" w:sz="2" w:space="0" w:color="BFC7D5"/>
+              <w:right w:val="single" w:sz="6" w:space="0" w:color="BFC7D5"/>
+            </w:tcBorders>
+            <w:shd w:fill="1F3A5F" w:val="clear"/>
             <w:vAlign w:val="center"/>
           </w:tcPr>
           <w:p>
             <w:pPr>
               <w:pStyle w:val="TableHeading"/>
-              <w:suppressLineNumbers/>
-              <w:shd w:fill="1F3A5F" w:val="clear"/>
-              <w:bidi w:val="0"/>
-              <w:spacing w:before="0" w:after="283"/>
-              <w:jc w:val="center"/>
-              <w:rPr/>
-            </w:pPr>
-            <w:r>
-              <w:rPr/>
+              <w:bidi w:val="0"/>
+              <w:spacing w:before="0" w:after="283"/>
+              <w:jc w:val="left"/>
+              <w:rPr>
+                <w:color w:val="FFFFFF"/>
+              </w:rPr>
+            </w:pPr>
+            <w:r>
+              <w:rPr>
+                <w:color w:val="FFFFFF"/>
+              </w:rPr>
               <w:t>Consequence</w:t>
             </w:r>
           </w:p>
@@ -5471,8 +6533,12 @@
         <w:trPr/>
         <w:tc>
           <w:tcPr>
-            <w:tcW w:w="1428" w:type="dxa"/>
-            <w:tcBorders/>
+            <w:tcW w:w="1461" w:type="dxa"/>
+            <w:tcBorders>
+              <w:left w:val="single" w:sz="6" w:space="0" w:color="BFC7D5"/>
+              <w:bottom w:val="single" w:sz="2" w:space="0" w:color="BFC7D5"/>
+              <w:right w:val="single" w:sz="6" w:space="0" w:color="BFC7D5"/>
+            </w:tcBorders>
             <w:vAlign w:val="center"/>
           </w:tcPr>
           <w:p>
@@ -5491,8 +6557,12 @@
         </w:tc>
         <w:tc>
           <w:tcPr>
-            <w:tcW w:w="2170" w:type="dxa"/>
-            <w:tcBorders/>
+            <w:tcW w:w="2205" w:type="dxa"/>
+            <w:tcBorders>
+              <w:left w:val="single" w:sz="2" w:space="0" w:color="BFC7D5"/>
+              <w:bottom w:val="single" w:sz="2" w:space="0" w:color="BFC7D5"/>
+              <w:right w:val="single" w:sz="6" w:space="0" w:color="BFC7D5"/>
+            </w:tcBorders>
             <w:vAlign w:val="center"/>
           </w:tcPr>
           <w:p>
@@ -5517,8 +6587,12 @@
         </w:tc>
         <w:tc>
           <w:tcPr>
-            <w:tcW w:w="1550" w:type="dxa"/>
-            <w:tcBorders/>
+            <w:tcW w:w="1556" w:type="dxa"/>
+            <w:tcBorders>
+              <w:left w:val="single" w:sz="2" w:space="0" w:color="BFC7D5"/>
+              <w:bottom w:val="single" w:sz="2" w:space="0" w:color="BFC7D5"/>
+              <w:right w:val="single" w:sz="6" w:space="0" w:color="BFC7D5"/>
+            </w:tcBorders>
             <w:vAlign w:val="center"/>
           </w:tcPr>
           <w:p>
@@ -5540,8 +6614,12 @@
         <w:trPr/>
         <w:tc>
           <w:tcPr>
-            <w:tcW w:w="1428" w:type="dxa"/>
-            <w:tcBorders/>
+            <w:tcW w:w="1461" w:type="dxa"/>
+            <w:tcBorders>
+              <w:left w:val="single" w:sz="6" w:space="0" w:color="BFC7D5"/>
+              <w:bottom w:val="single" w:sz="2" w:space="0" w:color="BFC7D5"/>
+              <w:right w:val="single" w:sz="6" w:space="0" w:color="BFC7D5"/>
+            </w:tcBorders>
             <w:vAlign w:val="center"/>
           </w:tcPr>
           <w:p>
@@ -5560,8 +6638,12 @@
         </w:tc>
         <w:tc>
           <w:tcPr>
-            <w:tcW w:w="2170" w:type="dxa"/>
-            <w:tcBorders/>
+            <w:tcW w:w="2205" w:type="dxa"/>
+            <w:tcBorders>
+              <w:left w:val="single" w:sz="2" w:space="0" w:color="BFC7D5"/>
+              <w:bottom w:val="single" w:sz="2" w:space="0" w:color="BFC7D5"/>
+              <w:right w:val="single" w:sz="6" w:space="0" w:color="BFC7D5"/>
+            </w:tcBorders>
             <w:vAlign w:val="center"/>
           </w:tcPr>
           <w:p>
@@ -5580,8 +6662,12 @@
         </w:tc>
         <w:tc>
           <w:tcPr>
-            <w:tcW w:w="1550" w:type="dxa"/>
-            <w:tcBorders/>
+            <w:tcW w:w="1556" w:type="dxa"/>
+            <w:tcBorders>
+              <w:left w:val="single" w:sz="2" w:space="0" w:color="BFC7D5"/>
+              <w:bottom w:val="single" w:sz="2" w:space="0" w:color="BFC7D5"/>
+              <w:right w:val="single" w:sz="6" w:space="0" w:color="BFC7D5"/>
+            </w:tcBorders>
             <w:vAlign w:val="center"/>
           </w:tcPr>
           <w:p>
@@ -5603,8 +6689,12 @@
         <w:trPr/>
         <w:tc>
           <w:tcPr>
-            <w:tcW w:w="1428" w:type="dxa"/>
-            <w:tcBorders/>
+            <w:tcW w:w="1461" w:type="dxa"/>
+            <w:tcBorders>
+              <w:left w:val="single" w:sz="6" w:space="0" w:color="BFC7D5"/>
+              <w:bottom w:val="single" w:sz="2" w:space="0" w:color="BFC7D5"/>
+              <w:right w:val="single" w:sz="6" w:space="0" w:color="BFC7D5"/>
+            </w:tcBorders>
             <w:vAlign w:val="center"/>
           </w:tcPr>
           <w:p>
@@ -5623,8 +6713,12 @@
         </w:tc>
         <w:tc>
           <w:tcPr>
-            <w:tcW w:w="2170" w:type="dxa"/>
-            <w:tcBorders/>
+            <w:tcW w:w="2205" w:type="dxa"/>
+            <w:tcBorders>
+              <w:left w:val="single" w:sz="2" w:space="0" w:color="BFC7D5"/>
+              <w:bottom w:val="single" w:sz="2" w:space="0" w:color="BFC7D5"/>
+              <w:right w:val="single" w:sz="6" w:space="0" w:color="BFC7D5"/>
+            </w:tcBorders>
             <w:vAlign w:val="center"/>
           </w:tcPr>
           <w:p>
@@ -5649,8 +6743,12 @@
         </w:tc>
         <w:tc>
           <w:tcPr>
-            <w:tcW w:w="1550" w:type="dxa"/>
-            <w:tcBorders/>
+            <w:tcW w:w="1556" w:type="dxa"/>
+            <w:tcBorders>
+              <w:left w:val="single" w:sz="2" w:space="0" w:color="BFC7D5"/>
+              <w:bottom w:val="single" w:sz="2" w:space="0" w:color="BFC7D5"/>
+              <w:right w:val="single" w:sz="6" w:space="0" w:color="BFC7D5"/>
+            </w:tcBorders>
             <w:vAlign w:val="center"/>
           </w:tcPr>
           <w:p>
@@ -5672,8 +6770,12 @@
         <w:trPr/>
         <w:tc>
           <w:tcPr>
-            <w:tcW w:w="1428" w:type="dxa"/>
-            <w:tcBorders/>
+            <w:tcW w:w="1461" w:type="dxa"/>
+            <w:tcBorders>
+              <w:left w:val="single" w:sz="6" w:space="0" w:color="BFC7D5"/>
+              <w:bottom w:val="single" w:sz="2" w:space="0" w:color="BFC7D5"/>
+              <w:right w:val="single" w:sz="6" w:space="0" w:color="BFC7D5"/>
+            </w:tcBorders>
             <w:vAlign w:val="center"/>
           </w:tcPr>
           <w:p>
@@ -5692,8 +6794,12 @@
         </w:tc>
         <w:tc>
           <w:tcPr>
-            <w:tcW w:w="2170" w:type="dxa"/>
-            <w:tcBorders/>
+            <w:tcW w:w="2205" w:type="dxa"/>
+            <w:tcBorders>
+              <w:left w:val="single" w:sz="2" w:space="0" w:color="BFC7D5"/>
+              <w:bottom w:val="single" w:sz="2" w:space="0" w:color="BFC7D5"/>
+              <w:right w:val="single" w:sz="6" w:space="0" w:color="BFC7D5"/>
+            </w:tcBorders>
             <w:vAlign w:val="center"/>
           </w:tcPr>
           <w:p>
@@ -5708,7 +6814,7 @@
               <w:rPr>
                 <w:rStyle w:val="SourceText"/>
               </w:rPr>
-              <w:t>docker-compose.yml:101-102</w:t>
+              <w:t>docker-compose.yml:112-113</w:t>
             </w:r>
             <w:r>
               <w:rPr/>
@@ -5768,8 +6874,12 @@
         </w:tc>
         <w:tc>
           <w:tcPr>
-            <w:tcW w:w="1550" w:type="dxa"/>
-            <w:tcBorders/>
+            <w:tcW w:w="1556" w:type="dxa"/>
+            <w:tcBorders>
+              <w:left w:val="single" w:sz="2" w:space="0" w:color="BFC7D5"/>
+              <w:bottom w:val="single" w:sz="2" w:space="0" w:color="BFC7D5"/>
+              <w:right w:val="single" w:sz="6" w:space="0" w:color="BFC7D5"/>
+            </w:tcBorders>
             <w:vAlign w:val="center"/>
           </w:tcPr>
           <w:p>
@@ -5791,8 +6901,12 @@
         <w:trPr/>
         <w:tc>
           <w:tcPr>
-            <w:tcW w:w="1428" w:type="dxa"/>
-            <w:tcBorders/>
+            <w:tcW w:w="1461" w:type="dxa"/>
+            <w:tcBorders>
+              <w:left w:val="single" w:sz="6" w:space="0" w:color="BFC7D5"/>
+              <w:bottom w:val="single" w:sz="2" w:space="0" w:color="BFC7D5"/>
+              <w:right w:val="single" w:sz="6" w:space="0" w:color="BFC7D5"/>
+            </w:tcBorders>
             <w:vAlign w:val="center"/>
           </w:tcPr>
           <w:p>
@@ -5811,8 +6925,12 @@
         </w:tc>
         <w:tc>
           <w:tcPr>
-            <w:tcW w:w="2170" w:type="dxa"/>
-            <w:tcBorders/>
+            <w:tcW w:w="2205" w:type="dxa"/>
+            <w:tcBorders>
+              <w:left w:val="single" w:sz="2" w:space="0" w:color="BFC7D5"/>
+              <w:bottom w:val="single" w:sz="2" w:space="0" w:color="BFC7D5"/>
+              <w:right w:val="single" w:sz="6" w:space="0" w:color="BFC7D5"/>
+            </w:tcBorders>
             <w:vAlign w:val="center"/>
           </w:tcPr>
           <w:p>
@@ -5917,7 +7035,7 @@
               <w:rPr>
                 <w:rStyle w:val="SourceText"/>
               </w:rPr>
-              <w:t>backend/app/main.py:135</w:t>
+              <w:t>backend/app/main.py:157</w:t>
             </w:r>
             <w:r>
               <w:rPr/>
@@ -5927,8 +7045,12 @@
         </w:tc>
         <w:tc>
           <w:tcPr>
-            <w:tcW w:w="1550" w:type="dxa"/>
-            <w:tcBorders/>
+            <w:tcW w:w="1556" w:type="dxa"/>
+            <w:tcBorders>
+              <w:left w:val="single" w:sz="2" w:space="0" w:color="BFC7D5"/>
+              <w:bottom w:val="single" w:sz="2" w:space="0" w:color="BFC7D5"/>
+              <w:right w:val="single" w:sz="6" w:space="0" w:color="BFC7D5"/>
+            </w:tcBorders>
             <w:vAlign w:val="center"/>
           </w:tcPr>
           <w:p>
@@ -5960,8 +7082,12 @@
         <w:trPr/>
         <w:tc>
           <w:tcPr>
-            <w:tcW w:w="1428" w:type="dxa"/>
-            <w:tcBorders/>
+            <w:tcW w:w="1461" w:type="dxa"/>
+            <w:tcBorders>
+              <w:left w:val="single" w:sz="6" w:space="0" w:color="BFC7D5"/>
+              <w:bottom w:val="single" w:sz="2" w:space="0" w:color="BFC7D5"/>
+              <w:right w:val="single" w:sz="6" w:space="0" w:color="BFC7D5"/>
+            </w:tcBorders>
             <w:vAlign w:val="center"/>
           </w:tcPr>
           <w:p>
@@ -5980,8 +7106,12 @@
         </w:tc>
         <w:tc>
           <w:tcPr>
-            <w:tcW w:w="2170" w:type="dxa"/>
-            <w:tcBorders/>
+            <w:tcW w:w="2205" w:type="dxa"/>
+            <w:tcBorders>
+              <w:left w:val="single" w:sz="2" w:space="0" w:color="BFC7D5"/>
+              <w:bottom w:val="single" w:sz="2" w:space="0" w:color="BFC7D5"/>
+              <w:right w:val="single" w:sz="6" w:space="0" w:color="BFC7D5"/>
+            </w:tcBorders>
             <w:vAlign w:val="center"/>
           </w:tcPr>
           <w:p>
@@ -6016,8 +7146,12 @@
         </w:tc>
         <w:tc>
           <w:tcPr>
-            <w:tcW w:w="1550" w:type="dxa"/>
-            <w:tcBorders/>
+            <w:tcW w:w="1556" w:type="dxa"/>
+            <w:tcBorders>
+              <w:left w:val="single" w:sz="2" w:space="0" w:color="BFC7D5"/>
+              <w:bottom w:val="single" w:sz="2" w:space="0" w:color="BFC7D5"/>
+              <w:right w:val="single" w:sz="6" w:space="0" w:color="BFC7D5"/>
+            </w:tcBorders>
             <w:vAlign w:val="center"/>
           </w:tcPr>
           <w:p>
@@ -6039,8 +7173,12 @@
         <w:trPr/>
         <w:tc>
           <w:tcPr>
-            <w:tcW w:w="1428" w:type="dxa"/>
-            <w:tcBorders/>
+            <w:tcW w:w="1461" w:type="dxa"/>
+            <w:tcBorders>
+              <w:left w:val="single" w:sz="6" w:space="0" w:color="BFC7D5"/>
+              <w:bottom w:val="single" w:sz="2" w:space="0" w:color="BFC7D5"/>
+              <w:right w:val="single" w:sz="6" w:space="0" w:color="BFC7D5"/>
+            </w:tcBorders>
             <w:vAlign w:val="center"/>
           </w:tcPr>
           <w:p>
@@ -6059,8 +7197,12 @@
         </w:tc>
         <w:tc>
           <w:tcPr>
-            <w:tcW w:w="2170" w:type="dxa"/>
-            <w:tcBorders/>
+            <w:tcW w:w="2205" w:type="dxa"/>
+            <w:tcBorders>
+              <w:left w:val="single" w:sz="2" w:space="0" w:color="BFC7D5"/>
+              <w:bottom w:val="single" w:sz="2" w:space="0" w:color="BFC7D5"/>
+              <w:right w:val="single" w:sz="6" w:space="0" w:color="BFC7D5"/>
+            </w:tcBorders>
             <w:vAlign w:val="center"/>
           </w:tcPr>
           <w:p>
@@ -6121,8 +7263,12 @@
         </w:tc>
         <w:tc>
           <w:tcPr>
-            <w:tcW w:w="1550" w:type="dxa"/>
-            <w:tcBorders/>
+            <w:tcW w:w="1556" w:type="dxa"/>
+            <w:tcBorders>
+              <w:left w:val="single" w:sz="2" w:space="0" w:color="BFC7D5"/>
+              <w:bottom w:val="single" w:sz="2" w:space="0" w:color="BFC7D5"/>
+              <w:right w:val="single" w:sz="6" w:space="0" w:color="BFC7D5"/>
+            </w:tcBorders>
             <w:vAlign w:val="center"/>
           </w:tcPr>
           <w:p>
@@ -6144,8 +7290,12 @@
         <w:trPr/>
         <w:tc>
           <w:tcPr>
-            <w:tcW w:w="1428" w:type="dxa"/>
-            <w:tcBorders/>
+            <w:tcW w:w="1461" w:type="dxa"/>
+            <w:tcBorders>
+              <w:left w:val="single" w:sz="6" w:space="0" w:color="BFC7D5"/>
+              <w:bottom w:val="single" w:sz="2" w:space="0" w:color="BFC7D5"/>
+              <w:right w:val="single" w:sz="6" w:space="0" w:color="BFC7D5"/>
+            </w:tcBorders>
             <w:vAlign w:val="center"/>
           </w:tcPr>
           <w:p>
@@ -6164,8 +7314,12 @@
         </w:tc>
         <w:tc>
           <w:tcPr>
-            <w:tcW w:w="2170" w:type="dxa"/>
-            <w:tcBorders/>
+            <w:tcW w:w="2205" w:type="dxa"/>
+            <w:tcBorders>
+              <w:left w:val="single" w:sz="2" w:space="0" w:color="BFC7D5"/>
+              <w:bottom w:val="single" w:sz="2" w:space="0" w:color="BFC7D5"/>
+              <w:right w:val="single" w:sz="6" w:space="0" w:color="BFC7D5"/>
+            </w:tcBorders>
             <w:vAlign w:val="center"/>
           </w:tcPr>
           <w:p>
@@ -6210,8 +7364,12 @@
         </w:tc>
         <w:tc>
           <w:tcPr>
-            <w:tcW w:w="1550" w:type="dxa"/>
-            <w:tcBorders/>
+            <w:tcW w:w="1556" w:type="dxa"/>
+            <w:tcBorders>
+              <w:left w:val="single" w:sz="2" w:space="0" w:color="BFC7D5"/>
+              <w:bottom w:val="single" w:sz="2" w:space="0" w:color="BFC7D5"/>
+              <w:right w:val="single" w:sz="6" w:space="0" w:color="BFC7D5"/>
+            </w:tcBorders>
             <w:vAlign w:val="center"/>
           </w:tcPr>
           <w:p>
@@ -6233,8 +7391,12 @@
         <w:trPr/>
         <w:tc>
           <w:tcPr>
-            <w:tcW w:w="1428" w:type="dxa"/>
-            <w:tcBorders/>
+            <w:tcW w:w="1461" w:type="dxa"/>
+            <w:tcBorders>
+              <w:left w:val="single" w:sz="6" w:space="0" w:color="BFC7D5"/>
+              <w:bottom w:val="single" w:sz="6" w:space="0" w:color="BFC7D5"/>
+              <w:right w:val="single" w:sz="6" w:space="0" w:color="BFC7D5"/>
+            </w:tcBorders>
             <w:vAlign w:val="center"/>
           </w:tcPr>
           <w:p>
@@ -6253,8 +7415,12 @@
         </w:tc>
         <w:tc>
           <w:tcPr>
-            <w:tcW w:w="2170" w:type="dxa"/>
-            <w:tcBorders/>
+            <w:tcW w:w="2205" w:type="dxa"/>
+            <w:tcBorders>
+              <w:left w:val="single" w:sz="2" w:space="0" w:color="BFC7D5"/>
+              <w:bottom w:val="single" w:sz="6" w:space="0" w:color="BFC7D5"/>
+              <w:right w:val="single" w:sz="6" w:space="0" w:color="BFC7D5"/>
+            </w:tcBorders>
             <w:vAlign w:val="center"/>
           </w:tcPr>
           <w:p>
@@ -6273,8 +7439,12 @@
         </w:tc>
         <w:tc>
           <w:tcPr>
-            <w:tcW w:w="1550" w:type="dxa"/>
-            <w:tcBorders/>
+            <w:tcW w:w="1556" w:type="dxa"/>
+            <w:tcBorders>
+              <w:left w:val="single" w:sz="2" w:space="0" w:color="BFC7D5"/>
+              <w:bottom w:val="single" w:sz="6" w:space="0" w:color="BFC7D5"/>
+              <w:right w:val="single" w:sz="6" w:space="0" w:color="BFC7D5"/>
+            </w:tcBorders>
             <w:vAlign w:val="center"/>
           </w:tcPr>
           <w:p>
@@ -6968,6 +8138,16 @@
       <w:szCs w:val="18"/>
     </w:rPr>
   </w:style>
+  <w:style w:type="paragraph" w:styleId="BlockQuotation">
+    <w:name w:val="Block Quotation"/>
+    <w:basedOn w:val="Normal"/>
+    <w:qFormat/>
+    <w:pPr>
+      <w:spacing w:before="0" w:after="283"/>
+      <w:ind w:hanging="0" w:left="567" w:right="567"/>
+    </w:pPr>
+    <w:rPr/>
+  </w:style>
 </w:styles>
 </file>
 
